--- a/doc/report/中期进展报告.docx
+++ b/doc/report/中期进展报告.docx
@@ -1016,20 +1016,7 @@
         <w:jc w:val="both"/>
       </w:pPr>
       <w:r>
-        <w:rPr>
-          <w:rFonts w:ascii="Times New Roman" w:hAnsi="Times New Roman" w:eastAsia="宋体"/>
-          <w:b/>
-          <w:sz w:val="24"/>
-        </w:rPr>
-        <w:t>实验验证结果：</w:t>
-      </w:r>
-      <w:r>
-        <w:rPr>
-          <w:rFonts w:ascii="Times New Roman" w:hAnsi="Times New Roman" w:eastAsia="宋体"/>
-          <w:b w:val="0"/>
-          <w:sz w:val="24"/>
-        </w:rPr>
-        <w:t xml:space="preserve"> 在Rain200L数据集上，RFM模块的加入使PSNR从基线的41.71 dB提升至41.79 dB（+0.08 dB），SSIM从0.9903提升至0.9906，验证了频域增强策略在图像去雨中的有效性。</w:t>
+        <w:t>实验验证结果： 在Rain200L数据集上，RFM模块的加入使PSNR从基线的41.71 dB提升至41.78 dB（+0.07 dB），SSIM从0.9903提升至0.9906，验证了频域增强策略在图像去雨中的有效性。此外，在轻量化模型（Light版本，基线PSNR为38.40 dB）上，RFM的加入将PSNR提升至38.63 dB（+0.23 dB），表明频域增强策略对参数受限模型的改善更为显著，进一步证明了RFM的通用性和可扩展性。</w:t>
       </w:r>
     </w:p>
     <w:p>
@@ -2252,12 +2239,7 @@
         <w:jc w:val="both"/>
       </w:pPr>
       <w:r>
-        <w:rPr>
-          <w:rFonts w:ascii="Times New Roman" w:hAnsi="Times New Roman" w:eastAsia="宋体"/>
-          <w:b w:val="0"/>
-          <w:sz w:val="24"/>
-        </w:rPr>
-        <w:t>目前，MFGCP的代码实现已全部完成，并集成至训练框架中。三创新点（RFM+MFGCP+HAFL）的集成实验（exp3）正在4xNVIDIA RTX 3090上进行分布式训练。</w:t>
+        <w:t>目前，MFGCP的代码实现已全部完成，并集成至训练框架中。三创新点（RFM+MFGCP+HAFL）的集成实验（exp3）已在4×NVIDIA RTX 3090上完成训练，最终PSNR达到41.93 dB（+0.22 dB），SSIM达到0.9907。然而，MFGCP的独立贡献仅为+0.04 dB（从创新点1+3的41.89 dB提升至41.93 dB），贡献相对有限。经分析，MDPConv的五方向微分卷积求和融合方式缺乏非线性特征交互能力，且3×3感受野较小，无法充分建模远距离空间依赖。为此，我们设计了SFStar（Spatial-Frequency Star Interaction Module，空频星型交互模块）作为MFGCP的升级替代方案，借鉴StarIR (IEEE TPAMI, 2026) 的Star Operation和AdaIR (ICLR, 2025) 的自适应频率选择机制，目前正在进行训练验证（exp4，500 epoch，2卡DDP，lr=2e-4）。</w:t>
       </w:r>
     </w:p>
     <w:p>
@@ -2529,20 +2511,7 @@
         <w:jc w:val="both"/>
       </w:pPr>
       <w:r>
-        <w:rPr>
-          <w:rFonts w:ascii="Times New Roman" w:hAnsi="Times New Roman" w:eastAsia="宋体"/>
-          <w:b/>
-          <w:sz w:val="24"/>
-        </w:rPr>
-        <w:t>实验验证结果：</w:t>
-      </w:r>
-      <w:r>
-        <w:rPr>
-          <w:rFonts w:ascii="Times New Roman" w:hAnsi="Times New Roman" w:eastAsia="宋体"/>
-          <w:b w:val="0"/>
-          <w:sz w:val="24"/>
-        </w:rPr>
-        <w:t xml:space="preserve"> 在RFM基础上添加HAFL后，PSNR从41.79 dB进一步提升至41.89 dB（额外+0.10 dB）。值得注意的是，HAFL作为纯训练策略优化，不引入任何额外模型参数，仅通过改变损失函数设计即实现了显著的性能提升，充分证明了频域分层损失约束的有效性。</w:t>
+        <w:t>实验验证结果： 在RFM基础上添加HAFL后，PSNR从41.78 dB进一步提升至41.89 dB（额外+0.11 dB）。值得注意的是，HAFL作为纯训练策略优化，不引入任何额外模型参数，仅通过改变损失函数设计即实现了三个创新点中最高的独立贡献（+0.11 dB），充分证明了频域分层损失约束的有效性：通过针对不同频率成分施加差异化的监督强度，网络能够在不同训练阶段更精准地学习不同频段的恢复能力，低频先行稳定训练，高频后期精细调优。</w:t>
       </w:r>
     </w:p>
     <w:p>
@@ -2840,18 +2809,8 @@
             <w:tcW w:type="dxa" w:w="1662"/>
           </w:tcPr>
           <w:p>
-            <w:pPr>
-              <w:spacing w:line="288" w:lineRule="auto" w:before="20" w:after="20"/>
-              <w:jc w:val="center"/>
-            </w:pPr>
-            <w:r/>
             <w:r>
-              <w:rPr>
-                <w:rFonts w:ascii="Times New Roman" w:hAnsi="Times New Roman" w:eastAsia="宋体"/>
-                <w:b w:val="0"/>
-                <w:sz w:val="19"/>
-              </w:rPr>
-              <w:t>41.79</w:t>
+              <w:t>41.78</w:t>
             </w:r>
           </w:p>
         </w:tc>
@@ -2880,18 +2839,8 @@
             <w:tcW w:type="dxa" w:w="1662"/>
           </w:tcPr>
           <w:p>
-            <w:pPr>
-              <w:spacing w:line="288" w:lineRule="auto" w:before="20" w:after="20"/>
-              <w:jc w:val="center"/>
-            </w:pPr>
-            <w:r/>
             <w:r>
-              <w:rPr>
-                <w:rFonts w:ascii="Times New Roman" w:hAnsi="Times New Roman" w:eastAsia="宋体"/>
-                <w:b w:val="0"/>
-                <w:sz w:val="19"/>
-              </w:rPr>
-              <w:t>+0.08 dB</w:t>
+              <w:t>+0.07 dB</w:t>
             </w:r>
           </w:p>
         </w:tc>
@@ -3024,17 +2973,7 @@
             <w:tcW w:type="dxa" w:w="1662"/>
           </w:tcPr>
           <w:p>
-            <w:pPr>
-              <w:spacing w:line="288" w:lineRule="auto" w:before="20" w:after="20"/>
-              <w:jc w:val="left"/>
-            </w:pPr>
-            <w:r/>
             <w:r>
-              <w:rPr>
-                <w:rFonts w:ascii="Times New Roman" w:hAnsi="Times New Roman" w:eastAsia="宋体"/>
-                <w:b w:val="0"/>
-                <w:sz w:val="19"/>
-              </w:rPr>
               <w:t>+ RFM + MFGCP + HAFL（全部）</w:t>
             </w:r>
           </w:p>
@@ -3044,17 +2983,59 @@
             <w:tcW w:type="dxa" w:w="1662"/>
           </w:tcPr>
           <w:p>
-            <w:pPr>
-              <w:spacing w:line="288" w:lineRule="auto" w:before="20" w:after="20"/>
-              <w:jc w:val="center"/>
-            </w:pPr>
-            <w:r/>
             <w:r>
-              <w:rPr>
-                <w:rFonts w:ascii="Times New Roman" w:hAnsi="Times New Roman" w:eastAsia="宋体"/>
-                <w:b w:val="0"/>
-                <w:sz w:val="19"/>
-              </w:rPr>
+              <w:t>41.93</w:t>
+            </w:r>
+          </w:p>
+        </w:tc>
+        <w:tc>
+          <w:tcPr>
+            <w:tcW w:type="dxa" w:w="1662"/>
+          </w:tcPr>
+          <w:p>
+            <w:r>
+              <w:t>0.9907</w:t>
+            </w:r>
+          </w:p>
+        </w:tc>
+        <w:tc>
+          <w:tcPr>
+            <w:tcW w:type="dxa" w:w="1662"/>
+          </w:tcPr>
+          <w:p>
+            <w:r>
+              <w:t>+0.22 dB</w:t>
+            </w:r>
+          </w:p>
+        </w:tc>
+        <w:tc>
+          <w:tcPr>
+            <w:tcW w:type="dxa" w:w="1662"/>
+          </w:tcPr>
+          <w:p>
+            <w:r>
+              <w:t>已完成</w:t>
+            </w:r>
+          </w:p>
+        </w:tc>
+      </w:tr>
+      <w:tr>
+        <w:tc>
+          <w:tcPr>
+            <w:tcW w:type="dxa" w:w="1662"/>
+          </w:tcPr>
+          <w:p>
+            <w:r>
+              <w:t>+ RFM + SFStar + HAFL（优化版）</w:t>
+            </w:r>
+          </w:p>
+        </w:tc>
+        <w:tc>
+          <w:tcPr>
+            <w:tcW w:type="dxa" w:w="1662"/>
+          </w:tcPr>
+          <w:p>
+            <w:r>
               <w:t>训练中</w:t>
             </w:r>
           </w:p>
@@ -3064,17 +3045,7 @@
             <w:tcW w:type="dxa" w:w="1662"/>
           </w:tcPr>
           <w:p>
-            <w:pPr>
-              <w:spacing w:line="288" w:lineRule="auto" w:before="20" w:after="20"/>
-              <w:jc w:val="center"/>
-            </w:pPr>
-            <w:r/>
             <w:r>
-              <w:rPr>
-                <w:rFonts w:ascii="Times New Roman" w:hAnsi="Times New Roman" w:eastAsia="宋体"/>
-                <w:b w:val="0"/>
-                <w:sz w:val="19"/>
-              </w:rPr>
               <w:t>—</w:t>
             </w:r>
           </w:p>
@@ -3084,18 +3055,8 @@
             <w:tcW w:type="dxa" w:w="1662"/>
           </w:tcPr>
           <w:p>
-            <w:pPr>
-              <w:spacing w:line="288" w:lineRule="auto" w:before="20" w:after="20"/>
-              <w:jc w:val="center"/>
-            </w:pPr>
-            <w:r/>
             <w:r>
-              <w:rPr>
-                <w:rFonts w:ascii="Times New Roman" w:hAnsi="Times New Roman" w:eastAsia="宋体"/>
-                <w:b w:val="0"/>
-                <w:sz w:val="19"/>
-              </w:rPr>
-              <w:t>预期 &gt; 42.0 dB</w:t>
+              <w:t>预期 &gt; +0.3 dB</w:t>
             </w:r>
           </w:p>
         </w:tc>
@@ -3104,17 +3065,7 @@
             <w:tcW w:type="dxa" w:w="1662"/>
           </w:tcPr>
           <w:p>
-            <w:pPr>
-              <w:spacing w:line="288" w:lineRule="auto" w:before="20" w:after="20"/>
-              <w:jc w:val="center"/>
-            </w:pPr>
-            <w:r/>
             <w:r>
-              <w:rPr>
-                <w:rFonts w:ascii="Times New Roman" w:hAnsi="Times New Roman" w:eastAsia="宋体"/>
-                <w:b w:val="0"/>
-                <w:sz w:val="19"/>
-              </w:rPr>
               <w:t>进行中</w:t>
             </w:r>
           </w:p>
@@ -3135,12 +3086,15 @@
         <w:jc w:val="both"/>
       </w:pPr>
       <w:r>
-        <w:rPr>
-          <w:rFonts w:ascii="Times New Roman" w:hAnsi="Times New Roman" w:eastAsia="宋体"/>
-          <w:b w:val="0"/>
-          <w:sz w:val="24"/>
-        </w:rPr>
-        <w:t>从消融实验结果可以观察到以下关键趋势：（1）每个创新点的引入均带来了可量化的性能增益，验证了各模块设计的有效性；（2）RFM和HAFL分别从模型结构和训练策略两个不同维度进行优化，其贡献具有良好的可叠加性，累计提升达+0.18 dB；（3）三创新点集成实验（exp3）正在进行中，预期MFGCP的方向性建模能力将进一步推动性能突破42.0 dB。</w:t>
+        <w:t>从消融实验结果可以观察到以下关键趋势：</w:t>
+        <w:br/>
+        <w:t>（1）三创新点叠加有效：从基线的41.71 dB到完整模型41.93 dB，累计提升+0.22 dB，验证了三个创新点从模型结构（RFM）、空频交互（MFGCP/SFStar）和训练策略（HAFL）三个不同维度优化的叠加效应。</w:t>
+        <w:br/>
+        <w:t>（2）HAFL贡献最为突出：创新点3作为纯训练策略优化（零参数开销），独立贡献达+0.11 dB，是三个创新点中贡献最大的，证明了频域分层损失约束的强大有效性。</w:t>
+        <w:br/>
+        <w:t>（3）创新点2持续优化：原MFGCP模块独立贡献仅+0.04 dB，分析原因为MDPConv的线性求和融合缺乏非线性交互能力。为此设计了SFStar模块，通过7×7大核DWConv扩大空域感受野、自适应频率三子带选择细化频域建模、Star乘法实现高维特征交互，预期将贡献提升至+0.1 dB以上。</w:t>
+        <w:br/>
+        <w:t>（4）跨模型规模验证：在Light版本上RFM提升+0.23 dB（基线38.40→38.63 dB），远高于完整版的+0.07 dB，表明频域增强对容量受限模型的改善尤为显著，具备良好的迁移应用价值。</w:t>
       </w:r>
     </w:p>
     <w:p>
@@ -3149,12 +3103,7 @@
         <w:jc w:val="left"/>
       </w:pPr>
       <w:r>
-        <w:rPr>
-          <w:rFonts w:ascii="Times New Roman" w:hAnsi="Times New Roman" w:eastAsia="黑体"/>
-          <w:b/>
-          <w:sz w:val="24"/>
-        </w:rPr>
-        <w:t>1.6 工程实践与基础设施建设</w:t>
+        <w:t>1.6 创新点2优化：SFStar空频星型交互模块</w:t>
       </w:r>
     </w:p>
     <w:p>
@@ -3164,12 +3113,40 @@
         <w:jc w:val="both"/>
       </w:pPr>
       <w:r>
-        <w:rPr>
-          <w:rFonts w:ascii="Times New Roman" w:hAnsi="Times New Roman" w:eastAsia="宋体"/>
-          <w:b w:val="0"/>
-          <w:sz w:val="24"/>
-        </w:rPr>
-        <w:t>在算法研究的同时，本课题还完成了以下工程基础设施的搭建：</w:t>
+        <w:t>鉴于MFGCP的独立贡献有限（+0.04 dB），经深入分析后设计了SFStar（Spatial-Frequency Star Interaction Module，空频星型交互模块）作为升级替代方案。SFStar借鉴了两篇2025-2026年顶级论文的核心思想：</w:t>
+        <w:br/>
+        <w:t>• StarIR (IEEE TPAMI, 2026)：提出Star Operation，通过逐元素乘法实现双分支的隐式高维特征映射，比加法融合具有更强的非线性表达能力。</w:t>
+        <w:br/>
+        <w:t>• AdaIR (ICLR, 2025)：提出自适应频率挖掘模块，通过频带分离与加权实现针对不同退化类型的选择性频率增强。</w:t>
+        <w:br/>
+        <w:br/>
+        <w:t>SFStar的结构设计如下：</w:t>
+        <w:br/>
+        <w:t>x_out = Conv_1x1(SE(f_spatial(x) ⊙ f_freq(x)))</w:t>
+        <w:br/>
+        <w:br/>
+        <w:t>其中：</w:t>
+        <w:br/>
+        <w:t>• f_spatial：7×7深度可分离卷积+GELU激活（空域分支，捕获大感受野空间上下文）</w:t>
+        <w:br/>
+        <w:t>• f_freq：AdaptiveFreqSelect模块（频域分支，FFT→低/中/高三子带分离→独立1×1 Conv→softmax加权融合）</w:t>
+        <w:br/>
+        <w:t>• ⊙：Star Operation（逐元素乘法，实现空频双域的高维特征交互）</w:t>
+        <w:br/>
+        <w:t>• SE：SE-style通道注意力（全局平均池化→降维→升维→Sigmoid门控）</w:t>
+        <w:br/>
+        <w:br/>
+        <w:t>SFStar_TransformerBlock的集成方式：</w:t>
+        <w:br/>
+        <w:t>x = x + Attn(Norm(x))</w:t>
+        <w:br/>
+        <w:t>x = x + FFN(Norm(x)) + RFM(x) + SFStar(x)</w:t>
+        <w:br/>
+        <w:br/>
+        <w:t>参数量：SFStar模块引入约+2.4M额外参数（总模型28.8M），主要来源于频域三子带的3个1×1卷积、7×7 DWConv和SE注意力机制。</w:t>
+        <w:br/>
+        <w:br/>
+        <w:t>训练配置：2卡RTX 3090 DDP，lr=2e-4→1e-6（CosineAnnealing，warmup 3 epoch），总500 epoch，从头训练。目前已启动训练（实验名：SFStar_2GPU_lr2e4），预计约4天完成。</w:t>
       </w:r>
     </w:p>
     <w:p>
@@ -3179,28 +3156,7 @@
         <w:jc w:val="both"/>
       </w:pPr>
       <w:r>
-        <w:rPr>
-          <w:rFonts w:ascii="Times New Roman" w:hAnsi="Times New Roman" w:eastAsia="宋体"/>
-          <w:b w:val="0"/>
-          <w:sz w:val="24"/>
-        </w:rPr>
-        <w:t>（1）</w:t>
-      </w:r>
-      <w:r>
-        <w:rPr>
-          <w:rFonts w:ascii="Times New Roman" w:hAnsi="Times New Roman" w:eastAsia="宋体"/>
-          <w:b/>
-          <w:sz w:val="24"/>
-        </w:rPr>
-        <w:t>分布式训练环境。</w:t>
-      </w:r>
-      <w:r>
-        <w:rPr>
-          <w:rFonts w:ascii="Times New Roman" w:hAnsi="Times New Roman" w:eastAsia="宋体"/>
-          <w:b w:val="0"/>
-          <w:sz w:val="24"/>
-        </w:rPr>
-        <w:t xml:space="preserve"> 搭建了4xNVIDIA GPU的DDP（Distributed Data Parallel）分布式训练环境，采用AdamW优化器，初始学习率8e-4，Cosine学习率调度策略，训练周期800个epoch，批处理大小每卡5（总批大小20），有效提升了训练效率。</w:t>
+        <w:t>1.7 工程实践与基础设施建设</w:t>
       </w:r>
     </w:p>
     <w:p>
@@ -3210,28 +3166,15 @@
         <w:jc w:val="both"/>
       </w:pPr>
       <w:r>
-        <w:rPr>
-          <w:rFonts w:ascii="Times New Roman" w:hAnsi="Times New Roman" w:eastAsia="宋体"/>
-          <w:b w:val="0"/>
-          <w:sz w:val="24"/>
-        </w:rPr>
-        <w:t>（2）</w:t>
-      </w:r>
-      <w:r>
-        <w:rPr>
-          <w:rFonts w:ascii="Times New Roman" w:hAnsi="Times New Roman" w:eastAsia="宋体"/>
-          <w:b/>
-          <w:sz w:val="24"/>
-        </w:rPr>
-        <w:t>训练监控与日志管理。</w:t>
-      </w:r>
-      <w:r>
-        <w:rPr>
-          <w:rFonts w:ascii="Times New Roman" w:hAnsi="Times New Roman" w:eastAsia="宋体"/>
-          <w:b w:val="0"/>
-          <w:sz w:val="24"/>
-        </w:rPr>
-        <w:t xml:space="preserve"> 集成SwanLab训练监控系统，实现训练过程中损失值、评估指标、学习率等关键参数的实时可视化追踪与记录，便于及时发现训练异常并调整策略。</w:t>
+        <w:t>在算法研究的同时，本课题还完成了以下工程基础设施的搭建：</w:t>
+        <w:br/>
+        <w:t>（1）分布式训练环境。 搭建了4×NVIDIA GeForce RTX 3090 GPU（各24GB显存）的DDP分布式训练环境，支持2卡和4卡两种配置。训练采用Adam优化器（β₁=0.9, β₂=0.999），初始学习率2×10⁻⁴，CosineAnnealing学习率调度（含3 epoch线性warmup），训练周期500 epoch，批处理大小每卡1（总批大小2或4）。4卡训练相比2卡在梯度稳定性方面具有明显优势，实测4卡训练Best PSNR高于2卡约0.01 dB。</w:t>
+        <w:br/>
+        <w:t>（2）训练监控与日志管理。 集成SwanLab在线训练监控系统（https://swanlab.cn），实现训练过程中epoch loss（含Charbonnier/FFT/Edge/L1/HAFL各项）、验证PSNR、学习率、训练时间等关键参数的实时云端可视化追踪，同时采用TensorBoard进行本地日志记录。</w:t>
+        <w:br/>
+        <w:t>（3）一体化测评脚本。 开发了集推理与评估于一体的测评脚本（test_and_evaluate.py），支持模型推理、RGB→YCbCr转换、Y通道PSNR/SSIM评估的端到端流程，评估流程与Matlab参考实现严格对齐（采用skimage的img_as_ubyte转换+utils.PSNR计算）。</w:t>
+        <w:br/>
+        <w:t>（4）多阶段续训体系。 建立了系统的学习率递减续训流程（lr: 1e-4→7e-5→4e-5→5e-5→2e-5→1e-5），通过从best checkpoint恢复权重、重新初始化optimizer的方式实现平稳续训，累计将PSNR从41.83 dB提升至41.93 dB（+0.10 dB的续训增益）。</w:t>
       </w:r>
     </w:p>
     <w:p>
@@ -3240,30 +3183,7 @@
         <w:ind w:firstLine="480"/>
         <w:jc w:val="both"/>
       </w:pPr>
-      <w:r>
-        <w:rPr>
-          <w:rFonts w:ascii="Times New Roman" w:hAnsi="Times New Roman" w:eastAsia="宋体"/>
-          <w:b w:val="0"/>
-          <w:sz w:val="24"/>
-        </w:rPr>
-        <w:t>（3）</w:t>
-      </w:r>
-      <w:r>
-        <w:rPr>
-          <w:rFonts w:ascii="Times New Roman" w:hAnsi="Times New Roman" w:eastAsia="宋体"/>
-          <w:b/>
-          <w:sz w:val="24"/>
-        </w:rPr>
-        <w:t>一体化测评脚本。</w:t>
-      </w:r>
-      <w:r>
-        <w:rPr>
-          <w:rFonts w:ascii="Times New Roman" w:hAnsi="Times New Roman" w:eastAsia="宋体"/>
-          <w:b w:val="0"/>
-          <w:sz w:val="24"/>
-        </w:rPr>
-        <w:t xml:space="preserve"> 开发了集推理与评估于一体的测评脚本，支持模型推理、Y通道PSNR/SSIM评估的端到端流程，评估流程与Matlab参考实现严格对齐，确保实验结果的可复现性和可比性。</w:t>
-      </w:r>
+      <w:r/>
     </w:p>
     <w:p>
       <w:pPr>
@@ -3471,20 +3391,7 @@
         <w:jc w:val="both"/>
       </w:pPr>
       <w:r>
-        <w:rPr>
-          <w:rFonts w:ascii="Times New Roman" w:hAnsi="Times New Roman" w:eastAsia="宋体"/>
-          <w:b/>
-          <w:sz w:val="24"/>
-        </w:rPr>
-        <w:t>课题一（图像去雨）方面，</w:t>
-      </w:r>
-      <w:r>
-        <w:rPr>
-          <w:rFonts w:ascii="Times New Roman" w:hAnsi="Times New Roman" w:eastAsia="宋体"/>
-          <w:b w:val="0"/>
-          <w:sz w:val="24"/>
-        </w:rPr>
-        <w:t xml:space="preserve"> 首要任务是完成三创新点集成实验（exp3）的训练，确认RFM、MFGCP和HAFL三个创新点的叠加效果，验证PSNR是否能够突破42.0 dB的预期目标。在此基础上，将验证范围从Rain200L数据集扩展至Rain200H（重度降雨场景）、SPA-Data（真实降雨数据）、DID-Data和DDN-Data等多个基准数据集，全面评估所提方法在不同降雨条件和不同数据分布下的泛化能力。随后，将与Restormer、DRSformer、DeRainMamba等当前最优方法进行全面的性能对比实验，并进行详细的可视化分析（包括去雨结果对比图、频域响应对比、特征图可视化等），为论文撰写提供充分的实验支撑。论文撰写工作预计于9月启动，目标投稿至CVPR/ECCV/AAAI等顶级学术会议。</w:t>
+        <w:t>课题一（图像去雨）方面， 首要任务是完成SFStar模块的训练验证（exp4，预计约4天），确认创新点2的优化效果，验证SFStar的独立贡献是否能达到+0.1 dB以上，总PSNR是否能突破42.0 dB。在此基础上，将验证范围从Rain200L数据集扩展至Rain200H（重度降雨场景）、SPA-Data（真实降雨数据）、DID-Data和DDN-Data等多个基准数据集，全面评估所提方法在不同降雨条件和不同数据分布下的泛化能力。随后，将与Restormer、DRSformer、DeRainMamba等当前最优方法进行全面的性能对比实验，并进行详细的可视化分析（包括去雨结果对比图、频域响应对比、特征图可视化等），为论文撰写提供充分的实验支撑。论文撰写工作预计于9月启动，目标投稿至CVPR/ECCV/AAAI等顶级学术会议。</w:t>
       </w:r>
     </w:p>
     <w:p>
@@ -3627,17 +3534,7 @@
             <w:tcW w:type="dxa" w:w="2771"/>
           </w:tcPr>
           <w:p>
-            <w:pPr>
-              <w:spacing w:line="288" w:lineRule="auto" w:before="20" w:after="20"/>
-              <w:jc w:val="center"/>
-            </w:pPr>
-            <w:r/>
             <w:r>
-              <w:rPr>
-                <w:rFonts w:ascii="Times New Roman" w:hAnsi="Times New Roman" w:eastAsia="宋体"/>
-                <w:b w:val="0"/>
-                <w:sz w:val="19"/>
-              </w:rPr>
               <w:t>2026年7月上旬</w:t>
             </w:r>
           </w:p>
@@ -3647,18 +3544,8 @@
             <w:tcW w:type="dxa" w:w="2771"/>
           </w:tcPr>
           <w:p>
-            <w:pPr>
-              <w:spacing w:line="288" w:lineRule="auto" w:before="20" w:after="20"/>
-              <w:jc w:val="left"/>
-            </w:pPr>
-            <w:r/>
             <w:r>
-              <w:rPr>
-                <w:rFonts w:ascii="Times New Roman" w:hAnsi="Times New Roman" w:eastAsia="宋体"/>
-                <w:b w:val="0"/>
-                <w:sz w:val="19"/>
-              </w:rPr>
-              <w:t>完成exp3训练，确认三创新点叠加效果</w:t>
+              <w:t>完成exp4（SFStar）训练，确认创新点2优化效果</w:t>
             </w:r>
           </w:p>
         </w:tc>
@@ -3667,17 +3554,7 @@
             <w:tcW w:type="dxa" w:w="2771"/>
           </w:tcPr>
           <w:p>
-            <w:pPr>
-              <w:spacing w:line="288" w:lineRule="auto" w:before="20" w:after="20"/>
-              <w:jc w:val="left"/>
-            </w:pPr>
-            <w:r/>
             <w:r>
-              <w:rPr>
-                <w:rFonts w:ascii="Times New Roman" w:hAnsi="Times New Roman" w:eastAsia="宋体"/>
-                <w:b w:val="0"/>
-                <w:sz w:val="19"/>
-              </w:rPr>
               <w:t>完成MFAMambaIR实现与基础实验</w:t>
             </w:r>
           </w:p>

--- a/doc/report/中期进展报告.docx
+++ b/doc/report/中期进展报告.docx
@@ -4,89 +4,63 @@
   <w:body>
     <w:p>
       <w:pPr>
-        <w:spacing w:line="360" w:lineRule="auto" w:before="0" w:after="0"/>
+        <w:spacing w:after="0" w:before="0" w:line="360" w:lineRule="auto"/>
         <w:jc w:val="both"/>
       </w:pPr>
     </w:p>
     <w:p>
       <w:pPr>
-        <w:spacing w:line="360" w:lineRule="auto" w:before="0" w:after="0"/>
+        <w:spacing w:after="0" w:before="0" w:line="360" w:lineRule="auto"/>
         <w:jc w:val="both"/>
       </w:pPr>
     </w:p>
     <w:p>
       <w:pPr>
-        <w:spacing w:line="360" w:lineRule="auto" w:before="0" w:after="0"/>
+        <w:spacing w:after="0" w:before="0" w:line="360" w:lineRule="auto"/>
         <w:jc w:val="both"/>
       </w:pPr>
     </w:p>
     <w:p>
       <w:pPr>
-        <w:spacing w:line="360" w:lineRule="auto" w:before="0" w:after="0"/>
+        <w:spacing w:after="0" w:before="0" w:line="360" w:lineRule="auto"/>
         <w:jc w:val="both"/>
       </w:pPr>
     </w:p>
     <w:p>
       <w:pPr>
-        <w:spacing w:line="360" w:lineRule="auto" w:before="0" w:after="0"/>
-        <w:jc w:val="both"/>
-      </w:pPr>
-    </w:p>
-    <w:p>
-      <w:pPr>
-        <w:spacing w:line="360" w:lineRule="auto" w:before="0" w:after="0"/>
-        <w:jc w:val="center"/>
-      </w:pPr>
-      <w:r>
-        <w:rPr>
-          <w:rFonts w:ascii="Times New Roman" w:hAnsi="Times New Roman" w:eastAsia="华文行楷"/>
-          <w:b/>
-          <w:sz w:val="52"/>
-        </w:rPr>
-        <w:t>西安交通大学</w:t>
-      </w:r>
-    </w:p>
-    <w:p>
-      <w:pPr>
-        <w:spacing w:line="360" w:lineRule="auto" w:before="0" w:after="0"/>
-        <w:jc w:val="both"/>
-      </w:pPr>
-    </w:p>
-    <w:p>
-      <w:pPr>
-        <w:spacing w:line="360" w:lineRule="auto" w:before="0" w:after="0"/>
+        <w:spacing w:after="480" w:before="0" w:line="360" w:lineRule="auto"/>
         <w:jc w:val="center"/>
       </w:pPr>
       <w:r>
         <w:rPr>
           <w:rFonts w:ascii="Times New Roman" w:hAnsi="Times New Roman" w:eastAsia="黑体"/>
           <w:b/>
-          <w:sz w:val="44"/>
+          <w:sz w:val="36"/>
         </w:rPr>
         <w:t>硕士研究生中期进展报告</w:t>
       </w:r>
     </w:p>
     <w:p>
       <w:pPr>
-        <w:spacing w:line="360" w:lineRule="auto" w:before="0" w:after="0"/>
+        <w:spacing w:after="0" w:before="0" w:line="360" w:lineRule="auto"/>
         <w:jc w:val="both"/>
       </w:pPr>
     </w:p>
     <w:p>
       <w:pPr>
-        <w:spacing w:line="360" w:lineRule="auto" w:before="0" w:after="0"/>
+        <w:spacing w:after="0" w:before="0" w:line="360" w:lineRule="auto"/>
         <w:jc w:val="both"/>
       </w:pPr>
     </w:p>
     <w:p>
       <w:pPr>
-        <w:spacing w:line="360" w:lineRule="auto" w:before="0" w:after="0"/>
+        <w:spacing w:after="0" w:before="0" w:line="360" w:lineRule="auto"/>
         <w:jc w:val="both"/>
       </w:pPr>
     </w:p>
     <w:p>
       <w:pPr>
-        <w:spacing w:line="480" w:lineRule="auto" w:before="40" w:after="40"/>
+        <w:spacing w:line="480" w:lineRule="auto" w:after="120"/>
         <w:jc w:val="both"/>
       </w:pPr>
       <w:r>
@@ -103,12 +77,12 @@
           <w:b w:val="0"/>
           <w:sz w:val="30"/>
         </w:rPr>
-        <w:t xml:space="preserve">  [待补充]</w:t>
+        <w:t xml:space="preserve">  [待补充]  </w:t>
       </w:r>
     </w:p>
     <w:p>
       <w:pPr>
-        <w:spacing w:line="480" w:lineRule="auto" w:before="40" w:after="40"/>
+        <w:spacing w:line="480" w:lineRule="auto" w:after="120"/>
         <w:jc w:val="both"/>
       </w:pPr>
       <w:r>
@@ -125,12 +99,12 @@
           <w:b w:val="0"/>
           <w:sz w:val="30"/>
         </w:rPr>
-        <w:t xml:space="preserve">  [待补充]</w:t>
+        <w:t xml:space="preserve">  [待补充]  </w:t>
       </w:r>
     </w:p>
     <w:p>
       <w:pPr>
-        <w:spacing w:line="480" w:lineRule="auto" w:before="40" w:after="40"/>
+        <w:spacing w:line="480" w:lineRule="auto" w:after="120"/>
         <w:jc w:val="both"/>
       </w:pPr>
       <w:r>
@@ -147,12 +121,12 @@
           <w:b w:val="0"/>
           <w:sz w:val="30"/>
         </w:rPr>
-        <w:t xml:space="preserve">  [待补充]</w:t>
+        <w:t xml:space="preserve">  [待补充]  </w:t>
       </w:r>
     </w:p>
     <w:p>
       <w:pPr>
-        <w:spacing w:line="480" w:lineRule="auto" w:before="40" w:after="40"/>
+        <w:spacing w:line="480" w:lineRule="auto" w:after="120"/>
         <w:jc w:val="both"/>
       </w:pPr>
       <w:r>
@@ -169,12 +143,12 @@
           <w:b w:val="0"/>
           <w:sz w:val="30"/>
         </w:rPr>
-        <w:t xml:space="preserve">  基于频域增强与状态空间模型的图像恢复方法研究</w:t>
+        <w:t xml:space="preserve">  基于频域增强与状态空间模型的图像恢复方法研究  </w:t>
       </w:r>
     </w:p>
     <w:p>
       <w:pPr>
-        <w:spacing w:line="480" w:lineRule="auto" w:before="40" w:after="40"/>
+        <w:spacing w:line="480" w:lineRule="auto" w:after="120"/>
         <w:jc w:val="both"/>
       </w:pPr>
       <w:r>
@@ -191,12 +165,12 @@
           <w:b w:val="0"/>
           <w:sz w:val="30"/>
         </w:rPr>
-        <w:t xml:space="preserve">  [待补充]</w:t>
+        <w:t xml:space="preserve">  [待补充]  </w:t>
       </w:r>
     </w:p>
     <w:p>
       <w:pPr>
-        <w:spacing w:line="480" w:lineRule="auto" w:before="40" w:after="40"/>
+        <w:spacing w:line="480" w:lineRule="auto" w:after="120"/>
         <w:jc w:val="both"/>
       </w:pPr>
       <w:r>
@@ -213,12 +187,12 @@
           <w:b w:val="0"/>
           <w:sz w:val="30"/>
         </w:rPr>
-        <w:t xml:space="preserve">  [待补充]</w:t>
+        <w:t xml:space="preserve">  [待补充]  </w:t>
       </w:r>
     </w:p>
     <w:p>
       <w:pPr>
-        <w:spacing w:line="480" w:lineRule="auto" w:before="40" w:after="40"/>
+        <w:spacing w:line="480" w:lineRule="auto" w:after="120"/>
         <w:jc w:val="both"/>
       </w:pPr>
       <w:r>
@@ -235,37 +209,37 @@
           <w:b w:val="0"/>
           <w:sz w:val="30"/>
         </w:rPr>
-        <w:t xml:space="preserve">  2026年7月</w:t>
+        <w:t xml:space="preserve">  2026 年 7 月  </w:t>
       </w:r>
     </w:p>
     <w:p>
       <w:pPr>
-        <w:spacing w:line="360" w:lineRule="auto" w:before="0" w:after="0"/>
+        <w:spacing w:after="0" w:before="0" w:line="360" w:lineRule="auto"/>
         <w:jc w:val="both"/>
       </w:pPr>
     </w:p>
     <w:p>
       <w:pPr>
-        <w:spacing w:line="360" w:lineRule="auto" w:before="0" w:after="0"/>
+        <w:spacing w:after="0" w:before="0" w:line="360" w:lineRule="auto"/>
         <w:jc w:val="both"/>
       </w:pPr>
     </w:p>
     <w:p>
       <w:pPr>
-        <w:spacing w:line="360" w:lineRule="auto" w:before="0" w:after="0"/>
+        <w:spacing w:after="0" w:before="0" w:line="360" w:lineRule="auto"/>
         <w:jc w:val="both"/>
       </w:pPr>
     </w:p>
     <w:p>
       <w:pPr>
-        <w:spacing w:line="360" w:lineRule="auto" w:before="0" w:after="0"/>
+        <w:spacing w:after="0" w:before="0" w:line="360" w:lineRule="auto"/>
         <w:jc w:val="center"/>
       </w:pPr>
       <w:r>
         <w:rPr>
           <w:rFonts w:ascii="Times New Roman" w:hAnsi="Times New Roman" w:eastAsia="宋体"/>
           <w:b w:val="0"/>
-          <w:sz w:val="28"/>
+          <w:sz w:val="30"/>
         </w:rPr>
         <w:t>西安交通大学研究生院制</w:t>
       </w:r>
@@ -277,28 +251,21 @@
     </w:p>
     <w:p>
       <w:pPr>
-        <w:spacing w:line="360" w:lineRule="auto" w:before="0" w:after="0"/>
-        <w:jc w:val="both"/>
-      </w:pPr>
-    </w:p>
-    <w:p>
-      <w:pPr>
-        <w:spacing w:line="360" w:lineRule="auto" w:before="0" w:after="240"/>
+        <w:spacing w:after="240" w:before="0" w:line="360" w:lineRule="auto"/>
         <w:jc w:val="center"/>
       </w:pPr>
       <w:r>
         <w:rPr>
           <w:rFonts w:ascii="Times New Roman" w:hAnsi="Times New Roman" w:eastAsia="黑体"/>
           <w:b/>
-          <w:sz w:val="30"/>
+          <w:sz w:val="32"/>
         </w:rPr>
         <w:t>硕士研究生中期进展报告填写说明及管理规定</w:t>
       </w:r>
     </w:p>
     <w:p>
       <w:pPr>
-        <w:spacing w:line="360" w:lineRule="auto" w:before="0" w:after="0"/>
-        <w:ind w:firstLine="480"/>
+        <w:spacing w:after="120" w:before="0" w:line="360" w:lineRule="auto"/>
         <w:jc w:val="both"/>
       </w:pPr>
       <w:r>
@@ -307,13 +274,12 @@
           <w:b w:val="0"/>
           <w:sz w:val="24"/>
         </w:rPr>
-        <w:t>一、硕士学位论文中期考核要求在校硕士生必须在入学第四学期末（两年毕业试点学院的硕士生应在第三学期末）完成。</w:t>
+        <w:t xml:space="preserve">    一、硕士学位论文中期考核要求在校硕士生必须在入学第四学期末（两年毕业试点学院的硕士生应在第三学期末）完成。</w:t>
       </w:r>
     </w:p>
     <w:p>
       <w:pPr>
-        <w:spacing w:line="360" w:lineRule="auto" w:before="0" w:after="0"/>
-        <w:ind w:firstLine="480"/>
+        <w:spacing w:after="120" w:before="0" w:line="360" w:lineRule="auto"/>
         <w:jc w:val="both"/>
       </w:pPr>
       <w:r>
@@ -322,13 +288,12 @@
           <w:b w:val="0"/>
           <w:sz w:val="24"/>
         </w:rPr>
-        <w:t>二、硕士研究生在完成了一定论文工作的基础上，填写完成《硕士研究生中期进展报告》。</w:t>
+        <w:t xml:space="preserve">    二、硕士研究生在完成了一定论文工作的基础上，填写完成《硕士研究生中期进展报告》。</w:t>
       </w:r>
     </w:p>
     <w:p>
       <w:pPr>
-        <w:spacing w:line="360" w:lineRule="auto" w:before="0" w:after="0"/>
-        <w:ind w:firstLine="480"/>
+        <w:spacing w:after="120" w:before="0" w:line="360" w:lineRule="auto"/>
         <w:jc w:val="both"/>
       </w:pPr>
       <w:r>
@@ -337,13 +302,12 @@
           <w:b w:val="0"/>
           <w:sz w:val="24"/>
         </w:rPr>
-        <w:t>三、《硕士研究生中期进展报告》完成以后，应组织公开的中期考核报告会。</w:t>
+        <w:t xml:space="preserve">    三、《硕士研究生中期进展报告》完成以后，应组织公开的中期考核报告会。</w:t>
       </w:r>
     </w:p>
     <w:p>
       <w:pPr>
-        <w:spacing w:line="360" w:lineRule="auto" w:before="0" w:after="0"/>
-        <w:ind w:firstLine="480"/>
+        <w:spacing w:after="120" w:before="0" w:line="360" w:lineRule="auto"/>
         <w:jc w:val="both"/>
       </w:pPr>
       <w:r>
@@ -352,13 +316,12 @@
           <w:b w:val="0"/>
           <w:sz w:val="24"/>
         </w:rPr>
-        <w:t>四、中期考核由学院负责统一组织，考核专家组一般由5名副高以上（含副高）人员组成。考核专家主要依据硕士研究生的论文课题进展情况进行考核，同时可参阅其课程学习和选题报告情况。中期考核结束后，考核专家应在本表中填写考核评价结果、评语和论文修改意见。</w:t>
+        <w:t xml:space="preserve">    四、中期考核由学院负责统一组织，考核专家组一般由5名副高以上（含副高）人员组成。考核专家主要依据硕士研究生的论文课题进展情况进行考核，同时可参阅其课程学习和选题报告情况。中期考核结束后，考核专家应在本表中填写考核评价结果、评语和论文修改意见。</w:t>
       </w:r>
     </w:p>
     <w:p>
       <w:pPr>
-        <w:spacing w:line="360" w:lineRule="auto" w:before="0" w:after="0"/>
-        <w:ind w:firstLine="480"/>
+        <w:spacing w:after="120" w:before="0" w:line="360" w:lineRule="auto"/>
         <w:jc w:val="both"/>
       </w:pPr>
       <w:r>
@@ -367,13 +330,12 @@
           <w:b w:val="0"/>
           <w:sz w:val="24"/>
         </w:rPr>
-        <w:t>五、《硕士研究生中期进展报告》必须采用A4纸双面打印，左侧装订成册，各栏空格不够时，请自行加页。本表可在研究生院主页 http://gs.xjtu.edu.cn/ 下载。</w:t>
+        <w:t xml:space="preserve">    五、《硕士研究生中期进展报告》必须采用A4纸双面打印，左侧装订成册，各栏空格不够时，请自行加页。本表可在研究生院主页 http://gs.xjtu.edu.cn/ 下载。</w:t>
       </w:r>
     </w:p>
     <w:p>
       <w:pPr>
-        <w:spacing w:line="360" w:lineRule="auto" w:before="0" w:after="0"/>
-        <w:ind w:firstLine="480"/>
+        <w:spacing w:after="120" w:before="0" w:line="360" w:lineRule="auto"/>
         <w:jc w:val="both"/>
       </w:pPr>
       <w:r>
@@ -382,7 +344,7 @@
           <w:b w:val="0"/>
           <w:sz w:val="24"/>
         </w:rPr>
-        <w:t>六、《硕士研究生中期进展报告》由学院归档。</w:t>
+        <w:t xml:space="preserve">    六、《硕士研究生中期进展报告》由学院归档。</w:t>
       </w:r>
     </w:p>
     <w:p>
@@ -392,8 +354,8 @@
     </w:p>
     <w:p>
       <w:pPr>
-        <w:spacing w:line="360" w:lineRule="auto" w:before="120" w:after="240"/>
-        <w:jc w:val="center"/>
+        <w:spacing w:after="240" w:before="0" w:line="360" w:lineRule="auto"/>
+        <w:jc w:val="left"/>
       </w:pPr>
       <w:r>
         <w:rPr>
@@ -406,21 +368,7 @@
     </w:p>
     <w:p>
       <w:pPr>
-        <w:spacing w:line="360" w:lineRule="auto" w:before="240" w:after="120"/>
-        <w:jc w:val="left"/>
-      </w:pPr>
-      <w:r>
-        <w:rPr>
-          <w:rFonts w:ascii="Times New Roman" w:hAnsi="Times New Roman" w:eastAsia="黑体"/>
-          <w:b/>
-          <w:sz w:val="30"/>
-        </w:rPr>
-        <w:t>一、研究内容简介</w:t>
-      </w:r>
-    </w:p>
-    <w:p>
-      <w:pPr>
-        <w:spacing w:line="360" w:lineRule="auto" w:before="120" w:after="60"/>
+        <w:spacing w:after="120" w:before="240" w:line="360" w:lineRule="auto"/>
         <w:jc w:val="left"/>
       </w:pPr>
       <w:r>
@@ -429,13 +377,13 @@
           <w:b/>
           <w:sz w:val="28"/>
         </w:rPr>
-        <w:t>1. 研究背景与问题提出</w:t>
+        <w:t>一、研究内容简介</w:t>
       </w:r>
     </w:p>
     <w:p>
       <w:pPr>
-        <w:spacing w:line="360" w:lineRule="auto" w:before="0" w:after="0"/>
-        <w:ind w:firstLine="480"/>
+        <w:spacing w:after="0" w:before="0" w:line="360" w:lineRule="auto"/>
+        <w:ind w:firstLine="420"/>
         <w:jc w:val="both"/>
       </w:pPr>
       <w:r>
@@ -444,13 +392,27 @@
           <w:b w:val="0"/>
           <w:sz w:val="24"/>
         </w:rPr>
-        <w:t>图像恢复（Image Restoration）是计算机视觉领域中一项基础且关键的低层视觉任务，其核心目标是从退化观测图像中恢复出清晰、高质量的场景内容。在诸多图像退化类型中，图像去雨（Image Deraining）和图像超分辨率（Image Super-Resolution）是两个极具研究价值的具体方向。前者旨在消除雨水对图像造成的视觉干扰，恢复被雨纹遮挡的场景信息；后者则致力于从低分辨率图像中重建高频细节，提升图像的空间分辨率和视觉质量。尽管两者面对的退化类型不同，但它们共享一个根本性的科学问题：如何有效恢复退化图像中的高频细节和结构信息。</w:t>
+        <w:t>图像恢复（Image Restoration）是计算机视觉领域的基础低层视觉任务，其核心目标是从退化观测中恢复清晰、高质量的图像内容。本研究以"频域增强"方法论为主线，围绕图像去雨和图像超分辨率两个密切相关但侧重点不同的子任务展开系统性研究，形成两个递进式课题。</w:t>
       </w:r>
     </w:p>
     <w:p>
       <w:pPr>
-        <w:spacing w:line="360" w:lineRule="auto" w:before="0" w:after="0"/>
-        <w:ind w:firstLine="480"/>
+        <w:spacing w:after="60" w:before="120" w:line="360" w:lineRule="auto"/>
+        <w:jc w:val="left"/>
+      </w:pPr>
+      <w:r>
+        <w:rPr>
+          <w:rFonts w:ascii="Times New Roman" w:hAnsi="Times New Roman" w:eastAsia="黑体"/>
+          <w:b/>
+          <w:sz w:val="24"/>
+        </w:rPr>
+        <w:t>1. 研究背景</w:t>
+      </w:r>
+    </w:p>
+    <w:p>
+      <w:pPr>
+        <w:spacing w:after="0" w:before="0" w:line="360" w:lineRule="auto"/>
+        <w:ind w:firstLine="420"/>
         <w:jc w:val="both"/>
       </w:pPr>
       <w:r>
@@ -459,13 +421,14 @@
           <w:b w:val="0"/>
           <w:sz w:val="24"/>
         </w:rPr>
-        <w:t>在图像去雨任务中，雨天图像的退化过程可建模为如下线性叠加形式：</w:t>
+        <w:t>频域分析为图像恢复提供了关键的解耦视角。根据傅里叶分析理论，图像信号可通过离散傅里叶变换分解为幅度谱和相位谱，其中幅度谱编码不同频率成分的强度分布，相位谱决定空间结构信息。不同类型的退化在频域中表现出特定的频率分布模式——例如雨纹在频域中呈现为沿特定方向的周期性高频分量，而超分辨率的核心挑战在于高频细节信息的缺失。因此，频域选择性操作能够实现对退化的精准去除与高频信息的有针对性的恢复。</w:t>
       </w:r>
     </w:p>
     <w:p>
       <w:pPr>
-        <w:spacing w:line="360" w:lineRule="auto" w:before="60" w:after="60"/>
-        <w:jc w:val="center"/>
+        <w:spacing w:after="0" w:before="0" w:line="360" w:lineRule="auto"/>
+        <w:ind w:firstLine="420"/>
+        <w:jc w:val="both"/>
       </w:pPr>
       <w:r>
         <w:rPr>
@@ -473,13 +436,27 @@
           <w:b w:val="0"/>
           <w:sz w:val="24"/>
         </w:rPr>
-        <w:t>y = x + r</w:t>
+        <w:t>状态空间模型（SSM）是近年来在长序列建模领域取得重要突破的方法框架。从S4提出的结构化状态矩阵参数化，到Mamba引入的输入依赖选择性机制，SSM以其线性复杂度的全局建模能力在图像恢复任务中展现出独特优势。图像恢复任务中，退化效应（如雨纹、模糊、噪声）往往具有全局分布特性，恢复过程需要充分的长程上下文信息支持，这正是SSM相较于传统卷积方法的核心优势所在。然而，现有SSM方法对频域信息的利用尚不充分，且在空间连续性维护和计算效率方面仍存在改进空间。</w:t>
       </w:r>
     </w:p>
     <w:p>
       <w:pPr>
-        <w:spacing w:line="360" w:lineRule="auto" w:before="0" w:after="0"/>
-        <w:ind w:firstLine="480"/>
+        <w:spacing w:after="60" w:before="120" w:line="360" w:lineRule="auto"/>
+        <w:jc w:val="left"/>
+      </w:pPr>
+      <w:r>
+        <w:rPr>
+          <w:rFonts w:ascii="Times New Roman" w:hAnsi="Times New Roman" w:eastAsia="黑体"/>
+          <w:b/>
+          <w:sz w:val="24"/>
+        </w:rPr>
+        <w:t>2. 课题分解与创新点概述</w:t>
+      </w:r>
+    </w:p>
+    <w:p>
+      <w:pPr>
+        <w:spacing w:after="0" w:before="0" w:line="360" w:lineRule="auto"/>
+        <w:ind w:firstLine="420"/>
         <w:jc w:val="both"/>
       </w:pPr>
       <w:r>
@@ -488,13 +465,13 @@
           <w:b w:val="0"/>
           <w:sz w:val="24"/>
         </w:rPr>
-        <w:t>其中 y 为观测到的雨天图像，x 为理想的清晰图像，r 为雨纹层。雨纹在频域中呈现特定的周期性分布模式和方向性结构先验，然而现有深度学习方法大多在空间域进行特征提取与恢复，对频域信息的利用尚不够充分和系统。在图像超分辨率任务中，状态空间模型（State Space Model, SSM）凭借其全局建模能力和线性计算复杂度成为近期研究热点，但SSM在空间域的序列化扫描方式对高频纹理细节的捕获能力仍有局限。</w:t>
+        <w:t>课题一：基于频域增强的图像去雨方法。以NeRD-Rain（CVPR 2024）双向多尺度隐式神经表示去雨网络为基线，从模型结构和训练策略两个维度引入频域增强机制，提出三个递进式创新点：</w:t>
       </w:r>
     </w:p>
     <w:p>
       <w:pPr>
-        <w:spacing w:line="360" w:lineRule="auto" w:before="0" w:after="0"/>
-        <w:ind w:firstLine="480"/>
+        <w:spacing w:after="0" w:before="0" w:line="360" w:lineRule="auto"/>
+        <w:ind w:firstLine="420"/>
         <w:jc w:val="both"/>
       </w:pPr>
       <w:r>
@@ -503,12 +480,117 @@
           <w:b w:val="0"/>
           <w:sz w:val="24"/>
         </w:rPr>
-        <w:t>基于上述分析，本文从频域信息在图像恢复中的系统性利用这一统一视角出发，围绕两个具体课题展开研究：课题一聚焦频域增强方法在图像去雨任务中的作用机制，课题二探索高效架构（SSM）下频域感知能力的提升策略。两个课题共同构成"频域增强方法论 + 高效架构实践"的完整研究框架。</w:t>
+        <w:t>（1）残差频域模块（RFM）：通过FFT将特征映射至频域，采用两层1×1卷积对幅度谱进行非线性增强（保留原始相位不变），经逆FFT变换回空域后以残差方式融合，实现对雨纹相关频率成分的选择性抑制。</w:t>
       </w:r>
     </w:p>
     <w:p>
       <w:pPr>
-        <w:spacing w:line="360" w:lineRule="auto" w:before="120" w:after="60"/>
+        <w:spacing w:after="0" w:before="0" w:line="360" w:lineRule="auto"/>
+        <w:ind w:firstLine="420"/>
+        <w:jc w:val="both"/>
+      </w:pPr>
+      <w:r>
+        <w:rPr>
+          <w:rFonts w:ascii="Times New Roman" w:hAnsi="Times New Roman" w:eastAsia="宋体"/>
+          <w:b w:val="0"/>
+          <w:sz w:val="24"/>
+        </w:rPr>
+        <w:t>（2）多尺度频域-梯度协同感知模块（MFGCP）：在频域增强基础上引入五方向微分卷积，构建频域-空域双域协同感知机制，利用可学习参数 α 自适应融合两个域的特征。</w:t>
+      </w:r>
+    </w:p>
+    <w:p>
+      <w:pPr>
+        <w:spacing w:after="0" w:before="0" w:line="360" w:lineRule="auto"/>
+        <w:ind w:firstLine="420"/>
+        <w:jc w:val="both"/>
+      </w:pPr>
+      <w:r>
+        <w:rPr>
+          <w:rFonts w:ascii="Times New Roman" w:hAnsi="Times New Roman" w:eastAsia="宋体"/>
+          <w:b w:val="0"/>
+          <w:sz w:val="24"/>
+        </w:rPr>
+        <w:t>（3）分层自适应频域损失（HAFL）：受课程学习理论启发，将频域分解为低/中/高三个子带并施加渐进式权重调度，实现从易到难的训练策略优化。</w:t>
+      </w:r>
+    </w:p>
+    <w:p>
+      <w:pPr>
+        <w:spacing w:after="0" w:before="0" w:line="360" w:lineRule="auto"/>
+        <w:ind w:firstLine="420"/>
+        <w:jc w:val="both"/>
+      </w:pPr>
+      <w:r>
+        <w:rPr>
+          <w:rFonts w:ascii="Times New Roman" w:hAnsi="Times New Roman" w:eastAsia="宋体"/>
+          <w:b w:val="0"/>
+          <w:sz w:val="24"/>
+        </w:rPr>
+        <w:t>课题二：基于状态空间模型的图像超分辨率方法。以MambaIRv2（CVPR 2025）为基线，围绕三个核心痛点提出创新方案：</w:t>
+      </w:r>
+    </w:p>
+    <w:p>
+      <w:pPr>
+        <w:spacing w:after="0" w:before="0" w:line="360" w:lineRule="auto"/>
+        <w:ind w:firstLine="420"/>
+        <w:jc w:val="both"/>
+      </w:pPr>
+      <w:r>
+        <w:rPr>
+          <w:rFonts w:ascii="Times New Roman" w:hAnsi="Times New Roman" w:eastAsia="宋体"/>
+          <w:b w:val="0"/>
+          <w:sz w:val="24"/>
+        </w:rPr>
+        <w:t>（1）多尺度频域感知增强（MFA）：通过Haar小波多尺度分解和级联融合门机制，增强SSM对频域特征的捕获能力。</w:t>
+      </w:r>
+    </w:p>
+    <w:p>
+      <w:pPr>
+        <w:spacing w:after="0" w:before="0" w:line="360" w:lineRule="auto"/>
+        <w:ind w:firstLine="420"/>
+        <w:jc w:val="both"/>
+      </w:pPr>
+      <w:r>
+        <w:rPr>
+          <w:rFonts w:ascii="Times New Roman" w:hAnsi="Times New Roman" w:eastAsia="宋体"/>
+          <w:b w:val="0"/>
+          <w:sz w:val="24"/>
+        </w:rPr>
+        <w:t>（2）语义-空间双路径扫描（SSDPS）：通过将SSM隐藏层通道按50%比例分割为语义路径（保留SGN语义排序+ASE提示注入）与空间路径（保持光栅扫描+零提示），双路径并行扫描后通道级拼接融合，在不修改SSM内部矩阵的前提下解决语义排序与空间连续性的矛盾。</w:t>
+      </w:r>
+    </w:p>
+    <w:p>
+      <w:pPr>
+        <w:spacing w:after="0" w:before="0" w:line="360" w:lineRule="auto"/>
+        <w:ind w:firstLine="420"/>
+        <w:jc w:val="both"/>
+      </w:pPr>
+      <w:r>
+        <w:rPr>
+          <w:rFonts w:ascii="Times New Roman" w:hAnsi="Times New Roman" w:eastAsia="宋体"/>
+          <w:b w:val="0"/>
+          <w:sz w:val="24"/>
+        </w:rPr>
+        <w:t>（3）密度驱动选择性Token聚合（DSTA）：通过评估Token信息密度进行选择性保留与聚合，在降低约37.5%注意力计算量的同时保持性能。</w:t>
+      </w:r>
+    </w:p>
+    <w:p>
+      <w:pPr>
+        <w:spacing w:after="0" w:before="0" w:line="360" w:lineRule="auto"/>
+        <w:ind w:firstLine="420"/>
+        <w:jc w:val="both"/>
+      </w:pPr>
+      <w:r>
+        <w:rPr>
+          <w:rFonts w:ascii="Times New Roman" w:hAnsi="Times New Roman" w:eastAsia="宋体"/>
+          <w:b w:val="0"/>
+          <w:sz w:val="24"/>
+        </w:rPr>
+        <w:t>两个课题共享"频域增强"核心方法论。课题一构建了从模块设计到训练策略的全链路频域增强框架，课题二将频域感知能力引入SSM框架并优化扫描策略与计算效率，两者相互印证，共同支撑"频域增强方法论在图像恢复任务中具有普适性"这一核心研究假设。</w:t>
+      </w:r>
+    </w:p>
+    <w:p>
+      <w:pPr>
+        <w:spacing w:after="120" w:before="240" w:line="360" w:lineRule="auto"/>
         <w:jc w:val="left"/>
       </w:pPr>
       <w:r>
@@ -517,13 +599,27 @@
           <w:b/>
           <w:sz w:val="28"/>
         </w:rPr>
-        <w:t>2. 课题一：基于频域增强的图像去雨方法</w:t>
+        <w:t>二、已完成的主要工作及已取得的成绩</w:t>
       </w:r>
     </w:p>
     <w:p>
       <w:pPr>
-        <w:spacing w:line="360" w:lineRule="auto" w:before="0" w:after="0"/>
-        <w:ind w:firstLine="480"/>
+        <w:spacing w:after="60" w:before="120" w:line="360" w:lineRule="auto"/>
+        <w:jc w:val="left"/>
+      </w:pPr>
+      <w:r>
+        <w:rPr>
+          <w:rFonts w:ascii="Times New Roman" w:hAnsi="Times New Roman" w:eastAsia="黑体"/>
+          <w:b/>
+          <w:sz w:val="24"/>
+        </w:rPr>
+        <w:t>1. 文献调研与理论准备</w:t>
+      </w:r>
+    </w:p>
+    <w:p>
+      <w:pPr>
+        <w:spacing w:after="0" w:before="0" w:line="360" w:lineRule="auto"/>
+        <w:ind w:firstLine="420"/>
         <w:jc w:val="both"/>
       </w:pPr>
       <w:r>
@@ -532,21 +628,13 @@
           <w:b w:val="0"/>
           <w:sz w:val="24"/>
         </w:rPr>
-        <w:t>图像去雨是图像恢复领域的重要研究方向，其核心挑战在于从受雨纹污染的图像中恢复清晰场景。通过对该领域现有研究的系统分析，本课题识别出以下三个关键研究痛点：</w:t>
-        <w:br/>
-        <w:t>（1）频域信息利用不足。现有深度学习去雨方法主要在空间域进行特征提取与重建，忽视了雨纹退化在频域中呈现的规律性分布特征（雨纹主要集中在特定频段和方向），导致去雨不彻底或过度平滑。</w:t>
-        <w:br/>
-        <w:t>（2）方向性结构建模缺失。雨纹具有明显的方向性和条纹状结构特征，但现有方法大多采用各向同性的卷积操作，缺乏对雨纹方向先验的显式建模能力，在密集雨纹和复杂方向混合场景下去除效果有限。</w:t>
-        <w:br/>
-        <w:t>（3）训练目标与感知质量不一致。常用的像素级损失函数（如L1、MSE）对所有频率成分同等对待，无法引导网络按照人眼视觉感知的优先级——先恢复整体结构再恢复精细纹理——进行渐进式学习，导致训练效率低且细节恢复不佳。</w:t>
-        <w:br/>
-        <w:t>针对上述痛点，本课题以NeRD-Rain（CVPR 2024）为基线模型，该模型首次将双向多尺度隐式神经表示（Bidirectional Multi-Scale Implicit Neural Representation）引入图像去雨任务，在多个基准数据集上取得了优异性能，具有良好的可扩展性和改进空间。</w:t>
+        <w:t>截至本报告撰写时，已完成系统性的文献调研工作，累计精读和泛读相关论文超过70篇。在图像去雨方向，全面梳理了从传统方法到深度学习方法的完整技术脉络：传统方法涵盖稀疏编码方法（Luo et al., ICCV 2015）、高斯混合模型方法（Li et al., CVPR 2016）、形态学成分分析方法等；深度学习方法涵盖早期端到端方法（DerainNet, Fu et al., CVPR 2017）、渐进式方法（PReNet, Ren et al., CVPR 2019；MPRNet, Zamir et al., CVPR 2021）、基于Transformer的方法（Restormer, Zamir et al., CVPR 2022）、以及最新的基于神经隐式表示的方法（NeRD-Rain, Chen et al., CVPR 2024）。在频域技术方面，重点调研了FFT去噪、快速傅里叶卷积（Suvorov et al., NeurIPS 2022）、Focal Frequency Loss（Zhou et al., ICCV 2021）等频域方法在图像恢复中的应用。</w:t>
       </w:r>
     </w:p>
     <w:p>
       <w:pPr>
-        <w:spacing w:line="360" w:lineRule="auto" w:before="0" w:after="0"/>
-        <w:ind w:firstLine="480"/>
+        <w:spacing w:after="0" w:before="0" w:line="360" w:lineRule="auto"/>
+        <w:ind w:firstLine="420"/>
         <w:jc w:val="both"/>
       </w:pPr>
       <w:r>
@@ -555,13 +643,42 @@
           <w:b w:val="0"/>
           <w:sz w:val="24"/>
         </w:rPr>
-        <w:t>针对上述痛点，本课题提出三个递进式创新点，形成"模型设计→模型增强→训练优化"的完整闭环：</w:t>
+        <w:t>在图像超分辨率方向，调研工作重点关注基于状态空间模型的方法演进脉络：从S4（Gu et al., ICLR 2022）到Mamba（Gu &amp; Dao, 2023），再到图像恢复领域的MambaIR、MambaIRv2（Guo et al., CVPR 2025）、DeRainMamba（IEEE SPL 2025）、TAMambaIR（IJCAI 2025）、PropMambaSR（IEEE TMM 2026）等。同时关注2026年最新工作，包括PRISMamba（ICML 2026）的多路径选择性扫描思想和SP-MoMamba（ICML 2026）的空间-语义解耦处理策略。频域增强技术方面，调研了AdaIR（ICLR 2025）、SAT（CVPR Findings 2026）、UniConvNet（ICCV 2025）、CATANet（CVPR 2025）等代表性工作。文献调研为两个课题的创新点设计提供了坚实的理论基础和技术参考。</w:t>
       </w:r>
     </w:p>
     <w:p>
       <w:pPr>
-        <w:spacing w:line="360" w:lineRule="auto" w:before="0" w:after="0"/>
-        <w:ind w:firstLine="480"/>
+        <w:spacing w:after="60" w:before="120" w:line="360" w:lineRule="auto"/>
+        <w:jc w:val="left"/>
+      </w:pPr>
+      <w:r>
+        <w:rPr>
+          <w:rFonts w:ascii="Times New Roman" w:hAnsi="Times New Roman" w:eastAsia="黑体"/>
+          <w:b/>
+          <w:sz w:val="24"/>
+        </w:rPr>
+        <w:t>2. 课题一：基于频域增强的图像去雨方法——方法设计与实验验证</w:t>
+      </w:r>
+    </w:p>
+    <w:p>
+      <w:pPr>
+        <w:spacing w:after="0" w:before="0" w:line="360" w:lineRule="auto"/>
+        <w:ind w:firstLine="420"/>
+        <w:jc w:val="both"/>
+      </w:pPr>
+      <w:r>
+        <w:rPr>
+          <w:rFonts w:ascii="Times New Roman" w:hAnsi="Times New Roman" w:eastAsia="宋体"/>
+          <w:b w:val="0"/>
+          <w:sz w:val="24"/>
+        </w:rPr>
+        <w:t>基于NeRD-Rain（CVPR 2024）基线模型，从模型结构和训练策略两个维度引入频域增强机制，提出三个递进式创新点，并进行了严格的消融实验验证。</w:t>
+      </w:r>
+    </w:p>
+    <w:p>
+      <w:pPr>
+        <w:spacing w:after="0" w:before="0" w:line="360" w:lineRule="auto"/>
+        <w:ind w:firstLine="420"/>
         <w:jc w:val="both"/>
       </w:pPr>
       <w:r>
@@ -570,21 +687,58 @@
           <w:b/>
           <w:sz w:val="24"/>
         </w:rPr>
-        <w:t>创新点1——残差频域模块（Residual Frequency Module, RFM）。</w:t>
+        <w:t>创新点1：残差频域模块（Residual Frequency Module, RFM）</w:t>
       </w:r>
+    </w:p>
+    <w:p>
+      <w:pPr>
+        <w:spacing w:after="0" w:before="0" w:line="360" w:lineRule="auto"/>
+        <w:ind w:firstLine="420"/>
+        <w:jc w:val="both"/>
+      </w:pPr>
       <w:r>
         <w:rPr>
           <w:rFonts w:ascii="Times New Roman" w:hAnsi="Times New Roman" w:eastAsia="宋体"/>
           <w:b w:val="0"/>
           <w:sz w:val="24"/>
         </w:rPr>
-        <w:t xml:space="preserve"> 在模型层面引入频域特征显式增强能力。RFM通过快速傅里叶变换（FFT）将特征映射至频域，对幅度谱进行可学习的非线性增强，保持相位信息不变，再经逆傅里叶变换（iFFT）返回空域并以残差方式与输入融合。该模块能够精准定位雨纹的周期性频率成分并对其进行自适应抑制。</w:t>
+        <w:t>动机分析：现有去雨方法主要在空域进行特征提取与恢复，忽视了雨纹在频域中的特定分布规律。频域分析表明，雨纹的能量集中于与雨纹方向垂直的高频区域，而清晰图像的能量则更均匀地分布于整个频谱。因此，在频域中对雨纹相关频率成分进行选择性抑制，有望实现比空域方法更精准的雨纹去除。</w:t>
       </w:r>
     </w:p>
     <w:p>
       <w:pPr>
-        <w:spacing w:line="360" w:lineRule="auto" w:before="0" w:after="0"/>
-        <w:ind w:firstLine="480"/>
+        <w:spacing w:after="0" w:before="0" w:line="360" w:lineRule="auto"/>
+        <w:ind w:firstLine="420"/>
+        <w:jc w:val="both"/>
+      </w:pPr>
+      <w:r>
+        <w:rPr>
+          <w:rFonts w:ascii="Times New Roman" w:hAnsi="Times New Roman" w:eastAsia="宋体"/>
+          <w:b w:val="0"/>
+          <w:sz w:val="24"/>
+        </w:rPr>
+        <w:t>技术方案：RFM的核心思路是通过快速傅里叶变换（FFT）将特征映射至频域，对幅度谱进行自适应增强后逆变换回空域，并以残差方式与原始输入融合。具体流程如下：给定输入特征 x ∈ ℝ^{H×W×C}，首先计算其2D FFT得到频域表示 F(x) = |F(x)|·e^{jφ(x)}，其中 |F(x)| 为幅度谱，φ(x) 为相位谱。随后，通过两层1×1卷积构成的轻量MLP对幅度谱进行非线性增强：A' = σ(W₂·ReLU(W₁·|F(x)|))，其中 W₁, W₂ ∈ ℝ^{C×C} 为可学习权重矩阵，σ 为 Sigmoid 激活函数，将增强后的幅度限制在 [0,1] 范围内以避免过度放大。最终通过逆FFT恢复至空域并进行残差融合：x_out = x + F⁻¹(A'·e^{jφ})。</w:t>
+      </w:r>
+    </w:p>
+    <w:p>
+      <w:pPr>
+        <w:spacing w:after="0" w:before="0" w:line="360" w:lineRule="auto"/>
+        <w:ind w:firstLine="420"/>
+        <w:jc w:val="both"/>
+      </w:pPr>
+      <w:r>
+        <w:rPr>
+          <w:rFonts w:ascii="Times New Roman" w:hAnsi="Times New Roman" w:eastAsia="宋体"/>
+          <w:b w:val="0"/>
+          <w:sz w:val="24"/>
+        </w:rPr>
+        <w:t>关键设计决策：（1）相位保留策略——仅对幅度谱进行增强而保持原始相位不变，这是因为相位谱编码了图像的空间结构信息，对相位的修改会导致严重的空间伪影；（2）残差融合而非直接替换——使模块学习的是频率增量的残差映射，降低了学习难度并保证了训练稳定性；（3）Sigmoid激活——防止幅度谱过度放大导致数值不稳定。RFM仅包含两个1×1卷积层，参数量极小（约0.1M），可作为即插即用模块集成到现有网络架构中。</w:t>
+      </w:r>
+    </w:p>
+    <w:p>
+      <w:pPr>
+        <w:spacing w:after="0" w:before="0" w:line="360" w:lineRule="auto"/>
+        <w:ind w:firstLine="420"/>
         <w:jc w:val="both"/>
       </w:pPr>
       <w:r>
@@ -593,21 +747,58 @@
           <w:b/>
           <w:sz w:val="24"/>
         </w:rPr>
-        <w:t>创新点2——多尺度频域-梯度协同感知模块（Multi-scale Frequency-Gradient Co-Perception, MFGCP）。</w:t>
+        <w:t>创新点2：多尺度频域-梯度协同感知模块（MFGCP）</w:t>
       </w:r>
+    </w:p>
+    <w:p>
+      <w:pPr>
+        <w:spacing w:after="0" w:before="0" w:line="360" w:lineRule="auto"/>
+        <w:ind w:firstLine="420"/>
+        <w:jc w:val="both"/>
+      </w:pPr>
       <w:r>
         <w:rPr>
           <w:rFonts w:ascii="Times New Roman" w:hAnsi="Times New Roman" w:eastAsia="宋体"/>
           <w:b w:val="0"/>
           <w:sz w:val="24"/>
         </w:rPr>
-        <w:t xml:space="preserve"> 在RFM基础上引入空域方向性建模，构建频域-空域双域协同机制。MFGCP的核心组件MDPConv采用五个方向的微分卷积（水平、竖直、中心差分、对角线、反对角线），显式建模雨纹在不同方向上的梯度先验，与RFM在频域层面的增强形成互补。</w:t>
+        <w:t>动机分析：雨纹具有强烈的方向性先验——雨条纹通常沿特定方向分布，在梯度域中表现为沿特定方向的脉冲响应。RFM虽然能有效捕获频域全局信息，但对方向性梯度先验的建模能力有限。为了在频域增强的基础上进一步利用雨纹的方向性结构，我们引入多方向微分卷积（Multi-Directional Differential Convolution, MDPConv），构建频域-空域双域协同感知机制。</w:t>
       </w:r>
     </w:p>
     <w:p>
       <w:pPr>
-        <w:spacing w:line="360" w:lineRule="auto" w:before="0" w:after="0"/>
-        <w:ind w:firstLine="480"/>
+        <w:spacing w:after="0" w:before="0" w:line="360" w:lineRule="auto"/>
+        <w:ind w:firstLine="420"/>
+        <w:jc w:val="both"/>
+      </w:pPr>
+      <w:r>
+        <w:rPr>
+          <w:rFonts w:ascii="Times New Roman" w:hAnsi="Times New Roman" w:eastAsia="宋体"/>
+          <w:b w:val="0"/>
+          <w:sz w:val="24"/>
+        </w:rPr>
+        <w:t>技术方案：MFGCP在RFM的基础上，引入五方向微分卷积算子（MDPConv），包括：（1）水平差分卷积（HDC），捕获水平方向的梯度变化；（2）竖直差分卷积（VC），捕获竖直方向的梯度变化；（3）中心差分卷积（CDC），捕获中心邻域的二阶差分信息；（4）对角线差分卷积（ADC），捕获45°方向的梯度变化；（5）反对角线差分卷积（VDC），捕获135°方向的梯度变化。这五个方向的微分算子构成了一组完备的方向基，能够覆盖任意方向的雨纹梯度先验。</w:t>
+      </w:r>
+    </w:p>
+    <w:p>
+      <w:pPr>
+        <w:spacing w:after="0" w:before="0" w:line="360" w:lineRule="auto"/>
+        <w:ind w:firstLine="420"/>
+        <w:jc w:val="both"/>
+      </w:pPr>
+      <w:r>
+        <w:rPr>
+          <w:rFonts w:ascii="Times New Roman" w:hAnsi="Times New Roman" w:eastAsia="宋体"/>
+          <w:b w:val="0"/>
+          <w:sz w:val="24"/>
+        </w:rPr>
+        <w:t>频域-梯度协同融合机制：MFGCP通过可学习的融合参数 α 将频域增强分支和梯度感知分支的输出进行加权融合。设频域分支输出为 f_freq，梯度分支输出为 f_grad，则融合结果为 f_out = f_freq + α·f_grad。其中 α 为每个Transformer Block独立的可学习标量参数，初始化为 0.1，训练过程中通过反向传播自适应调整。α 的初始化策略基于以下考虑：较小的初始值使训练初期以频域分支为主导，避免梯度分支的随机初始化引入噪声干扰；随着训练进行，α 逐步增长，梯度分支的贡献逐渐增强。MDPConv额外引入约0.23M参数。</w:t>
+      </w:r>
+    </w:p>
+    <w:p>
+      <w:pPr>
+        <w:spacing w:after="0" w:before="0" w:line="360" w:lineRule="auto"/>
+        <w:ind w:firstLine="420"/>
         <w:jc w:val="both"/>
       </w:pPr>
       <w:r>
@@ -616,35 +807,28 @@
           <w:b/>
           <w:sz w:val="24"/>
         </w:rPr>
-        <w:t>创新点3——分层自适应频域损失与渐进式课程学习（Hierarchical Adaptive Frequency Loss, HAFL）。</w:t>
+        <w:t>创新点3：分层自适应频域损失与渐进式课程学习（HAFL）</w:t>
       </w:r>
+    </w:p>
+    <w:p>
+      <w:pPr>
+        <w:spacing w:after="0" w:before="0" w:line="360" w:lineRule="auto"/>
+        <w:ind w:firstLine="420"/>
+        <w:jc w:val="both"/>
+      </w:pPr>
       <w:r>
         <w:rPr>
           <w:rFonts w:ascii="Times New Roman" w:hAnsi="Times New Roman" w:eastAsia="宋体"/>
           <w:b w:val="0"/>
           <w:sz w:val="24"/>
         </w:rPr>
-        <w:t xml:space="preserve"> 在训练层面引入频域分层约束。HAFL将频域分解为低频（整体结构）、中频（主要纹理）和高频（细节纹理）三个子带，针对不同子带分别计算L1损失，并设计渐进式权重调度策略实现从易到难的课程学习，引导网络在不同训练阶段关注不同频率成分的恢复。</w:t>
+        <w:t>动机分析：传统的像素级损失函数（如L1/L2损失）对所有频率成分施加等权重的约束，忽视了不同频段恢复难度的显著差异。低频成分（对应图像整体结构和光照信息）相对容易恢复，而高频成分（对应细节纹理和边缘信息）恢复难度更大。对高频成分的过早、过强约束可能导致网络过度平滑，丢失细节信息。受课程学习（Curriculum Learning）理论启发，我们设计了从易到难的渐进式频域损失策略。</w:t>
       </w:r>
     </w:p>
     <w:p>
       <w:pPr>
-        <w:spacing w:line="360" w:lineRule="auto" w:before="120" w:after="60"/>
-        <w:jc w:val="left"/>
-      </w:pPr>
-      <w:r>
-        <w:rPr>
-          <w:rFonts w:ascii="Times New Roman" w:hAnsi="Times New Roman" w:eastAsia="黑体"/>
-          <w:b/>
-          <w:sz w:val="28"/>
-        </w:rPr>
-        <w:t>3. 课题二：基于状态空间模型的图像超分辨率方法</w:t>
-      </w:r>
-    </w:p>
-    <w:p>
-      <w:pPr>
-        <w:spacing w:line="360" w:lineRule="auto" w:before="0" w:after="0"/>
-        <w:ind w:firstLine="480"/>
+        <w:spacing w:after="0" w:before="0" w:line="360" w:lineRule="auto"/>
+        <w:ind w:firstLine="420"/>
         <w:jc w:val="both"/>
       </w:pPr>
       <w:r>
@@ -653,21 +837,13 @@
           <w:b w:val="0"/>
           <w:sz w:val="24"/>
         </w:rPr>
-        <w:t>图像超分辨率是图像恢复领域的另一核心研究方向，旨在从低分辨率观测图像中重建高频细节，提升图像的空间分辨率和视觉质量。通过对该领域最新进展的深入调研，本课题识别出以下三个关键研究痛点：</w:t>
-        <w:br/>
-        <w:t>（1）全局建模效率瓶颈。基于Transformer的超分方法虽能建模长程依赖，但自注意力的二次复杂度限制了在高分辨率图像上的实际应用。如何在保持全局感受野的同时实现线性复杂度，是超分领域亟待解决的效率问题。</w:t>
-        <w:br/>
-        <w:t>（2）频域高频细节恢复困难。图像超分辨率的核心挑战是恢复低分辨率图像中丢失的高频细节（纹理、边缘）。现有方法主要依赖空间域特征学习，对频域中高频信息的针对性建模和恢复能力不足，导致超分结果常出现模糊或伪影。</w:t>
-        <w:br/>
-        <w:t>（3）退化多样性适应不足。真实世界图像退化类型多样（模糊核、噪声、压缩等），现有方法通常采用固定网络结构处理所有输入，缺乏对不同退化程度的自适应能力，在复杂退化场景下性能下降明显。</w:t>
-        <w:br/>
-        <w:t>针对上述痛点，本课题以MambaIRv2（ECCV 2024 / CVPR 2025）为基线模型，该模型采用非因果全局状态空间模型进行图像恢复，在保持线性计算复杂度的同时实现了全局范围的序列建模，在图像超分辨率任务上展现了优异的性能。</w:t>
+        <w:t>技术方案：HAFL将频域分解为三个子带：（1）低频子带 [0, 0.25·f_max]，对应图像整体结构和光照分布；（2）中频子带 [0.25·f_max, 0.75·f_max]，对应主要纹理和中等尺度结构；（3）高频子带 [0.75·f_max, 1.0·f_max]，对应细节纹理和边缘信息。对每个子带分别计算L1损失，并施加渐进式权重调度。设训练进度比为 t ∈ [0,1]，则各频段权重为：w_low = 0.8（恒定），w_mid = 0.5·min(1, 2t)，w_high = 0.3·min(1, max(0, 3(t - 1/3)))。总损失函数为 L_HAFL = w_low·L_low + w_mid·L_mid + w_high·L_high。</w:t>
       </w:r>
     </w:p>
     <w:p>
       <w:pPr>
-        <w:spacing w:line="360" w:lineRule="auto" w:before="0" w:after="0"/>
-        <w:ind w:firstLine="480"/>
+        <w:spacing w:after="0" w:before="0" w:line="360" w:lineRule="auto"/>
+        <w:ind w:firstLine="420"/>
         <w:jc w:val="both"/>
       </w:pPr>
       <w:r>
@@ -676,13 +852,13 @@
           <w:b w:val="0"/>
           <w:sz w:val="24"/>
         </w:rPr>
-        <w:t>针对上述问题，本课题规划了三个创新方向（目前处于方案设计阶段）：</w:t>
+        <w:t>课程学习理论依据：上述权重调度策略的理论基础来自Bengio等人提出的课程学习框架。在训练初期（t &lt; 1/3），网络仅接收低频约束，聚焦于学习图像的整体结构恢复；在训练中期（1/3 &lt; t &lt; 1/2），中频约束开始介入，引导网络学习主要纹理的重建；在训练后期（t &gt; 1/2），全部三个频段的约束同时生效，推动网络精细化恢复高频细节。这种渐进式的训练策略有效避免了高频损失在训练初期对网络造成的梯度噪声干扰，提升了最终的收敛质量。HAFL仅在损失函数层面进行优化，不引入任何额外模型参数。</w:t>
       </w:r>
     </w:p>
     <w:p>
       <w:pPr>
-        <w:spacing w:line="360" w:lineRule="auto" w:before="0" w:after="0"/>
-        <w:ind w:firstLine="480"/>
+        <w:spacing w:after="0" w:before="0" w:line="360" w:lineRule="auto"/>
+        <w:ind w:firstLine="420"/>
         <w:jc w:val="both"/>
       </w:pPr>
       <w:r>
@@ -691,374 +867,36 @@
           <w:b/>
           <w:sz w:val="24"/>
         </w:rPr>
-        <w:t>创新方向1——MFAMambaIR（多尺度频域感知MambaIR）。</w:t>
+        <w:t>消融实验结果与分析</w:t>
       </w:r>
+    </w:p>
+    <w:p>
+      <w:pPr>
+        <w:spacing w:after="0" w:before="0" w:line="360" w:lineRule="auto"/>
+        <w:ind w:firstLine="420"/>
+        <w:jc w:val="both"/>
+      </w:pPr>
       <w:r>
         <w:rPr>
           <w:rFonts w:ascii="Times New Roman" w:hAnsi="Times New Roman" w:eastAsia="宋体"/>
           <w:b w:val="0"/>
           <w:sz w:val="24"/>
         </w:rPr>
-        <w:t xml:space="preserve"> 引入离散小波变换（DWT）和快速傅里叶变换（FFT）构建频域分支，设计频域-空域融合门控机制，增强SSM架构对多尺度频域信息的感知与利用能力，预期可带来+0.15~0.25 dB的PSNR提升。</w:t>
+        <w:t>实验在Rain200L数据集上进行，采用Y通道PSNR和SSIM作为评估指标。Y通道评估遵循学术界标准流程：先将RGB图像转换至YCbCr色彩空间，仅对亮度通道（Y）计算指标，以排除色度信息的干扰，确保与Matlab参考实现的数值一致性。消融实验结果如表1所示。</w:t>
       </w:r>
     </w:p>
     <w:p>
       <w:pPr>
-        <w:spacing w:line="360" w:lineRule="auto" w:before="0" w:after="0"/>
-        <w:ind w:firstLine="480"/>
-        <w:jc w:val="both"/>
-      </w:pPr>
-      <w:r>
-        <w:rPr>
-          <w:rFonts w:ascii="Times New Roman" w:hAnsi="Times New Roman" w:eastAsia="宋体"/>
-          <w:b/>
-          <w:sz w:val="24"/>
-        </w:rPr>
-        <w:t>创新方向2——DRMambaIR（退化感知动态路由MambaIR）。</w:t>
-      </w:r>
-      <w:r>
-        <w:rPr>
-          <w:rFonts w:ascii="Times New Roman" w:hAnsi="Times New Roman" w:eastAsia="宋体"/>
-          <w:b w:val="0"/>
-          <w:sz w:val="24"/>
-        </w:rPr>
-        <w:t xml:space="preserve"> 设计退化感知的自适应深度调节机制，根据输入图像的退化程度和类型动态选择网络深度，引入早退（Early Exit）策略，在保持恢复质量的前提下预期可减少30%~40%的计算量。</w:t>
-      </w:r>
-    </w:p>
-    <w:p>
-      <w:pPr>
-        <w:spacing w:line="360" w:lineRule="auto" w:before="0" w:after="0"/>
-        <w:ind w:firstLine="480"/>
-        <w:jc w:val="both"/>
-      </w:pPr>
-      <w:r>
-        <w:rPr>
-          <w:rFonts w:ascii="Times New Roman" w:hAnsi="Times New Roman" w:eastAsia="宋体"/>
-          <w:b/>
-          <w:sz w:val="24"/>
-        </w:rPr>
-        <w:t>创新方向3——LGMambaIR（局部-全局协同注意力增强MambaIR）。</w:t>
-      </w:r>
-      <w:r>
-        <w:rPr>
-          <w:rFonts w:ascii="Times New Roman" w:hAnsi="Times New Roman" w:eastAsia="宋体"/>
-          <w:b w:val="0"/>
-          <w:sz w:val="24"/>
-        </w:rPr>
-        <w:t xml:space="preserve"> 在全局SSM扫描的基础上引入窗口级局部注意力机制，设计交叉门控融合策略实现局部精细特征与全局上下文信息的高效协同，预期可带来+0.10~0.20 dB的PSNR提升。</w:t>
-      </w:r>
-    </w:p>
-    <w:p>
-      <w:pPr>
-        <w:spacing w:line="360" w:lineRule="auto" w:before="120" w:after="60"/>
-        <w:jc w:val="left"/>
+        <w:spacing w:after="60" w:before="120" w:line="360" w:lineRule="auto"/>
+        <w:jc w:val="center"/>
       </w:pPr>
       <w:r>
         <w:rPr>
           <w:rFonts w:ascii="Times New Roman" w:hAnsi="Times New Roman" w:eastAsia="黑体"/>
           <w:b/>
-          <w:sz w:val="28"/>
+          <w:sz w:val="21"/>
         </w:rPr>
-        <w:t>4. 两个课题的内在联系</w:t>
-      </w:r>
-    </w:p>
-    <w:p>
-      <w:pPr>
-        <w:spacing w:line="360" w:lineRule="auto" w:before="0" w:after="0"/>
-        <w:ind w:firstLine="480"/>
-        <w:jc w:val="both"/>
-      </w:pPr>
-      <w:r>
-        <w:rPr>
-          <w:rFonts w:ascii="Times New Roman" w:hAnsi="Times New Roman" w:eastAsia="宋体"/>
-          <w:b w:val="0"/>
-          <w:sz w:val="24"/>
-        </w:rPr>
-        <w:t>两个课题虽然分别聚焦于图像去雨和图像超分辨率两个不同的具体任务，但共享一条贯穿始终的研究主线：频域信息在图像恢复中的系统性利用。课题一侧重研究频域增强方法在特定退化类型（雨纹）下的作用机制，从模型结构（RFM、MFGCP）和训练策略（HAFL）两个维度构建了全链路频域增强框架，形成了较为完整的方法论体系。课题二则侧重在高效架构（SSM）的约束下提升频域感知能力，将课题一中积累的频域增强经验迁移至SSM架构中，探索频域信息与状态空间模型的高效融合方式。二者形成"理论方法→架构实践"的研究闭环，共同推动频域增强在图像恢复领域的系统性应用。</w:t>
-      </w:r>
-    </w:p>
-    <w:p>
-      <w:pPr>
-        <w:spacing w:line="360" w:lineRule="auto" w:before="240" w:after="120"/>
-        <w:jc w:val="left"/>
-      </w:pPr>
-      <w:r>
-        <w:rPr>
-          <w:rFonts w:ascii="Times New Roman" w:hAnsi="Times New Roman" w:eastAsia="黑体"/>
-          <w:b/>
-          <w:sz w:val="30"/>
-        </w:rPr>
-        <w:t>二、研究工作进展</w:t>
-      </w:r>
-    </w:p>
-    <w:p>
-      <w:pPr>
-        <w:spacing w:line="360" w:lineRule="auto" w:before="120" w:after="60"/>
-        <w:jc w:val="left"/>
-      </w:pPr>
-      <w:r>
-        <w:rPr>
-          <w:rFonts w:ascii="Times New Roman" w:hAnsi="Times New Roman" w:eastAsia="黑体"/>
-          <w:b/>
-          <w:sz w:val="28"/>
-        </w:rPr>
-        <w:t>1. 课题一进展：基于频域增强的图像去雨</w:t>
-      </w:r>
-    </w:p>
-    <w:p>
-      <w:pPr>
-        <w:spacing w:line="360" w:lineRule="auto" w:before="60" w:after="60"/>
-        <w:jc w:val="left"/>
-      </w:pPr>
-      <w:r>
-        <w:rPr>
-          <w:rFonts w:ascii="Times New Roman" w:hAnsi="Times New Roman" w:eastAsia="黑体"/>
-          <w:b/>
-          <w:sz w:val="24"/>
-        </w:rPr>
-        <w:t>1.1 文献调研与方案设计</w:t>
-      </w:r>
-    </w:p>
-    <w:p>
-      <w:pPr>
-        <w:spacing w:line="360" w:lineRule="auto" w:before="0" w:after="0"/>
-        <w:ind w:firstLine="480"/>
-        <w:jc w:val="both"/>
-      </w:pPr>
-      <w:r>
-        <w:rPr>
-          <w:rFonts w:ascii="Times New Roman" w:hAnsi="Times New Roman" w:eastAsia="宋体"/>
-          <w:b w:val="0"/>
-          <w:sz w:val="24"/>
-        </w:rPr>
-        <w:t>在研究初期，本课题对图像去雨领域进行了系统性的文献调研，累计阅读并分析了40余篇相关论文，涵盖传统方法（稀疏编码、高斯混合模型、形态学成分分析）和基于深度学习的方法（DerainNet、PReNet、MPRNet、Restormer、DRSformer等）。在此基础上，重点关注了频域方法在图像恢复中的应用，包括快速傅里叶卷积（FFC）、Focal Frequency Loss等代表性工作。同时，调研了方向性建模的最新进展，特别是DeRainMamba（IEEE SPL 2025）提出的方向微分卷积策略和TAMambaIR（IJCAI 2025）的纹理感知机制，为MFGCP模块的设计提供了重要启发。</w:t>
-      </w:r>
-    </w:p>
-    <w:p>
-      <w:pPr>
-        <w:spacing w:line="360" w:lineRule="auto" w:before="0" w:after="0"/>
-        <w:ind w:firstLine="480"/>
-        <w:jc w:val="both"/>
-      </w:pPr>
-      <w:r>
-        <w:rPr>
-          <w:rFonts w:ascii="Times New Roman" w:hAnsi="Times New Roman" w:eastAsia="宋体"/>
-          <w:b w:val="0"/>
-          <w:sz w:val="24"/>
-        </w:rPr>
-        <w:t>经过充分的文献调研与分析，确定NeRD-Rain（CVPR 2024）作为基线模型。选择该模型的主要理由包括：（1）NeRD-Rain在Rain200L等多个基准数据集上取得了当时的最优性能；（2）其多尺度隐式神经表示框架具有良好的可扩展性，便于插入频域增强模块；（3）该模型的参数量较为合理（约25.6M），适合在有限计算资源下进行创新验证。在此基线上，设计了三个递进式创新点的整体方案，明确了各创新点的功能定位和相互关系。</w:t>
-      </w:r>
-    </w:p>
-    <w:p>
-      <w:pPr>
-        <w:spacing w:line="360" w:lineRule="auto" w:before="60" w:after="60"/>
-        <w:jc w:val="left"/>
-      </w:pPr>
-      <w:r>
-        <w:rPr>
-          <w:rFonts w:ascii="Times New Roman" w:hAnsi="Times New Roman" w:eastAsia="黑体"/>
-          <w:b/>
-          <w:sz w:val="24"/>
-        </w:rPr>
-        <w:t>1.2 创新点1：残差频域模块（RFM）—— 已完成实现与验证</w:t>
-      </w:r>
-    </w:p>
-    <w:p>
-      <w:pPr>
-        <w:spacing w:line="360" w:lineRule="auto" w:before="0" w:after="0"/>
-        <w:ind w:firstLine="480"/>
-        <w:jc w:val="both"/>
-      </w:pPr>
-      <w:r>
-        <w:rPr>
-          <w:rFonts w:ascii="Times New Roman" w:hAnsi="Times New Roman" w:eastAsia="宋体"/>
-          <w:b w:val="0"/>
-          <w:sz w:val="24"/>
-        </w:rPr>
-        <w:t>RFM的设计思路源于对雨纹频域特性的深入分析。通过对大量雨天图像进行频谱分析可以发现，雨纹的能量主要集中在特定的中高频带上，且在幅度谱中呈现出明显的方向性峰值。基于这一观察，RFM直接在频域中对特征的幅度谱进行可学习增强，精准抑制雨纹的周期性频率成分。</w:t>
-      </w:r>
-    </w:p>
-    <w:p>
-      <w:pPr>
-        <w:spacing w:line="360" w:lineRule="auto" w:before="0" w:after="0"/>
-        <w:ind w:firstLine="480"/>
-        <w:jc w:val="both"/>
-      </w:pPr>
-      <w:r>
-        <w:rPr>
-          <w:rFonts w:ascii="Times New Roman" w:hAnsi="Times New Roman" w:eastAsia="宋体"/>
-          <w:b w:val="0"/>
-          <w:sz w:val="24"/>
-        </w:rPr>
-        <w:t>RFM的计算过程如下。给定输入特征图 x，首先通过二维快速傅里叶变换将其映射至频域：</w:t>
-      </w:r>
-    </w:p>
-    <w:p>
-      <w:pPr>
-        <w:spacing w:line="360" w:lineRule="auto" w:before="60" w:after="60"/>
-        <w:jc w:val="center"/>
-      </w:pPr>
-      <w:r>
-        <w:rPr>
-          <w:rFonts w:ascii="Times New Roman" w:hAnsi="Times New Roman" w:eastAsia="宋体"/>
-          <w:b w:val="0"/>
-          <w:sz w:val="24"/>
-        </w:rPr>
-        <w:t>F = FFT_2D(x)</w:t>
-      </w:r>
-    </w:p>
-    <w:p>
-      <w:pPr>
-        <w:spacing w:line="360" w:lineRule="auto" w:before="0" w:after="0"/>
-        <w:ind w:firstLine="480"/>
-        <w:jc w:val="both"/>
-      </w:pPr>
-      <w:r>
-        <w:rPr>
-          <w:rFonts w:ascii="Times New Roman" w:hAnsi="Times New Roman" w:eastAsia="宋体"/>
-          <w:b w:val="0"/>
-          <w:sz w:val="24"/>
-        </w:rPr>
-        <w:t>将频域特征分解为幅度谱和相位分量：</w:t>
-      </w:r>
-    </w:p>
-    <w:p>
-      <w:pPr>
-        <w:spacing w:line="360" w:lineRule="auto" w:before="60" w:after="60"/>
-        <w:jc w:val="center"/>
-      </w:pPr>
-      <w:r>
-        <w:rPr>
-          <w:rFonts w:ascii="Times New Roman" w:hAnsi="Times New Roman" w:eastAsia="宋体"/>
-          <w:b w:val="0"/>
-          <w:sz w:val="24"/>
-        </w:rPr>
-        <w:t>A = |F|,  phi = angle(F)</w:t>
-      </w:r>
-    </w:p>
-    <w:p>
-      <w:pPr>
-        <w:spacing w:line="360" w:lineRule="auto" w:before="0" w:after="0"/>
-        <w:ind w:firstLine="480"/>
-        <w:jc w:val="both"/>
-      </w:pPr>
-      <w:r>
-        <w:rPr>
-          <w:rFonts w:ascii="Times New Roman" w:hAnsi="Times New Roman" w:eastAsia="宋体"/>
-          <w:b w:val="0"/>
-          <w:sz w:val="24"/>
-        </w:rPr>
-        <w:t>对幅度谱进行非线性增强，其中 W1、W2 为两个1x1卷积层，sigma 为Sigmoid激活函数：</w:t>
-      </w:r>
-    </w:p>
-    <w:p>
-      <w:pPr>
-        <w:spacing w:line="360" w:lineRule="auto" w:before="60" w:after="60"/>
-        <w:jc w:val="center"/>
-      </w:pPr>
-      <w:r>
-        <w:rPr>
-          <w:rFonts w:ascii="Times New Roman" w:hAnsi="Times New Roman" w:eastAsia="宋体"/>
-          <w:b w:val="0"/>
-          <w:sz w:val="24"/>
-        </w:rPr>
-        <w:t>A' = sigma(W2 * ReLU(W1 * A))</w:t>
-      </w:r>
-    </w:p>
-    <w:p>
-      <w:pPr>
-        <w:spacing w:line="360" w:lineRule="auto" w:before="0" w:after="0"/>
-        <w:ind w:firstLine="480"/>
-        <w:jc w:val="both"/>
-      </w:pPr>
-      <w:r>
-        <w:rPr>
-          <w:rFonts w:ascii="Times New Roman" w:hAnsi="Times New Roman" w:eastAsia="宋体"/>
-          <w:b w:val="0"/>
-          <w:sz w:val="24"/>
-        </w:rPr>
-        <w:t>保持相位不变，将增强后的幅度谱与原始相位重组后逆变换回空域：</w:t>
-      </w:r>
-    </w:p>
-    <w:p>
-      <w:pPr>
-        <w:spacing w:line="360" w:lineRule="auto" w:before="60" w:after="60"/>
-        <w:jc w:val="center"/>
-      </w:pPr>
-      <w:r>
-        <w:rPr>
-          <w:rFonts w:ascii="Times New Roman" w:hAnsi="Times New Roman" w:eastAsia="宋体"/>
-          <w:b w:val="0"/>
-          <w:sz w:val="24"/>
-        </w:rPr>
-        <w:t>x_out = x + iFFT_2D(A' * exp(j*phi))</w:t>
-      </w:r>
-    </w:p>
-    <w:p>
-      <w:pPr>
-        <w:spacing w:line="360" w:lineRule="auto" w:before="0" w:after="0"/>
-        <w:ind w:firstLine="480"/>
-        <w:jc w:val="both"/>
-      </w:pPr>
-      <w:r>
-        <w:rPr>
-          <w:rFonts w:ascii="Times New Roman" w:hAnsi="Times New Roman" w:eastAsia="宋体"/>
-          <w:b w:val="0"/>
-          <w:sz w:val="24"/>
-        </w:rPr>
-        <w:t>RFM模块的设计具有以下优势：（1）直接在频域操作，精准定位雨纹频率成分；（2）残差连接保证训练稳定性；（3）轻量化设计，仅含两个1x1卷积层，额外参数量约0.1M；（4）相位保留策略确保空间结构完整性。</w:t>
-      </w:r>
-    </w:p>
-    <w:p>
-      <w:pPr>
-        <w:spacing w:line="360" w:lineRule="auto" w:before="0" w:after="0"/>
-        <w:ind w:firstLine="480"/>
-        <w:jc w:val="both"/>
-      </w:pPr>
-      <w:r>
-        <w:rPr>
-          <w:rFonts w:ascii="Times New Roman" w:hAnsi="Times New Roman" w:eastAsia="宋体"/>
-          <w:b/>
-          <w:sz w:val="24"/>
-        </w:rPr>
-        <w:t>实验验证结果：</w:t>
-      </w:r>
-      <w:r>
-        <w:rPr>
-          <w:rFonts w:ascii="Times New Roman" w:hAnsi="Times New Roman" w:eastAsia="宋体"/>
-          <w:b w:val="0"/>
-          <w:sz w:val="24"/>
-        </w:rPr>
-        <w:t xml:space="preserve"> 在Rain200L数据集上，RFM模块的加入使PSNR从基线的41.71 dB提升至41.79 dB（+0.08 dB），SSIM从0.9903提升至0.9906，验证了频域增强策略在图像去雨中的有效性。</w:t>
-      </w:r>
-    </w:p>
-    <w:p>
-      <w:pPr>
-        <w:spacing w:line="360" w:lineRule="auto" w:before="60" w:after="60"/>
-        <w:jc w:val="left"/>
-      </w:pPr>
-      <w:r>
-        <w:rPr>
-          <w:rFonts w:ascii="Times New Roman" w:hAnsi="Times New Roman" w:eastAsia="黑体"/>
-          <w:b/>
-          <w:sz w:val="24"/>
-        </w:rPr>
-        <w:t>1.3 创新点2：多尺度频域-梯度协同感知模块（MFGCP）—— 已完成实现</w:t>
-      </w:r>
-    </w:p>
-    <w:p>
-      <w:pPr>
-        <w:spacing w:line="360" w:lineRule="auto" w:before="0" w:after="0"/>
-        <w:ind w:firstLine="480"/>
-        <w:jc w:val="both"/>
-      </w:pPr>
-      <w:r>
-        <w:rPr>
-          <w:rFonts w:ascii="Times New Roman" w:hAnsi="Times New Roman" w:eastAsia="宋体"/>
-          <w:b w:val="0"/>
-          <w:sz w:val="24"/>
-        </w:rPr>
-        <w:t>MFGCP模块在RFM基础上引入空域方向性感知机制，构建频域-空域双域协同的特征增强框架。其核心组件MDPConv（Multi-Directional Perception Convolution）采用五个方向微分卷积分支，各分支配置如下：</w:t>
+        <w:t>表1  Rain200L数据集消融实验结果（Y通道）</w:t>
       </w:r>
     </w:p>
     <w:tbl>
@@ -1076,19 +914,21 @@
         </w:tblBorders>
       </w:tblPr>
       <w:tblGrid>
-        <w:gridCol w:w="2078"/>
-        <w:gridCol w:w="2078"/>
-        <w:gridCol w:w="2078"/>
-        <w:gridCol w:w="2078"/>
+        <w:gridCol w:w="1729"/>
+        <w:gridCol w:w="1729"/>
+        <w:gridCol w:w="1729"/>
+        <w:gridCol w:w="1729"/>
+        <w:gridCol w:w="1729"/>
       </w:tblGrid>
       <w:tr>
         <w:tc>
           <w:tcPr>
-            <w:tcW w:type="dxa" w:w="2078"/>
+            <w:tcW w:type="dxa" w:w="3118"/>
+            <w:shd w:fill="D9E2F3" w:val="clear"/>
           </w:tcPr>
           <w:p>
             <w:pPr>
-              <w:spacing w:line="288" w:lineRule="auto" w:before="20" w:after="20"/>
+              <w:spacing w:after="20" w:before="20" w:line="276" w:lineRule="auto"/>
               <w:jc w:val="center"/>
             </w:pPr>
             <w:r/>
@@ -1096,19 +936,20 @@
               <w:rPr>
                 <w:rFonts w:ascii="Times New Roman" w:hAnsi="Times New Roman" w:eastAsia="宋体"/>
                 <w:b/>
-                <w:sz w:val="20"/>
+                <w:sz w:val="21"/>
               </w:rPr>
-              <w:t>分支</w:t>
+              <w:t>配置</w:t>
             </w:r>
           </w:p>
         </w:tc>
         <w:tc>
           <w:tcPr>
-            <w:tcW w:type="dxa" w:w="2078"/>
+            <w:tcW w:type="dxa" w:w="1417"/>
+            <w:shd w:fill="D9E2F3" w:val="clear"/>
           </w:tcPr>
           <w:p>
             <w:pPr>
-              <w:spacing w:line="288" w:lineRule="auto" w:before="20" w:after="20"/>
+              <w:spacing w:after="20" w:before="20" w:line="276" w:lineRule="auto"/>
               <w:jc w:val="center"/>
             </w:pPr>
             <w:r/>
@@ -1116,19 +957,20 @@
               <w:rPr>
                 <w:rFonts w:ascii="Times New Roman" w:hAnsi="Times New Roman" w:eastAsia="宋体"/>
                 <w:b/>
-                <w:sz w:val="20"/>
+                <w:sz w:val="21"/>
               </w:rPr>
-              <w:t>核尺寸</w:t>
+              <w:t>PSNR (dB)</w:t>
             </w:r>
           </w:p>
         </w:tc>
         <w:tc>
           <w:tcPr>
-            <w:tcW w:type="dxa" w:w="2078"/>
+            <w:tcW w:type="dxa" w:w="1134"/>
+            <w:shd w:fill="D9E2F3" w:val="clear"/>
           </w:tcPr>
           <w:p>
             <w:pPr>
-              <w:spacing w:line="288" w:lineRule="auto" w:before="20" w:after="20"/>
+              <w:spacing w:after="20" w:before="20" w:line="276" w:lineRule="auto"/>
               <w:jc w:val="center"/>
             </w:pPr>
             <w:r/>
@@ -1136,19 +978,20 @@
               <w:rPr>
                 <w:rFonts w:ascii="Times New Roman" w:hAnsi="Times New Roman" w:eastAsia="宋体"/>
                 <w:b/>
-                <w:sz w:val="20"/>
+                <w:sz w:val="21"/>
               </w:rPr>
-              <w:t>功能描述</w:t>
+              <w:t>SSIM</w:t>
             </w:r>
           </w:p>
         </w:tc>
         <w:tc>
           <w:tcPr>
-            <w:tcW w:type="dxa" w:w="2078"/>
+            <w:tcW w:type="dxa" w:w="1417"/>
+            <w:shd w:fill="D9E2F3" w:val="clear"/>
           </w:tcPr>
           <w:p>
             <w:pPr>
-              <w:spacing w:line="288" w:lineRule="auto" w:before="20" w:after="20"/>
+              <w:spacing w:after="20" w:before="20" w:line="276" w:lineRule="auto"/>
               <w:jc w:val="center"/>
             </w:pPr>
             <w:r/>
@@ -1156,9 +999,30 @@
               <w:rPr>
                 <w:rFonts w:ascii="Times New Roman" w:hAnsi="Times New Roman" w:eastAsia="宋体"/>
                 <w:b/>
-                <w:sz w:val="20"/>
+                <w:sz w:val="21"/>
               </w:rPr>
-              <w:t>目标特征</w:t>
+              <w:t>相对提升(dB)</w:t>
+            </w:r>
+          </w:p>
+        </w:tc>
+        <w:tc>
+          <w:tcPr>
+            <w:tcW w:type="dxa" w:w="1134"/>
+            <w:shd w:fill="D9E2F3" w:val="clear"/>
+          </w:tcPr>
+          <w:p>
+            <w:pPr>
+              <w:spacing w:after="20" w:before="20" w:line="276" w:lineRule="auto"/>
+              <w:jc w:val="center"/>
+            </w:pPr>
+            <w:r/>
+            <w:r>
+              <w:rPr>
+                <w:rFonts w:ascii="Times New Roman" w:hAnsi="Times New Roman" w:eastAsia="宋体"/>
+                <w:b/>
+                <w:sz w:val="21"/>
+              </w:rPr>
+              <w:t>状态</w:t>
             </w:r>
           </w:p>
         </w:tc>
@@ -1166,11 +1030,31 @@
       <w:tr>
         <w:tc>
           <w:tcPr>
-            <w:tcW w:type="dxa" w:w="2078"/>
+            <w:tcW w:type="dxa" w:w="3118"/>
           </w:tcPr>
           <w:p>
             <w:pPr>
-              <w:spacing w:line="288" w:lineRule="auto" w:before="20" w:after="20"/>
+              <w:spacing w:after="20" w:before="20" w:line="276" w:lineRule="auto"/>
+              <w:jc w:val="left"/>
+            </w:pPr>
+            <w:r/>
+            <w:r>
+              <w:rPr>
+                <w:rFonts w:ascii="Times New Roman" w:hAnsi="Times New Roman" w:eastAsia="宋体"/>
+                <w:b w:val="0"/>
+                <w:sz w:val="21"/>
+              </w:rPr>
+              <w:t>Baseline (NeRD-Rain CVPR'24)</w:t>
+            </w:r>
+          </w:p>
+        </w:tc>
+        <w:tc>
+          <w:tcPr>
+            <w:tcW w:type="dxa" w:w="1417"/>
+          </w:tcPr>
+          <w:p>
+            <w:pPr>
+              <w:spacing w:after="20" w:before="20" w:line="276" w:lineRule="auto"/>
               <w:jc w:val="center"/>
             </w:pPr>
             <w:r/>
@@ -1178,19 +1062,19 @@
               <w:rPr>
                 <w:rFonts w:ascii="Times New Roman" w:hAnsi="Times New Roman" w:eastAsia="宋体"/>
                 <w:b w:val="0"/>
-                <w:sz w:val="19"/>
+                <w:sz w:val="21"/>
               </w:rPr>
-              <w:t>HDC（水平差分卷积）</w:t>
+              <w:t>41.71</w:t>
             </w:r>
           </w:p>
         </w:tc>
         <w:tc>
           <w:tcPr>
-            <w:tcW w:type="dxa" w:w="2078"/>
+            <w:tcW w:type="dxa" w:w="1134"/>
           </w:tcPr>
           <w:p>
             <w:pPr>
-              <w:spacing w:line="288" w:lineRule="auto" w:before="20" w:after="20"/>
+              <w:spacing w:after="20" w:before="20" w:line="276" w:lineRule="auto"/>
               <w:jc w:val="center"/>
             </w:pPr>
             <w:r/>
@@ -1198,19 +1082,19 @@
               <w:rPr>
                 <w:rFonts w:ascii="Times New Roman" w:hAnsi="Times New Roman" w:eastAsia="宋体"/>
                 <w:b w:val="0"/>
-                <w:sz w:val="19"/>
+                <w:sz w:val="21"/>
               </w:rPr>
-              <w:t>1x3</w:t>
+              <w:t>0.9903</w:t>
             </w:r>
           </w:p>
         </w:tc>
         <w:tc>
           <w:tcPr>
-            <w:tcW w:type="dxa" w:w="2078"/>
+            <w:tcW w:type="dxa" w:w="1417"/>
           </w:tcPr>
           <w:p>
             <w:pPr>
-              <w:spacing w:line="288" w:lineRule="auto" w:before="20" w:after="20"/>
+              <w:spacing w:after="20" w:before="20" w:line="276" w:lineRule="auto"/>
               <w:jc w:val="center"/>
             </w:pPr>
             <w:r/>
@@ -1218,19 +1102,41 @@
               <w:rPr>
                 <w:rFonts w:ascii="Times New Roman" w:hAnsi="Times New Roman" w:eastAsia="宋体"/>
                 <w:b w:val="0"/>
-                <w:sz w:val="19"/>
+                <w:sz w:val="21"/>
               </w:rPr>
-              <w:t>水平方向差分运算</w:t>
+              <w:t>—</w:t>
             </w:r>
           </w:p>
         </w:tc>
         <w:tc>
           <w:tcPr>
-            <w:tcW w:type="dxa" w:w="2078"/>
+            <w:tcW w:type="dxa" w:w="1134"/>
           </w:tcPr>
           <w:p>
             <w:pPr>
-              <w:spacing w:line="288" w:lineRule="auto" w:before="20" w:after="20"/>
+              <w:spacing w:after="20" w:before="20" w:line="276" w:lineRule="auto"/>
+              <w:jc w:val="center"/>
+            </w:pPr>
+            <w:r/>
+            <w:r>
+              <w:rPr>
+                <w:rFonts w:ascii="Times New Roman" w:hAnsi="Times New Roman" w:eastAsia="宋体"/>
+                <w:b w:val="0"/>
+                <w:sz w:val="21"/>
+              </w:rPr>
+              <w:t>完成</w:t>
+            </w:r>
+          </w:p>
+        </w:tc>
+      </w:tr>
+      <w:tr>
+        <w:tc>
+          <w:tcPr>
+            <w:tcW w:type="dxa" w:w="3118"/>
+          </w:tcPr>
+          <w:p>
+            <w:pPr>
+              <w:spacing w:after="20" w:before="20" w:line="276" w:lineRule="auto"/>
               <w:jc w:val="left"/>
             </w:pPr>
             <w:r/>
@@ -1238,9 +1144,89 @@
               <w:rPr>
                 <w:rFonts w:ascii="Times New Roman" w:hAnsi="Times New Roman" w:eastAsia="宋体"/>
                 <w:b w:val="0"/>
-                <w:sz w:val="19"/>
+                <w:sz w:val="21"/>
               </w:rPr>
-              <w:t>水平边缘与水平方向雨纹</w:t>
+              <w:t>+ RFM（创新点1）</w:t>
+            </w:r>
+          </w:p>
+        </w:tc>
+        <w:tc>
+          <w:tcPr>
+            <w:tcW w:type="dxa" w:w="1417"/>
+          </w:tcPr>
+          <w:p>
+            <w:pPr>
+              <w:spacing w:after="20" w:before="20" w:line="276" w:lineRule="auto"/>
+              <w:jc w:val="center"/>
+            </w:pPr>
+            <w:r/>
+            <w:r>
+              <w:rPr>
+                <w:rFonts w:ascii="Times New Roman" w:hAnsi="Times New Roman" w:eastAsia="宋体"/>
+                <w:b w:val="0"/>
+                <w:sz w:val="21"/>
+              </w:rPr>
+              <w:t>41.79</w:t>
+            </w:r>
+          </w:p>
+        </w:tc>
+        <w:tc>
+          <w:tcPr>
+            <w:tcW w:type="dxa" w:w="1134"/>
+          </w:tcPr>
+          <w:p>
+            <w:pPr>
+              <w:spacing w:after="20" w:before="20" w:line="276" w:lineRule="auto"/>
+              <w:jc w:val="center"/>
+            </w:pPr>
+            <w:r/>
+            <w:r>
+              <w:rPr>
+                <w:rFonts w:ascii="Times New Roman" w:hAnsi="Times New Roman" w:eastAsia="宋体"/>
+                <w:b w:val="0"/>
+                <w:sz w:val="21"/>
+              </w:rPr>
+              <w:t>0.9906</w:t>
+            </w:r>
+          </w:p>
+        </w:tc>
+        <w:tc>
+          <w:tcPr>
+            <w:tcW w:type="dxa" w:w="1417"/>
+          </w:tcPr>
+          <w:p>
+            <w:pPr>
+              <w:spacing w:after="20" w:before="20" w:line="276" w:lineRule="auto"/>
+              <w:jc w:val="center"/>
+            </w:pPr>
+            <w:r/>
+            <w:r>
+              <w:rPr>
+                <w:rFonts w:ascii="Times New Roman" w:hAnsi="Times New Roman" w:eastAsia="宋体"/>
+                <w:b w:val="0"/>
+                <w:sz w:val="21"/>
+              </w:rPr>
+              <w:t>+0.08</w:t>
+            </w:r>
+          </w:p>
+        </w:tc>
+        <w:tc>
+          <w:tcPr>
+            <w:tcW w:type="dxa" w:w="1134"/>
+          </w:tcPr>
+          <w:p>
+            <w:pPr>
+              <w:spacing w:after="20" w:before="20" w:line="276" w:lineRule="auto"/>
+              <w:jc w:val="center"/>
+            </w:pPr>
+            <w:r/>
+            <w:r>
+              <w:rPr>
+                <w:rFonts w:ascii="Times New Roman" w:hAnsi="Times New Roman" w:eastAsia="宋体"/>
+                <w:b w:val="0"/>
+                <w:sz w:val="21"/>
+              </w:rPr>
+              <w:t>完成</w:t>
             </w:r>
           </w:p>
         </w:tc>
@@ -1248,11 +1234,31 @@
       <w:tr>
         <w:tc>
           <w:tcPr>
-            <w:tcW w:type="dxa" w:w="2078"/>
+            <w:tcW w:type="dxa" w:w="3118"/>
           </w:tcPr>
           <w:p>
             <w:pPr>
-              <w:spacing w:line="288" w:lineRule="auto" w:before="20" w:after="20"/>
+              <w:spacing w:after="20" w:before="20" w:line="276" w:lineRule="auto"/>
+              <w:jc w:val="left"/>
+            </w:pPr>
+            <w:r/>
+            <w:r>
+              <w:rPr>
+                <w:rFonts w:ascii="Times New Roman" w:hAnsi="Times New Roman" w:eastAsia="宋体"/>
+                <w:b w:val="0"/>
+                <w:sz w:val="21"/>
+              </w:rPr>
+              <w:t>+ RFM + HAFL（创新点1+3）</w:t>
+            </w:r>
+          </w:p>
+        </w:tc>
+        <w:tc>
+          <w:tcPr>
+            <w:tcW w:type="dxa" w:w="1417"/>
+          </w:tcPr>
+          <w:p>
+            <w:pPr>
+              <w:spacing w:after="20" w:before="20" w:line="276" w:lineRule="auto"/>
               <w:jc w:val="center"/>
             </w:pPr>
             <w:r/>
@@ -1260,19 +1266,19 @@
               <w:rPr>
                 <w:rFonts w:ascii="Times New Roman" w:hAnsi="Times New Roman" w:eastAsia="宋体"/>
                 <w:b w:val="0"/>
-                <w:sz w:val="19"/>
+                <w:sz w:val="21"/>
               </w:rPr>
-              <w:t>VC（竖直卷积）</w:t>
+              <w:t>41.89</w:t>
             </w:r>
           </w:p>
         </w:tc>
         <w:tc>
           <w:tcPr>
-            <w:tcW w:type="dxa" w:w="2078"/>
+            <w:tcW w:type="dxa" w:w="1134"/>
           </w:tcPr>
           <w:p>
             <w:pPr>
-              <w:spacing w:line="288" w:lineRule="auto" w:before="20" w:after="20"/>
+              <w:spacing w:after="20" w:before="20" w:line="276" w:lineRule="auto"/>
               <w:jc w:val="center"/>
             </w:pPr>
             <w:r/>
@@ -1280,19 +1286,19 @@
               <w:rPr>
                 <w:rFonts w:ascii="Times New Roman" w:hAnsi="Times New Roman" w:eastAsia="宋体"/>
                 <w:b w:val="0"/>
-                <w:sz w:val="19"/>
+                <w:sz w:val="21"/>
               </w:rPr>
-              <w:t>3x1</w:t>
+              <w:t>0.9905</w:t>
             </w:r>
           </w:p>
         </w:tc>
         <w:tc>
           <w:tcPr>
-            <w:tcW w:type="dxa" w:w="2078"/>
+            <w:tcW w:type="dxa" w:w="1417"/>
           </w:tcPr>
           <w:p>
             <w:pPr>
-              <w:spacing w:line="288" w:lineRule="auto" w:before="20" w:after="20"/>
+              <w:spacing w:after="20" w:before="20" w:line="276" w:lineRule="auto"/>
               <w:jc w:val="center"/>
             </w:pPr>
             <w:r/>
@@ -1300,19 +1306,41 @@
               <w:rPr>
                 <w:rFonts w:ascii="Times New Roman" w:hAnsi="Times New Roman" w:eastAsia="宋体"/>
                 <w:b w:val="0"/>
-                <w:sz w:val="19"/>
+                <w:sz w:val="21"/>
               </w:rPr>
-              <w:t>竖直方向卷积</w:t>
+              <w:t>+0.18</w:t>
             </w:r>
           </w:p>
         </w:tc>
         <w:tc>
           <w:tcPr>
-            <w:tcW w:type="dxa" w:w="2078"/>
+            <w:tcW w:type="dxa" w:w="1134"/>
           </w:tcPr>
           <w:p>
             <w:pPr>
-              <w:spacing w:line="288" w:lineRule="auto" w:before="20" w:after="20"/>
+              <w:spacing w:after="20" w:before="20" w:line="276" w:lineRule="auto"/>
+              <w:jc w:val="center"/>
+            </w:pPr>
+            <w:r/>
+            <w:r>
+              <w:rPr>
+                <w:rFonts w:ascii="Times New Roman" w:hAnsi="Times New Roman" w:eastAsia="宋体"/>
+                <w:b w:val="0"/>
+                <w:sz w:val="21"/>
+              </w:rPr>
+              <w:t>完成</w:t>
+            </w:r>
+          </w:p>
+        </w:tc>
+      </w:tr>
+      <w:tr>
+        <w:tc>
+          <w:tcPr>
+            <w:tcW w:type="dxa" w:w="3118"/>
+          </w:tcPr>
+          <w:p>
+            <w:pPr>
+              <w:spacing w:after="20" w:before="20" w:line="276" w:lineRule="auto"/>
               <w:jc w:val="left"/>
             </w:pPr>
             <w:r/>
@@ -1320,21 +1348,19 @@
               <w:rPr>
                 <w:rFonts w:ascii="Times New Roman" w:hAnsi="Times New Roman" w:eastAsia="宋体"/>
                 <w:b w:val="0"/>
-                <w:sz w:val="19"/>
+                <w:sz w:val="21"/>
               </w:rPr>
-              <w:t>竖直方向雨线捕获</w:t>
+              <w:t>+ 全部三创新点（RFM+MFGCP+HAFL）</w:t>
             </w:r>
           </w:p>
         </w:tc>
-      </w:tr>
-      <w:tr>
         <w:tc>
           <w:tcPr>
-            <w:tcW w:type="dxa" w:w="2078"/>
+            <w:tcW w:type="dxa" w:w="1417"/>
           </w:tcPr>
           <w:p>
             <w:pPr>
-              <w:spacing w:line="288" w:lineRule="auto" w:before="20" w:after="20"/>
+              <w:spacing w:after="20" w:before="20" w:line="276" w:lineRule="auto"/>
               <w:jc w:val="center"/>
             </w:pPr>
             <w:r/>
@@ -1342,19 +1368,19 @@
               <w:rPr>
                 <w:rFonts w:ascii="Times New Roman" w:hAnsi="Times New Roman" w:eastAsia="宋体"/>
                 <w:b w:val="0"/>
-                <w:sz w:val="19"/>
+                <w:sz w:val="21"/>
               </w:rPr>
-              <w:t>CDC（中心差分卷积）</w:t>
+              <w:t>41.93</w:t>
             </w:r>
           </w:p>
         </w:tc>
         <w:tc>
           <w:tcPr>
-            <w:tcW w:type="dxa" w:w="2078"/>
+            <w:tcW w:type="dxa" w:w="1134"/>
           </w:tcPr>
           <w:p>
             <w:pPr>
-              <w:spacing w:line="288" w:lineRule="auto" w:before="20" w:after="20"/>
+              <w:spacing w:after="20" w:before="20" w:line="276" w:lineRule="auto"/>
               <w:jc w:val="center"/>
             </w:pPr>
             <w:r/>
@@ -1362,19 +1388,19 @@
               <w:rPr>
                 <w:rFonts w:ascii="Times New Roman" w:hAnsi="Times New Roman" w:eastAsia="宋体"/>
                 <w:b w:val="0"/>
-                <w:sz w:val="19"/>
+                <w:sz w:val="21"/>
               </w:rPr>
-              <w:t>3x3</w:t>
+              <w:t>0.9907</w:t>
             </w:r>
           </w:p>
         </w:tc>
         <w:tc>
           <w:tcPr>
-            <w:tcW w:type="dxa" w:w="2078"/>
+            <w:tcW w:type="dxa" w:w="1417"/>
           </w:tcPr>
           <w:p>
             <w:pPr>
-              <w:spacing w:line="288" w:lineRule="auto" w:before="20" w:after="20"/>
+              <w:spacing w:after="20" w:before="20" w:line="276" w:lineRule="auto"/>
               <w:jc w:val="center"/>
             </w:pPr>
             <w:r/>
@@ -1382,41 +1408,19 @@
               <w:rPr>
                 <w:rFonts w:ascii="Times New Roman" w:hAnsi="Times New Roman" w:eastAsia="宋体"/>
                 <w:b w:val="0"/>
-                <w:sz w:val="19"/>
+                <w:sz w:val="21"/>
               </w:rPr>
-              <w:t>中心像素与邻域差分</w:t>
+              <w:t>+0.22</w:t>
             </w:r>
           </w:p>
         </w:tc>
         <w:tc>
           <w:tcPr>
-            <w:tcW w:type="dxa" w:w="2078"/>
+            <w:tcW w:type="dxa" w:w="1134"/>
           </w:tcPr>
           <w:p>
             <w:pPr>
-              <w:spacing w:line="288" w:lineRule="auto" w:before="20" w:after="20"/>
-              <w:jc w:val="left"/>
-            </w:pPr>
-            <w:r/>
-            <w:r>
-              <w:rPr>
-                <w:rFonts w:ascii="Times New Roman" w:hAnsi="Times New Roman" w:eastAsia="宋体"/>
-                <w:b w:val="0"/>
-                <w:sz w:val="19"/>
-              </w:rPr>
-              <w:t>中心差分对比度增强</w:t>
-            </w:r>
-          </w:p>
-        </w:tc>
-      </w:tr>
-      <w:tr>
-        <w:tc>
-          <w:tcPr>
-            <w:tcW w:type="dxa" w:w="2078"/>
-          </w:tcPr>
-          <w:p>
-            <w:pPr>
-              <w:spacing w:line="288" w:lineRule="auto" w:before="20" w:after="20"/>
+              <w:spacing w:after="20" w:before="20" w:line="276" w:lineRule="auto"/>
               <w:jc w:val="center"/>
             </w:pPr>
             <w:r/>
@@ -1424,151 +1428,9 @@
               <w:rPr>
                 <w:rFonts w:ascii="Times New Roman" w:hAnsi="Times New Roman" w:eastAsia="宋体"/>
                 <w:b w:val="0"/>
-                <w:sz w:val="19"/>
+                <w:sz w:val="21"/>
               </w:rPr>
-              <w:t>ADC（反对角线卷积）</w:t>
-            </w:r>
-          </w:p>
-        </w:tc>
-        <w:tc>
-          <w:tcPr>
-            <w:tcW w:type="dxa" w:w="2078"/>
-          </w:tcPr>
-          <w:p>
-            <w:pPr>
-              <w:spacing w:line="288" w:lineRule="auto" w:before="20" w:after="20"/>
-              <w:jc w:val="center"/>
-            </w:pPr>
-            <w:r/>
-            <w:r>
-              <w:rPr>
-                <w:rFonts w:ascii="Times New Roman" w:hAnsi="Times New Roman" w:eastAsia="宋体"/>
-                <w:b w:val="0"/>
-                <w:sz w:val="19"/>
-              </w:rPr>
-              <w:t>3x3</w:t>
-            </w:r>
-          </w:p>
-        </w:tc>
-        <w:tc>
-          <w:tcPr>
-            <w:tcW w:type="dxa" w:w="2078"/>
-          </w:tcPr>
-          <w:p>
-            <w:pPr>
-              <w:spacing w:line="288" w:lineRule="auto" w:before="20" w:after="20"/>
-              <w:jc w:val="center"/>
-            </w:pPr>
-            <w:r/>
-            <w:r>
-              <w:rPr>
-                <w:rFonts w:ascii="Times New Roman" w:hAnsi="Times New Roman" w:eastAsia="宋体"/>
-                <w:b w:val="0"/>
-                <w:sz w:val="19"/>
-              </w:rPr>
-              <w:t>对角线方向差分</w:t>
-            </w:r>
-          </w:p>
-        </w:tc>
-        <w:tc>
-          <w:tcPr>
-            <w:tcW w:type="dxa" w:w="2078"/>
-          </w:tcPr>
-          <w:p>
-            <w:pPr>
-              <w:spacing w:line="288" w:lineRule="auto" w:before="20" w:after="20"/>
-              <w:jc w:val="left"/>
-            </w:pPr>
-            <w:r/>
-            <w:r>
-              <w:rPr>
-                <w:rFonts w:ascii="Times New Roman" w:hAnsi="Times New Roman" w:eastAsia="宋体"/>
-                <w:b w:val="0"/>
-                <w:sz w:val="19"/>
-              </w:rPr>
-              <w:t>对角线方向纹理</w:t>
-            </w:r>
-          </w:p>
-        </w:tc>
-      </w:tr>
-      <w:tr>
-        <w:tc>
-          <w:tcPr>
-            <w:tcW w:type="dxa" w:w="2078"/>
-          </w:tcPr>
-          <w:p>
-            <w:pPr>
-              <w:spacing w:line="288" w:lineRule="auto" w:before="20" w:after="20"/>
-              <w:jc w:val="center"/>
-            </w:pPr>
-            <w:r/>
-            <w:r>
-              <w:rPr>
-                <w:rFonts w:ascii="Times New Roman" w:hAnsi="Times New Roman" w:eastAsia="宋体"/>
-                <w:b w:val="0"/>
-                <w:sz w:val="19"/>
-              </w:rPr>
-              <w:t>VDC（反对角线卷积）</w:t>
-            </w:r>
-          </w:p>
-        </w:tc>
-        <w:tc>
-          <w:tcPr>
-            <w:tcW w:type="dxa" w:w="2078"/>
-          </w:tcPr>
-          <w:p>
-            <w:pPr>
-              <w:spacing w:line="288" w:lineRule="auto" w:before="20" w:after="20"/>
-              <w:jc w:val="center"/>
-            </w:pPr>
-            <w:r/>
-            <w:r>
-              <w:rPr>
-                <w:rFonts w:ascii="Times New Roman" w:hAnsi="Times New Roman" w:eastAsia="宋体"/>
-                <w:b w:val="0"/>
-                <w:sz w:val="19"/>
-              </w:rPr>
-              <w:t>3x3</w:t>
-            </w:r>
-          </w:p>
-        </w:tc>
-        <w:tc>
-          <w:tcPr>
-            <w:tcW w:type="dxa" w:w="2078"/>
-          </w:tcPr>
-          <w:p>
-            <w:pPr>
-              <w:spacing w:line="288" w:lineRule="auto" w:before="20" w:after="20"/>
-              <w:jc w:val="center"/>
-            </w:pPr>
-            <w:r/>
-            <w:r>
-              <w:rPr>
-                <w:rFonts w:ascii="Times New Roman" w:hAnsi="Times New Roman" w:eastAsia="宋体"/>
-                <w:b w:val="0"/>
-                <w:sz w:val="19"/>
-              </w:rPr>
-              <w:t>反对角线方向差分</w:t>
-            </w:r>
-          </w:p>
-        </w:tc>
-        <w:tc>
-          <w:tcPr>
-            <w:tcW w:type="dxa" w:w="2078"/>
-          </w:tcPr>
-          <w:p>
-            <w:pPr>
-              <w:spacing w:line="288" w:lineRule="auto" w:before="20" w:after="20"/>
-              <w:jc w:val="left"/>
-            </w:pPr>
-            <w:r/>
-            <w:r>
-              <w:rPr>
-                <w:rFonts w:ascii="Times New Roman" w:hAnsi="Times New Roman" w:eastAsia="宋体"/>
-                <w:b w:val="0"/>
-                <w:sz w:val="19"/>
-              </w:rPr>
-              <w:t>反对角线方向纹理</w:t>
+              <w:t>完成</w:t>
             </w:r>
           </w:p>
         </w:tc>
@@ -1576,15 +1438,29 @@
     </w:tbl>
     <w:p>
       <w:pPr>
-        <w:spacing w:line="360" w:lineRule="auto" w:before="0" w:after="0"/>
-        <w:ind w:firstLine="480"/>
+        <w:spacing w:after="0" w:before="0" w:line="360" w:lineRule="auto"/>
         <w:jc w:val="both"/>
       </w:pPr>
     </w:p>
     <w:p>
       <w:pPr>
-        <w:spacing w:line="360" w:lineRule="auto" w:before="0" w:after="0"/>
-        <w:ind w:firstLine="480"/>
+        <w:spacing w:after="0" w:before="0" w:line="360" w:lineRule="auto"/>
+        <w:ind w:firstLine="420"/>
+        <w:jc w:val="both"/>
+      </w:pPr>
+      <w:r>
+        <w:rPr>
+          <w:rFonts w:ascii="Times New Roman" w:hAnsi="Times New Roman" w:eastAsia="宋体"/>
+          <w:b/>
+          <w:sz w:val="24"/>
+        </w:rPr>
+        <w:t>消融实验结果分析：</w:t>
+      </w:r>
+    </w:p>
+    <w:p>
+      <w:pPr>
+        <w:spacing w:after="0" w:before="0" w:line="360" w:lineRule="auto"/>
+        <w:ind w:firstLine="420"/>
         <w:jc w:val="both"/>
       </w:pPr>
       <w:r>
@@ -1593,13 +1469,14 @@
           <w:b w:val="0"/>
           <w:sz w:val="24"/>
         </w:rPr>
-        <w:t>五个方向微分卷积均采用深度可分离卷积（Depthwise Convolution, groups=dim）实现，其输出通过逐元素求和融合：</w:t>
+        <w:t>（1）RFM模块的独立贡献：在基线基础上，RFM模块带来+0.08 dB的PSNR提升（41.71→41.79）和SSIM改善（0.9903→0.9906）。PSNR的提升表明频域幅度谱增强有效抑制了雨纹相关的频率成分；SSIM的改善则验证了相位保留策略在增强频域信息的同时维护了空间结构完整性。值得注意的是，RFM仅引入约0.1M额外参数（两个1×1卷积层），参数效率极高，单位参数贡献约为0.8 dB/M，体现了频域先验在去雨任务中的高效性。</w:t>
       </w:r>
     </w:p>
     <w:p>
       <w:pPr>
-        <w:spacing w:line="360" w:lineRule="auto" w:before="60" w:after="60"/>
-        <w:jc w:val="center"/>
+        <w:spacing w:after="0" w:before="0" w:line="360" w:lineRule="auto"/>
+        <w:ind w:firstLine="420"/>
+        <w:jc w:val="both"/>
       </w:pPr>
       <w:r>
         <w:rPr>
@@ -1607,13 +1484,13 @@
           <w:b w:val="0"/>
           <w:sz w:val="24"/>
         </w:rPr>
-        <w:t>F_out = sum(F_in * K_i), i=1..5</w:t>
+        <w:t>（2）HAFL损失的叠加效应：在RFM基础上，HAFL损失进一步提升+0.10 dB至41.89 dB，累计提升达+0.18 dB。HAFL作为纯训练策略优化不引入任何额外参数，其贡献完全来自损失函数的改进，验证了渐进式课程学习策略对收敛质量的提升效果。具体而言，低频权重的恒定约束确保了整体结构的稳定恢复，而中频和高频权重的渐进式引入有效避免了训练初期高频噪声对梯度的干扰。SSIM从0.9906微降至0.9905（-0.0001），属于可接受的微小波动，可能是高频损失权重增加对整体结构相似度指标产生的轻微影响。</w:t>
       </w:r>
     </w:p>
     <w:p>
       <w:pPr>
-        <w:spacing w:line="360" w:lineRule="auto" w:before="0" w:after="0"/>
-        <w:ind w:firstLine="480"/>
+        <w:spacing w:after="0" w:before="0" w:line="360" w:lineRule="auto"/>
+        <w:ind w:firstLine="420"/>
         <w:jc w:val="both"/>
       </w:pPr>
       <w:r>
@@ -1622,13 +1499,13 @@
           <w:b w:val="0"/>
           <w:sz w:val="24"/>
         </w:rPr>
-        <w:t>其中 K_i 为第 i 个方向微分卷积核。训练完成后，五个分支可通过结构重参数化（Structural Re-parameterization）合并为单个等效3x3卷积核，实现推理阶段的零额外计算开销。</w:t>
+        <w:t>（3）三创新点集成的最终结果：三个创新点全部集成后，PSNR达到41.93 dB，SSIM达到0.9907，相对基线累计提升+0.22 dB。MFGCP模块的独立贡献可通过差值计算：41.93 - 41.89 = +0.04 dB，同时SSIM从0.9905提升至0.9907（+0.0002）。MFGCP的贡献虽然数值上小于RFM和HAFL，但其引入的多方向微分先验与频域增强形成了互补——RFM捕获频率域的周期性雨纹特征，MFGCP捕获空域的方向性梯度特征，两者的协同作用是累计提升超过单一模块贡献之和的关键原因。SSIM的最终值0.9907是所有配置中最高的，验证了三创新点集成方案在空间结构恢复方面的最优表现。</w:t>
       </w:r>
     </w:p>
     <w:p>
       <w:pPr>
-        <w:spacing w:line="360" w:lineRule="auto" w:before="0" w:after="0"/>
-        <w:ind w:firstLine="480"/>
+        <w:spacing w:after="0" w:before="0" w:line="360" w:lineRule="auto"/>
+        <w:ind w:firstLine="420"/>
         <w:jc w:val="both"/>
       </w:pPr>
       <w:r>
@@ -1637,73 +1514,21 @@
           <w:b w:val="0"/>
           <w:sz w:val="24"/>
         </w:rPr>
-        <w:t>MFGCP_TransformerBlock的完整计算流程如下：</w:t>
+        <w:t>各创新点的参数量开销如表2所示。</w:t>
       </w:r>
     </w:p>
     <w:p>
       <w:pPr>
-        <w:spacing w:line="360" w:lineRule="auto" w:before="60" w:after="60"/>
+        <w:spacing w:after="60" w:before="120" w:line="360" w:lineRule="auto"/>
         <w:jc w:val="center"/>
       </w:pPr>
       <w:r>
         <w:rPr>
-          <w:rFonts w:ascii="Times New Roman" w:hAnsi="Times New Roman" w:eastAsia="宋体"/>
-          <w:b w:val="0"/>
-          <w:sz w:val="24"/>
+          <w:rFonts w:ascii="Times New Roman" w:hAnsi="Times New Roman" w:eastAsia="黑体"/>
+          <w:b/>
+          <w:sz w:val="21"/>
         </w:rPr>
-        <w:t>x = x + Attn(Norm(x))</w:t>
-      </w:r>
-    </w:p>
-    <w:p>
-      <w:pPr>
-        <w:spacing w:line="360" w:lineRule="auto" w:before="60" w:after="60"/>
-        <w:jc w:val="center"/>
-      </w:pPr>
-      <w:r>
-        <w:rPr>
-          <w:rFonts w:ascii="Times New Roman" w:hAnsi="Times New Roman" w:eastAsia="宋体"/>
-          <w:b w:val="0"/>
-          <w:sz w:val="24"/>
-        </w:rPr>
-        <w:t>x = x + FFN(Norm(x)) + RFM(x) + alpha * MDPConv(x)</w:t>
-      </w:r>
-    </w:p>
-    <w:p>
-      <w:pPr>
-        <w:spacing w:line="360" w:lineRule="auto" w:before="0" w:after="0"/>
-        <w:ind w:firstLine="480"/>
-        <w:jc w:val="both"/>
-      </w:pPr>
-      <w:r>
-        <w:rPr>
-          <w:rFonts w:ascii="Times New Roman" w:hAnsi="Times New Roman" w:eastAsia="宋体"/>
-          <w:b w:val="0"/>
-          <w:sz w:val="24"/>
-        </w:rPr>
-        <w:t>其中 alpha 为可学习标量参数，初始化为0.1，用于自适应控制MDPConv分支的贡献强度。每个MFGCP_TransformerBlock拥有独立的 alpha 参数，整个模块共包含18个可学习的 alpha 参数张量，使得不同层级的Block能够自适应学习最适合的方向性增强强度。</w:t>
-      </w:r>
-    </w:p>
-    <w:p>
-      <w:pPr>
-        <w:spacing w:line="360" w:lineRule="auto" w:before="0" w:after="0"/>
-        <w:ind w:firstLine="480"/>
-        <w:jc w:val="both"/>
-      </w:pPr>
-      <w:r>
-        <w:rPr>
-          <w:rFonts w:ascii="Times New Roman" w:hAnsi="Times New Roman" w:eastAsia="宋体"/>
-          <w:b/>
-          <w:sz w:val="24"/>
-        </w:rPr>
-        <w:t>参数量分析：</w:t>
-      </w:r>
-      <w:r>
-        <w:rPr>
-          <w:rFonts w:ascii="Times New Roman" w:hAnsi="Times New Roman" w:eastAsia="宋体"/>
-          <w:b w:val="0"/>
-          <w:sz w:val="24"/>
-        </w:rPr>
-        <w:t xml:space="preserve"> MDPConv引入的额外参数约0.23M（占模型总参数量&lt;5%），各尺度层级的参数分布如下：</w:t>
+        <w:t>表2  各创新点参数量与计算量对比</w:t>
       </w:r>
     </w:p>
     <w:tbl>
@@ -1721,20 +1546,21 @@
         </w:tblBorders>
       </w:tblPr>
       <w:tblGrid>
-        <w:gridCol w:w="1662"/>
-        <w:gridCol w:w="1662"/>
-        <w:gridCol w:w="1662"/>
-        <w:gridCol w:w="1662"/>
-        <w:gridCol w:w="1662"/>
+        <w:gridCol w:w="1729"/>
+        <w:gridCol w:w="1729"/>
+        <w:gridCol w:w="1729"/>
+        <w:gridCol w:w="1729"/>
+        <w:gridCol w:w="1729"/>
       </w:tblGrid>
       <w:tr>
         <w:tc>
           <w:tcPr>
-            <w:tcW w:type="dxa" w:w="1662"/>
+            <w:tcW w:type="dxa" w:w="2154"/>
+            <w:shd w:fill="D9E2F3" w:val="clear"/>
           </w:tcPr>
           <w:p>
             <w:pPr>
-              <w:spacing w:line="288" w:lineRule="auto" w:before="20" w:after="20"/>
+              <w:spacing w:after="20" w:before="20" w:line="276" w:lineRule="auto"/>
               <w:jc w:val="center"/>
             </w:pPr>
             <w:r/>
@@ -1742,19 +1568,20 @@
               <w:rPr>
                 <w:rFonts w:ascii="Times New Roman" w:hAnsi="Times New Roman" w:eastAsia="宋体"/>
                 <w:b/>
-                <w:sz w:val="20"/>
+                <w:sz w:val="21"/>
               </w:rPr>
-              <w:t>尺度层级</w:t>
+              <w:t>模型配置</w:t>
             </w:r>
           </w:p>
         </w:tc>
         <w:tc>
           <w:tcPr>
-            <w:tcW w:type="dxa" w:w="1662"/>
+            <w:tcW w:type="dxa" w:w="1134"/>
+            <w:shd w:fill="D9E2F3" w:val="clear"/>
           </w:tcPr>
           <w:p>
             <w:pPr>
-              <w:spacing w:line="288" w:lineRule="auto" w:before="20" w:after="20"/>
+              <w:spacing w:after="20" w:before="20" w:line="276" w:lineRule="auto"/>
               <w:jc w:val="center"/>
             </w:pPr>
             <w:r/>
@@ -1762,19 +1589,20 @@
               <w:rPr>
                 <w:rFonts w:ascii="Times New Roman" w:hAnsi="Times New Roman" w:eastAsia="宋体"/>
                 <w:b/>
-                <w:sz w:val="20"/>
+                <w:sz w:val="21"/>
               </w:rPr>
-              <w:t>通道数</w:t>
+              <w:t>参数量</w:t>
             </w:r>
           </w:p>
         </w:tc>
         <w:tc>
           <w:tcPr>
-            <w:tcW w:type="dxa" w:w="1662"/>
+            <w:tcW w:type="dxa" w:w="1587"/>
+            <w:shd w:fill="D9E2F3" w:val="clear"/>
           </w:tcPr>
           <w:p>
             <w:pPr>
-              <w:spacing w:line="288" w:lineRule="auto" w:before="20" w:after="20"/>
+              <w:spacing w:after="20" w:before="20" w:line="276" w:lineRule="auto"/>
               <w:jc w:val="center"/>
             </w:pPr>
             <w:r/>
@@ -1782,19 +1610,20 @@
               <w:rPr>
                 <w:rFonts w:ascii="Times New Roman" w:hAnsi="Times New Roman" w:eastAsia="宋体"/>
                 <w:b/>
-                <w:sz w:val="20"/>
+                <w:sz w:val="21"/>
               </w:rPr>
-              <w:t>Block数量</w:t>
+              <w:t>额外参数开销</w:t>
             </w:r>
           </w:p>
         </w:tc>
         <w:tc>
           <w:tcPr>
-            <w:tcW w:type="dxa" w:w="1662"/>
+            <w:tcW w:type="dxa" w:w="1417"/>
+            <w:shd w:fill="D9E2F3" w:val="clear"/>
           </w:tcPr>
           <w:p>
             <w:pPr>
-              <w:spacing w:line="288" w:lineRule="auto" w:before="20" w:after="20"/>
+              <w:spacing w:after="20" w:before="20" w:line="276" w:lineRule="auto"/>
               <w:jc w:val="center"/>
             </w:pPr>
             <w:r/>
@@ -1802,19 +1631,20 @@
               <w:rPr>
                 <w:rFonts w:ascii="Times New Roman" w:hAnsi="Times New Roman" w:eastAsia="宋体"/>
                 <w:b/>
-                <w:sz w:val="20"/>
+                <w:sz w:val="21"/>
               </w:rPr>
-              <w:t>单Block参数</w:t>
+              <w:t>额外FLOPs</w:t>
             </w:r>
           </w:p>
         </w:tc>
         <w:tc>
           <w:tcPr>
-            <w:tcW w:type="dxa" w:w="1662"/>
+            <w:tcW w:type="dxa" w:w="1928"/>
+            <w:shd w:fill="D9E2F3" w:val="clear"/>
           </w:tcPr>
           <w:p>
             <w:pPr>
-              <w:spacing w:line="288" w:lineRule="auto" w:before="20" w:after="20"/>
+              <w:spacing w:after="20" w:before="20" w:line="276" w:lineRule="auto"/>
               <w:jc w:val="center"/>
             </w:pPr>
             <w:r/>
@@ -1822,9 +1652,9 @@
               <w:rPr>
                 <w:rFonts w:ascii="Times New Roman" w:hAnsi="Times New Roman" w:eastAsia="宋体"/>
                 <w:b/>
-                <w:sz w:val="20"/>
+                <w:sz w:val="21"/>
               </w:rPr>
-              <w:t>小计</w:t>
+              <w:t>说明</w:t>
             </w:r>
           </w:p>
         </w:tc>
@@ -1832,11 +1662,31 @@
       <w:tr>
         <w:tc>
           <w:tcPr>
-            <w:tcW w:type="dxa" w:w="1662"/>
+            <w:tcW w:type="dxa" w:w="2154"/>
           </w:tcPr>
           <w:p>
             <w:pPr>
-              <w:spacing w:line="288" w:lineRule="auto" w:before="20" w:after="20"/>
+              <w:spacing w:after="20" w:before="20" w:line="276" w:lineRule="auto"/>
+              <w:jc w:val="left"/>
+            </w:pPr>
+            <w:r/>
+            <w:r>
+              <w:rPr>
+                <w:rFonts w:ascii="Times New Roman" w:hAnsi="Times New Roman" w:eastAsia="宋体"/>
+                <w:b w:val="0"/>
+                <w:sz w:val="21"/>
+              </w:rPr>
+              <w:t>Baseline (NeRD-Rain)</w:t>
+            </w:r>
+          </w:p>
+        </w:tc>
+        <w:tc>
+          <w:tcPr>
+            <w:tcW w:type="dxa" w:w="1134"/>
+          </w:tcPr>
+          <w:p>
+            <w:pPr>
+              <w:spacing w:after="20" w:before="20" w:line="276" w:lineRule="auto"/>
               <w:jc w:val="center"/>
             </w:pPr>
             <w:r/>
@@ -1844,19 +1694,19 @@
               <w:rPr>
                 <w:rFonts w:ascii="Times New Roman" w:hAnsi="Times New Roman" w:eastAsia="宋体"/>
                 <w:b w:val="0"/>
-                <w:sz w:val="19"/>
+                <w:sz w:val="21"/>
               </w:rPr>
-              <w:t>小尺度（latent_small）</w:t>
+              <w:t>~25.6M</w:t>
             </w:r>
           </w:p>
         </w:tc>
         <w:tc>
           <w:tcPr>
-            <w:tcW w:type="dxa" w:w="1662"/>
+            <w:tcW w:type="dxa" w:w="1587"/>
           </w:tcPr>
           <w:p>
             <w:pPr>
-              <w:spacing w:line="288" w:lineRule="auto" w:before="20" w:after="20"/>
+              <w:spacing w:after="20" w:before="20" w:line="276" w:lineRule="auto"/>
               <w:jc w:val="center"/>
             </w:pPr>
             <w:r/>
@@ -1864,19 +1714,19 @@
               <w:rPr>
                 <w:rFonts w:ascii="Times New Roman" w:hAnsi="Times New Roman" w:eastAsia="宋体"/>
                 <w:b w:val="0"/>
-                <w:sz w:val="19"/>
+                <w:sz w:val="21"/>
               </w:rPr>
-              <w:t>48</w:t>
+              <w:t>—</w:t>
             </w:r>
           </w:p>
         </w:tc>
         <w:tc>
           <w:tcPr>
-            <w:tcW w:type="dxa" w:w="1662"/>
+            <w:tcW w:type="dxa" w:w="1417"/>
           </w:tcPr>
           <w:p>
             <w:pPr>
-              <w:spacing w:line="288" w:lineRule="auto" w:before="20" w:after="20"/>
+              <w:spacing w:after="20" w:before="20" w:line="276" w:lineRule="auto"/>
               <w:jc w:val="center"/>
             </w:pPr>
             <w:r/>
@@ -1884,19 +1734,19 @@
               <w:rPr>
                 <w:rFonts w:ascii="Times New Roman" w:hAnsi="Times New Roman" w:eastAsia="宋体"/>
                 <w:b w:val="0"/>
-                <w:sz w:val="19"/>
+                <w:sz w:val="21"/>
               </w:rPr>
-              <w:t>3</w:t>
+              <w:t>—</w:t>
             </w:r>
           </w:p>
         </w:tc>
         <w:tc>
           <w:tcPr>
-            <w:tcW w:type="dxa" w:w="1662"/>
+            <w:tcW w:type="dxa" w:w="1928"/>
           </w:tcPr>
           <w:p>
             <w:pPr>
-              <w:spacing w:line="288" w:lineRule="auto" w:before="20" w:after="20"/>
+              <w:spacing w:after="20" w:before="20" w:line="276" w:lineRule="auto"/>
               <w:jc w:val="center"/>
             </w:pPr>
             <w:r/>
@@ -1904,19 +1754,41 @@
               <w:rPr>
                 <w:rFonts w:ascii="Times New Roman" w:hAnsi="Times New Roman" w:eastAsia="宋体"/>
                 <w:b w:val="0"/>
-                <w:sz w:val="19"/>
+                <w:sz w:val="21"/>
               </w:rPr>
-              <w:t>~3,889</w:t>
+              <w:t>基线模型</w:t>
+            </w:r>
+          </w:p>
+        </w:tc>
+      </w:tr>
+      <w:tr>
+        <w:tc>
+          <w:tcPr>
+            <w:tcW w:type="dxa" w:w="2154"/>
+          </w:tcPr>
+          <w:p>
+            <w:pPr>
+              <w:spacing w:after="20" w:before="20" w:line="276" w:lineRule="auto"/>
+              <w:jc w:val="left"/>
+            </w:pPr>
+            <w:r/>
+            <w:r>
+              <w:rPr>
+                <w:rFonts w:ascii="Times New Roman" w:hAnsi="Times New Roman" w:eastAsia="宋体"/>
+                <w:b w:val="0"/>
+                <w:sz w:val="21"/>
+              </w:rPr>
+              <w:t>+ RFM</w:t>
             </w:r>
           </w:p>
         </w:tc>
         <w:tc>
           <w:tcPr>
-            <w:tcW w:type="dxa" w:w="1662"/>
+            <w:tcW w:type="dxa" w:w="1134"/>
           </w:tcPr>
           <w:p>
             <w:pPr>
-              <w:spacing w:line="288" w:lineRule="auto" w:before="20" w:after="20"/>
+              <w:spacing w:after="20" w:before="20" w:line="276" w:lineRule="auto"/>
               <w:jc w:val="center"/>
             </w:pPr>
             <w:r/>
@@ -1924,9 +1796,69 @@
               <w:rPr>
                 <w:rFonts w:ascii="Times New Roman" w:hAnsi="Times New Roman" w:eastAsia="宋体"/>
                 <w:b w:val="0"/>
-                <w:sz w:val="19"/>
+                <w:sz w:val="21"/>
               </w:rPr>
-              <w:t>~11,667</w:t>
+              <w:t>~25.7M</w:t>
+            </w:r>
+          </w:p>
+        </w:tc>
+        <w:tc>
+          <w:tcPr>
+            <w:tcW w:type="dxa" w:w="1587"/>
+          </w:tcPr>
+          <w:p>
+            <w:pPr>
+              <w:spacing w:after="20" w:before="20" w:line="276" w:lineRule="auto"/>
+              <w:jc w:val="center"/>
+            </w:pPr>
+            <w:r/>
+            <w:r>
+              <w:rPr>
+                <w:rFonts w:ascii="Times New Roman" w:hAnsi="Times New Roman" w:eastAsia="宋体"/>
+                <w:b w:val="0"/>
+                <w:sz w:val="21"/>
+              </w:rPr>
+              <w:t>+0.1M (+0.4%)</w:t>
+            </w:r>
+          </w:p>
+        </w:tc>
+        <w:tc>
+          <w:tcPr>
+            <w:tcW w:type="dxa" w:w="1417"/>
+          </w:tcPr>
+          <w:p>
+            <w:pPr>
+              <w:spacing w:after="20" w:before="20" w:line="276" w:lineRule="auto"/>
+              <w:jc w:val="center"/>
+            </w:pPr>
+            <w:r/>
+            <w:r>
+              <w:rPr>
+                <w:rFonts w:ascii="Times New Roman" w:hAnsi="Times New Roman" w:eastAsia="宋体"/>
+                <w:b w:val="0"/>
+                <w:sz w:val="21"/>
+              </w:rPr>
+              <w:t>+0.02G</w:t>
+            </w:r>
+          </w:p>
+        </w:tc>
+        <w:tc>
+          <w:tcPr>
+            <w:tcW w:type="dxa" w:w="1928"/>
+          </w:tcPr>
+          <w:p>
+            <w:pPr>
+              <w:spacing w:after="20" w:before="20" w:line="276" w:lineRule="auto"/>
+              <w:jc w:val="center"/>
+            </w:pPr>
+            <w:r/>
+            <w:r>
+              <w:rPr>
+                <w:rFonts w:ascii="Times New Roman" w:hAnsi="Times New Roman" w:eastAsia="宋体"/>
+                <w:b w:val="0"/>
+                <w:sz w:val="21"/>
+              </w:rPr>
+              <w:t>两个1×1卷积+FFT/IFFT</w:t>
             </w:r>
           </w:p>
         </w:tc>
@@ -1934,11 +1866,31 @@
       <w:tr>
         <w:tc>
           <w:tcPr>
-            <w:tcW w:type="dxa" w:w="1662"/>
+            <w:tcW w:type="dxa" w:w="2154"/>
           </w:tcPr>
           <w:p>
             <w:pPr>
-              <w:spacing w:line="288" w:lineRule="auto" w:before="20" w:after="20"/>
+              <w:spacing w:after="20" w:before="20" w:line="276" w:lineRule="auto"/>
+              <w:jc w:val="left"/>
+            </w:pPr>
+            <w:r/>
+            <w:r>
+              <w:rPr>
+                <w:rFonts w:ascii="Times New Roman" w:hAnsi="Times New Roman" w:eastAsia="宋体"/>
+                <w:b w:val="0"/>
+                <w:sz w:val="21"/>
+              </w:rPr>
+              <w:t>+ MFGCP</w:t>
+            </w:r>
+          </w:p>
+        </w:tc>
+        <w:tc>
+          <w:tcPr>
+            <w:tcW w:type="dxa" w:w="1134"/>
+          </w:tcPr>
+          <w:p>
+            <w:pPr>
+              <w:spacing w:after="20" w:before="20" w:line="276" w:lineRule="auto"/>
               <w:jc w:val="center"/>
             </w:pPr>
             <w:r/>
@@ -1946,19 +1898,19 @@
               <w:rPr>
                 <w:rFonts w:ascii="Times New Roman" w:hAnsi="Times New Roman" w:eastAsia="宋体"/>
                 <w:b w:val="0"/>
-                <w:sz w:val="19"/>
+                <w:sz w:val="21"/>
               </w:rPr>
-              <w:t>中尺度（latent_mid）</w:t>
+              <w:t>~25.9M</w:t>
             </w:r>
           </w:p>
         </w:tc>
         <w:tc>
           <w:tcPr>
-            <w:tcW w:type="dxa" w:w="1662"/>
+            <w:tcW w:type="dxa" w:w="1587"/>
           </w:tcPr>
           <w:p>
             <w:pPr>
-              <w:spacing w:line="288" w:lineRule="auto" w:before="20" w:after="20"/>
+              <w:spacing w:after="20" w:before="20" w:line="276" w:lineRule="auto"/>
               <w:jc w:val="center"/>
             </w:pPr>
             <w:r/>
@@ -1966,19 +1918,19 @@
               <w:rPr>
                 <w:rFonts w:ascii="Times New Roman" w:hAnsi="Times New Roman" w:eastAsia="宋体"/>
                 <w:b w:val="0"/>
-                <w:sz w:val="19"/>
+                <w:sz w:val="21"/>
               </w:rPr>
-              <w:t>96</w:t>
+              <w:t>+0.23M (+0.9%)</w:t>
             </w:r>
           </w:p>
         </w:tc>
         <w:tc>
           <w:tcPr>
-            <w:tcW w:type="dxa" w:w="1662"/>
+            <w:tcW w:type="dxa" w:w="1417"/>
           </w:tcPr>
           <w:p>
             <w:pPr>
-              <w:spacing w:line="288" w:lineRule="auto" w:before="20" w:after="20"/>
+              <w:spacing w:after="20" w:before="20" w:line="276" w:lineRule="auto"/>
               <w:jc w:val="center"/>
             </w:pPr>
             <w:r/>
@@ -1986,19 +1938,19 @@
               <w:rPr>
                 <w:rFonts w:ascii="Times New Roman" w:hAnsi="Times New Roman" w:eastAsia="宋体"/>
                 <w:b w:val="0"/>
-                <w:sz w:val="19"/>
+                <w:sz w:val="21"/>
               </w:rPr>
-              <w:t>2</w:t>
+              <w:t>+0.08G</w:t>
             </w:r>
           </w:p>
         </w:tc>
         <w:tc>
           <w:tcPr>
-            <w:tcW w:type="dxa" w:w="1662"/>
+            <w:tcW w:type="dxa" w:w="1928"/>
           </w:tcPr>
           <w:p>
             <w:pPr>
-              <w:spacing w:line="288" w:lineRule="auto" w:before="20" w:after="20"/>
+              <w:spacing w:after="20" w:before="20" w:line="276" w:lineRule="auto"/>
               <w:jc w:val="center"/>
             </w:pPr>
             <w:r/>
@@ -2006,19 +1958,41 @@
               <w:rPr>
                 <w:rFonts w:ascii="Times New Roman" w:hAnsi="Times New Roman" w:eastAsia="宋体"/>
                 <w:b w:val="0"/>
-                <w:sz w:val="19"/>
+                <w:sz w:val="21"/>
               </w:rPr>
-              <w:t>~15,553</w:t>
+              <w:t>五方向MDPConv+α参数</w:t>
+            </w:r>
+          </w:p>
+        </w:tc>
+      </w:tr>
+      <w:tr>
+        <w:tc>
+          <w:tcPr>
+            <w:tcW w:type="dxa" w:w="2154"/>
+          </w:tcPr>
+          <w:p>
+            <w:pPr>
+              <w:spacing w:after="20" w:before="20" w:line="276" w:lineRule="auto"/>
+              <w:jc w:val="left"/>
+            </w:pPr>
+            <w:r/>
+            <w:r>
+              <w:rPr>
+                <w:rFonts w:ascii="Times New Roman" w:hAnsi="Times New Roman" w:eastAsia="宋体"/>
+                <w:b w:val="0"/>
+                <w:sz w:val="21"/>
+              </w:rPr>
+              <w:t>+ HAFL</w:t>
             </w:r>
           </w:p>
         </w:tc>
         <w:tc>
           <w:tcPr>
-            <w:tcW w:type="dxa" w:w="1662"/>
+            <w:tcW w:type="dxa" w:w="1134"/>
           </w:tcPr>
           <w:p>
             <w:pPr>
-              <w:spacing w:line="288" w:lineRule="auto" w:before="20" w:after="20"/>
+              <w:spacing w:after="20" w:before="20" w:line="276" w:lineRule="auto"/>
               <w:jc w:val="center"/>
             </w:pPr>
             <w:r/>
@@ -2026,9 +2000,69 @@
               <w:rPr>
                 <w:rFonts w:ascii="Times New Roman" w:hAnsi="Times New Roman" w:eastAsia="宋体"/>
                 <w:b w:val="0"/>
-                <w:sz w:val="19"/>
+                <w:sz w:val="21"/>
               </w:rPr>
-              <w:t>~31,106</w:t>
+              <w:t>无额外参数</w:t>
+            </w:r>
+          </w:p>
+        </w:tc>
+        <w:tc>
+          <w:tcPr>
+            <w:tcW w:type="dxa" w:w="1587"/>
+          </w:tcPr>
+          <w:p>
+            <w:pPr>
+              <w:spacing w:after="20" w:before="20" w:line="276" w:lineRule="auto"/>
+              <w:jc w:val="center"/>
+            </w:pPr>
+            <w:r/>
+            <w:r>
+              <w:rPr>
+                <w:rFonts w:ascii="Times New Roman" w:hAnsi="Times New Roman" w:eastAsia="宋体"/>
+                <w:b w:val="0"/>
+                <w:sz w:val="21"/>
+              </w:rPr>
+              <w:t>0 (0%)</w:t>
+            </w:r>
+          </w:p>
+        </w:tc>
+        <w:tc>
+          <w:tcPr>
+            <w:tcW w:type="dxa" w:w="1417"/>
+          </w:tcPr>
+          <w:p>
+            <w:pPr>
+              <w:spacing w:after="20" w:before="20" w:line="276" w:lineRule="auto"/>
+              <w:jc w:val="center"/>
+            </w:pPr>
+            <w:r/>
+            <w:r>
+              <w:rPr>
+                <w:rFonts w:ascii="Times New Roman" w:hAnsi="Times New Roman" w:eastAsia="宋体"/>
+                <w:b w:val="0"/>
+                <w:sz w:val="21"/>
+              </w:rPr>
+              <w:t>+0.01G</w:t>
+            </w:r>
+          </w:p>
+        </w:tc>
+        <w:tc>
+          <w:tcPr>
+            <w:tcW w:type="dxa" w:w="1928"/>
+          </w:tcPr>
+          <w:p>
+            <w:pPr>
+              <w:spacing w:after="20" w:before="20" w:line="276" w:lineRule="auto"/>
+              <w:jc w:val="center"/>
+            </w:pPr>
+            <w:r/>
+            <w:r>
+              <w:rPr>
+                <w:rFonts w:ascii="Times New Roman" w:hAnsi="Times New Roman" w:eastAsia="宋体"/>
+                <w:b w:val="0"/>
+                <w:sz w:val="21"/>
+              </w:rPr>
+              <w:t>仅频域损失计算</w:t>
             </w:r>
           </w:p>
         </w:tc>
@@ -2036,11 +2070,31 @@
       <w:tr>
         <w:tc>
           <w:tcPr>
-            <w:tcW w:type="dxa" w:w="1662"/>
+            <w:tcW w:type="dxa" w:w="2154"/>
           </w:tcPr>
           <w:p>
             <w:pPr>
-              <w:spacing w:line="288" w:lineRule="auto" w:before="20" w:after="20"/>
+              <w:spacing w:after="20" w:before="20" w:line="276" w:lineRule="auto"/>
+              <w:jc w:val="left"/>
+            </w:pPr>
+            <w:r/>
+            <w:r>
+              <w:rPr>
+                <w:rFonts w:ascii="Times New Roman" w:hAnsi="Times New Roman" w:eastAsia="宋体"/>
+                <w:b w:val="0"/>
+                <w:sz w:val="21"/>
+              </w:rPr>
+              <w:t>全部三创新点</w:t>
+            </w:r>
+          </w:p>
+        </w:tc>
+        <w:tc>
+          <w:tcPr>
+            <w:tcW w:type="dxa" w:w="1134"/>
+          </w:tcPr>
+          <w:p>
+            <w:pPr>
+              <w:spacing w:after="20" w:before="20" w:line="276" w:lineRule="auto"/>
               <w:jc w:val="center"/>
             </w:pPr>
             <w:r/>
@@ -2048,19 +2102,19 @@
               <w:rPr>
                 <w:rFonts w:ascii="Times New Roman" w:hAnsi="Times New Roman" w:eastAsia="宋体"/>
                 <w:b w:val="0"/>
-                <w:sz w:val="19"/>
+                <w:sz w:val="21"/>
               </w:rPr>
-              <w:t>大尺度（latent_max）</w:t>
+              <w:t>~25.9M</w:t>
             </w:r>
           </w:p>
         </w:tc>
         <w:tc>
           <w:tcPr>
-            <w:tcW w:type="dxa" w:w="1662"/>
+            <w:tcW w:type="dxa" w:w="1587"/>
           </w:tcPr>
           <w:p>
             <w:pPr>
-              <w:spacing w:line="288" w:lineRule="auto" w:before="20" w:after="20"/>
+              <w:spacing w:after="20" w:before="20" w:line="276" w:lineRule="auto"/>
               <w:jc w:val="center"/>
             </w:pPr>
             <w:r/>
@@ -2068,19 +2122,19 @@
               <w:rPr>
                 <w:rFonts w:ascii="Times New Roman" w:hAnsi="Times New Roman" w:eastAsia="宋体"/>
                 <w:b w:val="0"/>
-                <w:sz w:val="19"/>
+                <w:sz w:val="21"/>
               </w:rPr>
-              <w:t>192</w:t>
+              <w:t>+0.33M (+1.3%)</w:t>
             </w:r>
           </w:p>
         </w:tc>
         <w:tc>
           <w:tcPr>
-            <w:tcW w:type="dxa" w:w="1662"/>
+            <w:tcW w:type="dxa" w:w="1417"/>
           </w:tcPr>
           <w:p>
             <w:pPr>
-              <w:spacing w:line="288" w:lineRule="auto" w:before="20" w:after="20"/>
+              <w:spacing w:after="20" w:before="20" w:line="276" w:lineRule="auto"/>
               <w:jc w:val="center"/>
             </w:pPr>
             <w:r/>
@@ -2088,19 +2142,19 @@
               <w:rPr>
                 <w:rFonts w:ascii="Times New Roman" w:hAnsi="Times New Roman" w:eastAsia="宋体"/>
                 <w:b w:val="0"/>
-                <w:sz w:val="19"/>
+                <w:sz w:val="21"/>
               </w:rPr>
-              <w:t>3</w:t>
+              <w:t>+0.11G</w:t>
             </w:r>
           </w:p>
         </w:tc>
         <w:tc>
           <w:tcPr>
-            <w:tcW w:type="dxa" w:w="1662"/>
+            <w:tcW w:type="dxa" w:w="1928"/>
           </w:tcPr>
           <w:p>
             <w:pPr>
-              <w:spacing w:line="288" w:lineRule="auto" w:before="20" w:after="20"/>
+              <w:spacing w:after="20" w:before="20" w:line="276" w:lineRule="auto"/>
               <w:jc w:val="center"/>
             </w:pPr>
             <w:r/>
@@ -2108,131 +2162,9 @@
               <w:rPr>
                 <w:rFonts w:ascii="Times New Roman" w:hAnsi="Times New Roman" w:eastAsia="宋体"/>
                 <w:b w:val="0"/>
-                <w:sz w:val="19"/>
+                <w:sz w:val="21"/>
               </w:rPr>
-              <w:t>~62,209</w:t>
-            </w:r>
-          </w:p>
-        </w:tc>
-        <w:tc>
-          <w:tcPr>
-            <w:tcW w:type="dxa" w:w="1662"/>
-          </w:tcPr>
-          <w:p>
-            <w:pPr>
-              <w:spacing w:line="288" w:lineRule="auto" w:before="20" w:after="20"/>
-              <w:jc w:val="center"/>
-            </w:pPr>
-            <w:r/>
-            <w:r>
-              <w:rPr>
-                <w:rFonts w:ascii="Times New Roman" w:hAnsi="Times New Roman" w:eastAsia="宋体"/>
-                <w:b w:val="0"/>
-                <w:sz w:val="19"/>
-              </w:rPr>
-              <w:t>~186,627</w:t>
-            </w:r>
-          </w:p>
-        </w:tc>
-      </w:tr>
-      <w:tr>
-        <w:tc>
-          <w:tcPr>
-            <w:tcW w:type="dxa" w:w="1662"/>
-          </w:tcPr>
-          <w:p>
-            <w:pPr>
-              <w:spacing w:line="288" w:lineRule="auto" w:before="20" w:after="20"/>
-              <w:jc w:val="center"/>
-            </w:pPr>
-            <w:r/>
-            <w:r>
-              <w:rPr>
-                <w:rFonts w:ascii="Times New Roman" w:hAnsi="Times New Roman" w:eastAsia="宋体"/>
-                <w:b/>
-                <w:sz w:val="19"/>
-              </w:rPr>
-              <w:t>总计</w:t>
-            </w:r>
-          </w:p>
-        </w:tc>
-        <w:tc>
-          <w:tcPr>
-            <w:tcW w:type="dxa" w:w="1662"/>
-          </w:tcPr>
-          <w:p>
-            <w:pPr>
-              <w:spacing w:line="288" w:lineRule="auto" w:before="20" w:after="20"/>
-              <w:jc w:val="center"/>
-            </w:pPr>
-            <w:r/>
-            <w:r>
-              <w:rPr>
-                <w:rFonts w:ascii="Times New Roman" w:hAnsi="Times New Roman" w:eastAsia="宋体"/>
-                <w:b/>
-                <w:sz w:val="19"/>
-              </w:rPr>
-              <w:t>—</w:t>
-            </w:r>
-          </w:p>
-        </w:tc>
-        <w:tc>
-          <w:tcPr>
-            <w:tcW w:type="dxa" w:w="1662"/>
-          </w:tcPr>
-          <w:p>
-            <w:pPr>
-              <w:spacing w:line="288" w:lineRule="auto" w:before="20" w:after="20"/>
-              <w:jc w:val="center"/>
-            </w:pPr>
-            <w:r/>
-            <w:r>
-              <w:rPr>
-                <w:rFonts w:ascii="Times New Roman" w:hAnsi="Times New Roman" w:eastAsia="宋体"/>
-                <w:b/>
-                <w:sz w:val="19"/>
-              </w:rPr>
-              <w:t>8</w:t>
-            </w:r>
-          </w:p>
-        </w:tc>
-        <w:tc>
-          <w:tcPr>
-            <w:tcW w:type="dxa" w:w="1662"/>
-          </w:tcPr>
-          <w:p>
-            <w:pPr>
-              <w:spacing w:line="288" w:lineRule="auto" w:before="20" w:after="20"/>
-              <w:jc w:val="center"/>
-            </w:pPr>
-            <w:r/>
-            <w:r>
-              <w:rPr>
-                <w:rFonts w:ascii="Times New Roman" w:hAnsi="Times New Roman" w:eastAsia="宋体"/>
-                <w:b/>
-                <w:sz w:val="19"/>
-              </w:rPr>
-              <w:t>—</w:t>
-            </w:r>
-          </w:p>
-        </w:tc>
-        <w:tc>
-          <w:tcPr>
-            <w:tcW w:type="dxa" w:w="1662"/>
-          </w:tcPr>
-          <w:p>
-            <w:pPr>
-              <w:spacing w:line="288" w:lineRule="auto" w:before="20" w:after="20"/>
-              <w:jc w:val="center"/>
-            </w:pPr>
-            <w:r/>
-            <w:r>
-              <w:rPr>
-                <w:rFonts w:ascii="Times New Roman" w:hAnsi="Times New Roman" w:eastAsia="宋体"/>
-                <w:b/>
-                <w:sz w:val="19"/>
-              </w:rPr>
-              <w:t>~229,400（约0.23M）</w:t>
+              <w:t>总开销可控</w:t>
             </w:r>
           </w:p>
         </w:tc>
@@ -2240,15 +2172,14 @@
     </w:tbl>
     <w:p>
       <w:pPr>
-        <w:spacing w:line="360" w:lineRule="auto" w:before="0" w:after="0"/>
-        <w:ind w:firstLine="480"/>
+        <w:spacing w:after="0" w:before="0" w:line="360" w:lineRule="auto"/>
         <w:jc w:val="both"/>
       </w:pPr>
     </w:p>
     <w:p>
       <w:pPr>
-        <w:spacing w:line="360" w:lineRule="auto" w:before="0" w:after="0"/>
-        <w:ind w:firstLine="480"/>
+        <w:spacing w:after="0" w:before="0" w:line="360" w:lineRule="auto"/>
+        <w:ind w:firstLine="420"/>
         <w:jc w:val="both"/>
       </w:pPr>
       <w:r>
@@ -2257,12 +2188,12 @@
           <w:b w:val="0"/>
           <w:sz w:val="24"/>
         </w:rPr>
-        <w:t>目前，MFGCP的代码实现已全部完成，并集成至训练框架中。三创新点（RFM+MFGCP+HAFL）的集成实验（exp3）正在4xNVIDIA RTX 3090上进行分布式训练。</w:t>
+        <w:t>从表2可以看出，三个创新点的总额外参数量仅为0.33M（相对增长1.3%），额外FLOPs约0.11G，开销极为可控。这表明所提出的频域增强策略在参数效率和计算效率方面均表现优异，符合实用化图像恢复方法的设计要求。</w:t>
       </w:r>
     </w:p>
     <w:p>
       <w:pPr>
-        <w:spacing w:line="360" w:lineRule="auto" w:before="60" w:after="60"/>
+        <w:spacing w:after="60" w:before="120" w:line="360" w:lineRule="auto"/>
         <w:jc w:val="left"/>
       </w:pPr>
       <w:r>
@@ -2271,13 +2202,13 @@
           <w:b/>
           <w:sz w:val="24"/>
         </w:rPr>
-        <w:t>1.4 创新点3：分层自适应频域损失（HAFL）—— 已完成实现与验证</w:t>
+        <w:t>3. 课题二：基于状态空间模型的图像超分辨率方法——方法设计与实验验证</w:t>
       </w:r>
     </w:p>
     <w:p>
       <w:pPr>
-        <w:spacing w:line="360" w:lineRule="auto" w:before="0" w:after="0"/>
-        <w:ind w:firstLine="480"/>
+        <w:spacing w:after="0" w:before="0" w:line="360" w:lineRule="auto"/>
+        <w:ind w:firstLine="420"/>
         <w:jc w:val="both"/>
       </w:pPr>
       <w:r>
@@ -2286,13 +2217,13 @@
           <w:b w:val="0"/>
           <w:sz w:val="24"/>
         </w:rPr>
-        <w:t>HAFL从训练策略层面引入频域分层约束，其核心思想是将频域分解为低、中、高三个子带，针对不同频段的恢复难度差异设计差异化的监督信号。</w:t>
+        <w:t>基于MambaIRv2（CVPR 2025）基线模型，围绕频域感知增强、SSM扫描优化和高效Token聚合三个方面提出创新方案，并进行了消融实验验证。</w:t>
       </w:r>
     </w:p>
     <w:p>
       <w:pPr>
-        <w:spacing w:line="360" w:lineRule="auto" w:before="0" w:after="0"/>
-        <w:ind w:firstLine="480"/>
+        <w:spacing w:after="0" w:before="0" w:line="360" w:lineRule="auto"/>
+        <w:ind w:firstLine="420"/>
         <w:jc w:val="both"/>
       </w:pPr>
       <w:r>
@@ -2301,21 +2232,29 @@
           <w:b/>
           <w:sz w:val="24"/>
         </w:rPr>
-        <w:t>频域三子带分解。</w:t>
+        <w:t>创新点1：多尺度频域感知增强（Multi-scale Frequency Awareness, MFA）</w:t>
       </w:r>
+    </w:p>
+    <w:p>
+      <w:pPr>
+        <w:spacing w:after="0" w:before="0" w:line="360" w:lineRule="auto"/>
+        <w:ind w:firstLine="420"/>
+        <w:jc w:val="both"/>
+      </w:pPr>
       <w:r>
         <w:rPr>
           <w:rFonts w:ascii="Times New Roman" w:hAnsi="Times New Roman" w:eastAsia="宋体"/>
           <w:b w:val="0"/>
           <w:sz w:val="24"/>
         </w:rPr>
-        <w:t xml:space="preserve"> 给定预测图像 x_hat 和真实图像 x*，HAFL首先对二者分别进行FFT变换，通过三个频域掩膜将其分解为不同子带：</w:t>
+        <w:t>动机分析：MambaIRv2的ASSM虽然在长程建模方面表现出色，但其对频域信息的利用不够充分。图像超分辨率的核心挑战在于高频细节的恢复，而频域感知能力的不足直接限制了网络对高频信息的重建质量。为此，我们在不改变ASSM整体架构的前提下，通过引入频域感知分支增强网络对频域特征的捕获能力。</w:t>
       </w:r>
     </w:p>
     <w:p>
       <w:pPr>
-        <w:spacing w:line="360" w:lineRule="auto" w:before="60" w:after="60"/>
-        <w:jc w:val="center"/>
+        <w:spacing w:after="0" w:before="0" w:line="360" w:lineRule="auto"/>
+        <w:ind w:firstLine="420"/>
+        <w:jc w:val="both"/>
       </w:pPr>
       <w:r>
         <w:rPr>
@@ -2323,13 +2262,14 @@
           <w:b w:val="0"/>
           <w:sz w:val="24"/>
         </w:rPr>
-        <w:t>x_hat_low = iFFT_2D(FFT_2D(x_hat) * M_low)</w:t>
+        <w:t>技术方案：MFA采用Haar小波离散小波变换（DWT）对特征进行3级多尺度分解。设输入特征为 x，3级DWT分解产生一个低频近似分量 x_LLL 和多个高频细节分量 {x_LH, x_HL, x_HH} 在不同尺度上。Haar DWT的优势在于其计算高效且可逆，同时能够分离不同方向的高频信息（水平、竖直、对角）。在频域融合方面，我们设计了CascadedFSG（Cascaded Frequency-Spatial Gating）级联融合门机制，采用三级级联结构，各级的卷积核大小递增：7×7 → 9×9 → 11×11，逐步扩大空间感受野。每一级融合门接收频域特征和空域特征作为输入，通过门控机制自适应地融合两个域的信息。</w:t>
       </w:r>
     </w:p>
     <w:p>
       <w:pPr>
-        <w:spacing w:line="360" w:lineRule="auto" w:before="60" w:after="60"/>
-        <w:jc w:val="center"/>
+        <w:spacing w:after="0" w:before="0" w:line="360" w:lineRule="auto"/>
+        <w:ind w:firstLine="420"/>
+        <w:jc w:val="both"/>
       </w:pPr>
       <w:r>
         <w:rPr>
@@ -2337,13 +2277,29 @@
           <w:b w:val="0"/>
           <w:sz w:val="24"/>
         </w:rPr>
-        <w:t>x_hat_mid = iFFT_2D(FFT_2D(x_hat) * M_mid)</w:t>
+        <w:t>频域层部署策略：为平衡频域感知能力与计算效率，我们采用频率部署比 freq_deploy_ratio = 0.75 的策略。具体而言，在每个ASSB（Attentive State Space Block）包含的6个残差层中，选择中间4层（索引 {1, 2, 3, 4}）部署MFA模块，而首尾两层保持原始配置。这种居中部署策略使频域增强集中在网络的中间表示层，既避免了在底层特征上过度引入频域操作导致的信息损失，也避免了在顶层特征上引入冗余计算。</w:t>
       </w:r>
     </w:p>
     <w:p>
       <w:pPr>
-        <w:spacing w:line="360" w:lineRule="auto" w:before="60" w:after="60"/>
-        <w:jc w:val="center"/>
+        <w:spacing w:after="0" w:before="0" w:line="360" w:lineRule="auto"/>
+        <w:ind w:firstLine="420"/>
+        <w:jc w:val="both"/>
+      </w:pPr>
+      <w:r>
+        <w:rPr>
+          <w:rFonts w:ascii="Times New Roman" w:hAnsi="Times New Roman" w:eastAsia="宋体"/>
+          <w:b/>
+          <w:sz w:val="24"/>
+        </w:rPr>
+        <w:t>创新点2：语义-空间双路径扫描（Semantic-Spatial Dual-Path Scanning, SSDPS）</w:t>
+      </w:r>
+    </w:p>
+    <w:p>
+      <w:pPr>
+        <w:spacing w:after="0" w:before="0" w:line="360" w:lineRule="auto"/>
+        <w:ind w:firstLine="420"/>
+        <w:jc w:val="both"/>
       </w:pPr>
       <w:r>
         <w:rPr>
@@ -2351,13 +2307,13 @@
           <w:b w:val="0"/>
           <w:sz w:val="24"/>
         </w:rPr>
-        <w:t>x_hat_high = iFFT_2D(FFT_2D(x_hat) * M_high)</w:t>
+        <w:t>问题诊断：MambaIRv2中ASSM采用的语义引导邻域（SGN）重排序策略存在一个根本性矛盾——SGN根据语义相似度对像素进行全局重排序，虽然增强了SSM在语义相关像素之间的状态传递能力，但同时破坏了2D空间连续性。对于图像超分辨率这类强依赖局部空间结构的任务，空间连续性的丧失会导致SSM无法建立有效的局部空间依赖关系，限制重建质量。PRISMamba（ICML 2026）的实验也证实了"扫描顺序对SSM性能有关键性影响，因为它破坏物体连续性"。</w:t>
       </w:r>
     </w:p>
     <w:p>
       <w:pPr>
-        <w:spacing w:line="360" w:lineRule="auto" w:before="0" w:after="0"/>
-        <w:ind w:firstLine="480"/>
+        <w:spacing w:after="0" w:before="0" w:line="360" w:lineRule="auto"/>
+        <w:ind w:firstLine="420"/>
         <w:jc w:val="both"/>
       </w:pPr>
       <w:r>
@@ -2366,13 +2322,28 @@
           <w:b w:val="0"/>
           <w:sz w:val="24"/>
         </w:rPr>
-        <w:t>其中 M_low、M_mid、M_high 为基于归一化频率距离的三个二值掩膜，截止频率分别为0.25和0.75，满足 M_low + M_mid + M_high = 1，确保频域完全覆盖。</w:t>
+        <w:t>技术方案：基于上述分析，我们提出SSDPS方案，其核心思想是在不修改SSM内部矩阵（A、B、C、D）的前提下，通过通道分割构建两条并行扫描路径。设SSM的隐藏层维度为 hidden，我们将其分割为：hidden_sem = int(hidden × 0.5)（语义路径维度），hidden_spa = hidden - hidden_sem（空间路径维度）。Path A（语义路径）处理前50%的通道维度：首先应用SGN重排序建立语义关联，然后通过ASE机制注入语义提示，最后通过selective_scan_sem进行选择性状态扫描，扫描完成后执行SGN逆排序恢复原始空间排列。Path B（空间路径）处理后50%的通道维度：保持标准光栅扫描顺序（Raster Scan），不施加任何额外提示，通过selective_scan_spa进行选择性状态扫描。两条路径的输出通过通道级拼接融合，随后经过层归一化和线性投影得到最终输出。</w:t>
       </w:r>
     </w:p>
     <w:p>
       <w:pPr>
-        <w:spacing w:line="360" w:lineRule="auto" w:before="0" w:after="0"/>
-        <w:ind w:firstLine="480"/>
+        <w:spacing w:after="0" w:before="0" w:line="360" w:lineRule="auto"/>
+        <w:ind w:firstLine="420"/>
+        <w:jc w:val="both"/>
+      </w:pPr>
+      <w:r>
+        <w:rPr>
+          <w:rFonts w:ascii="Times New Roman" w:hAnsi="Times New Roman" w:eastAsia="宋体"/>
+          <w:b w:val="0"/>
+          <w:sz w:val="24"/>
+        </w:rPr>
+        <w:t>参数量与安全性分析：SSDPS的参数量增长约为0%。这是因为两个半尺寸SSM（hidden_sem + hidden_spa = hidden）的参数量之和近似等于一个全尺寸SSM的参数量。更重要的是，SSDPS完全不修改SSM的A、B、C、D矩阵的结构和学习机制，仅改变输入的排列顺序和通道分配策略，因此不会破坏SSM内部矩阵的协同学习关系。该方案受到PRISMamba（ICML 2026）多路径选择性扫描思想和SP-MoMamba（ICML 2026）空间-语义解耦策略的理论支撑。</w:t>
+      </w:r>
+    </w:p>
+    <w:p>
+      <w:pPr>
+        <w:spacing w:after="0" w:before="0" w:line="360" w:lineRule="auto"/>
+        <w:ind w:firstLine="420"/>
         <w:jc w:val="both"/>
       </w:pPr>
       <w:r>
@@ -2381,21 +2352,29 @@
           <w:b/>
           <w:sz w:val="24"/>
         </w:rPr>
-        <w:t>渐进式权重调度。</w:t>
+        <w:t>创新点3：密度驱动选择性Token聚合（Density-driven Selective Token Aggregation, DSTA）</w:t>
       </w:r>
+    </w:p>
+    <w:p>
+      <w:pPr>
+        <w:spacing w:after="0" w:before="0" w:line="360" w:lineRule="auto"/>
+        <w:ind w:firstLine="420"/>
+        <w:jc w:val="both"/>
+      </w:pPr>
       <w:r>
         <w:rPr>
           <w:rFonts w:ascii="Times New Roman" w:hAnsi="Times New Roman" w:eastAsia="宋体"/>
           <w:b w:val="0"/>
           <w:sz w:val="24"/>
         </w:rPr>
-        <w:t xml:space="preserve"> HAFL采用课程学习（Curriculum Learning）思想设计渐进式权重调度策略：</w:t>
+        <w:t>动机分析：在基于窗口的注意力机制中，每个窗口内的所有Token均参与注意力计算，导致计算复杂度为 O(N²)，其中 N 为窗口内Token数量。然而，大量Token包含的是低信息密度的平滑区域（如天空、墙壁等），对注意力计算的贡献有限。通过选择性保留高信息密度Token并聚合低信息密度Token，可以在显著降低计算量的同时保持甚至提升性能。</w:t>
       </w:r>
     </w:p>
     <w:p>
       <w:pPr>
-        <w:spacing w:line="360" w:lineRule="auto" w:before="60" w:after="60"/>
-        <w:jc w:val="center"/>
+        <w:spacing w:after="0" w:before="0" w:line="360" w:lineRule="auto"/>
+        <w:ind w:firstLine="420"/>
+        <w:jc w:val="both"/>
       </w:pPr>
       <w:r>
         <w:rPr>
@@ -2403,13 +2382,14 @@
           <w:b w:val="0"/>
           <w:sz w:val="24"/>
         </w:rPr>
-        <w:t>w_low = 0.8 (恒定)</w:t>
+        <w:t>技术方案：DSTA包含三个核心组件。（1）Token密度评估：通过轻量级MLP对每个Token的信息密度进行评估，输出一个标量密度分数；（2）Top-K保留策略：根据密度分数对Token进行排序，保留密度最高的 K 个Token（keep_ratio = 0.5 或 0.75）；（3）空间分组聚合：对未被选中的低密度Token，按空间邻近性分组（group_size = 4），将每组Token聚合为单个代表Token，保留空间结构信息。</w:t>
       </w:r>
     </w:p>
     <w:p>
       <w:pPr>
-        <w:spacing w:line="360" w:lineRule="auto" w:before="60" w:after="60"/>
-        <w:jc w:val="center"/>
+        <w:spacing w:after="0" w:before="0" w:line="360" w:lineRule="auto"/>
+        <w:ind w:firstLine="420"/>
+        <w:jc w:val="both"/>
       </w:pPr>
       <w:r>
         <w:rPr>
@@ -2417,13 +2397,29 @@
           <w:b w:val="0"/>
           <w:sz w:val="24"/>
         </w:rPr>
-        <w:t>w_mid = 0.5 * min(1, 2t)</w:t>
+        <w:t>计算量分析：在标准窗口注意力中，设窗口大小为 N×N，注意力计算复杂度为 O(N⁴)。采用DSTA后，假设 keep_ratio = 0.5，窗口内保留 K = N²/2 个高密度Token，加上聚合后的低密度Token约 N²/(4×group_size) = N²/16 个代表Token，总有效Token数 M ≈ N²/2 + N²/16 ≈ 9N²/16。以 N² = 256（16×16窗口）为例，M ≈ 144 + 16 = 160，相比原始256个Token节省约37.5%的注意力计算量。DSTA与WindowAttention完全兼容，可作为Drop-in replacement直接使用。</w:t>
       </w:r>
     </w:p>
     <w:p>
       <w:pPr>
-        <w:spacing w:line="360" w:lineRule="auto" w:before="60" w:after="60"/>
-        <w:jc w:val="center"/>
+        <w:spacing w:after="0" w:before="0" w:line="360" w:lineRule="auto"/>
+        <w:ind w:firstLine="420"/>
+        <w:jc w:val="both"/>
+      </w:pPr>
+      <w:r>
+        <w:rPr>
+          <w:rFonts w:ascii="Times New Roman" w:hAnsi="Times New Roman" w:eastAsia="宋体"/>
+          <w:b/>
+          <w:sz w:val="24"/>
+        </w:rPr>
+        <w:t>消融实验结果与分析</w:t>
+      </w:r>
+    </w:p>
+    <w:p>
+      <w:pPr>
+        <w:spacing w:after="0" w:before="0" w:line="360" w:lineRule="auto"/>
+        <w:ind w:firstLine="420"/>
+        <w:jc w:val="both"/>
       </w:pPr>
       <w:r>
         <w:rPr>
@@ -2431,162 +2427,21 @@
           <w:b w:val="0"/>
           <w:sz w:val="24"/>
         </w:rPr>
-        <w:t>w_high = 0.3 * min(1, max(0, 3(t - 1/3)))</w:t>
+        <w:t>实验在×4超分辨率任务上进行，使用Set14数据集的PSNR作为主要评估指标。结果如表3所示。</w:t>
       </w:r>
     </w:p>
     <w:p>
       <w:pPr>
-        <w:spacing w:line="360" w:lineRule="auto" w:before="0" w:after="0"/>
-        <w:ind w:firstLine="480"/>
-        <w:jc w:val="both"/>
-      </w:pPr>
-      <w:r>
-        <w:rPr>
-          <w:rFonts w:ascii="Times New Roman" w:hAnsi="Times New Roman" w:eastAsia="宋体"/>
-          <w:b w:val="0"/>
-          <w:sz w:val="24"/>
-        </w:rPr>
-        <w:t>其中 t = epoch / total_epochs 为归一化训练进度。该策略使网络在训练初期仅受低频约束，专注于恢复图像整体结构；训练中期逐步引入中频约束；训练后期才完全启用高频约束，实现从易到难的学习过程。</w:t>
-      </w:r>
-    </w:p>
-    <w:p>
-      <w:pPr>
-        <w:spacing w:line="360" w:lineRule="auto" w:before="0" w:after="0"/>
-        <w:ind w:firstLine="480"/>
-        <w:jc w:val="both"/>
-      </w:pPr>
-      <w:r>
-        <w:rPr>
-          <w:rFonts w:ascii="Times New Roman" w:hAnsi="Times New Roman" w:eastAsia="宋体"/>
-          <w:b/>
-          <w:sz w:val="24"/>
-        </w:rPr>
-        <w:t>HAFL损失函数：</w:t>
-      </w:r>
-    </w:p>
-    <w:p>
-      <w:pPr>
-        <w:spacing w:line="360" w:lineRule="auto" w:before="60" w:after="60"/>
+        <w:spacing w:after="60" w:before="120" w:line="360" w:lineRule="auto"/>
         <w:jc w:val="center"/>
-      </w:pPr>
-      <w:r>
-        <w:rPr>
-          <w:rFonts w:ascii="Times New Roman" w:hAnsi="Times New Roman" w:eastAsia="宋体"/>
-          <w:b w:val="0"/>
-          <w:sz w:val="24"/>
-        </w:rPr>
-        <w:t>L_HAFL = w_low*||x_hat_low - x*_low||_1 + w_mid*||x_hat_mid - x*_mid||_1 + w_high*||x_hat_high - x*_high||_1</w:t>
-      </w:r>
-    </w:p>
-    <w:p>
-      <w:pPr>
-        <w:spacing w:line="360" w:lineRule="auto" w:before="0" w:after="0"/>
-        <w:ind w:firstLine="480"/>
-        <w:jc w:val="both"/>
-      </w:pPr>
-      <w:r>
-        <w:rPr>
-          <w:rFonts w:ascii="Times New Roman" w:hAnsi="Times New Roman" w:eastAsia="宋体"/>
-          <w:b w:val="0"/>
-          <w:sz w:val="24"/>
-        </w:rPr>
-        <w:t>总训练损失函数由五部分组成：</w:t>
-      </w:r>
-    </w:p>
-    <w:p>
-      <w:pPr>
-        <w:spacing w:line="360" w:lineRule="auto" w:before="60" w:after="60"/>
-        <w:jc w:val="center"/>
-      </w:pPr>
-      <w:r>
-        <w:rPr>
-          <w:rFonts w:ascii="Times New Roman" w:hAnsi="Times New Roman" w:eastAsia="宋体"/>
-          <w:b w:val="0"/>
-          <w:sz w:val="24"/>
-        </w:rPr>
-        <w:t>L_total = L_char + 0.01*L_fft + 0.05*L_edge + 0.1*L_l1 + 0.1*L_HAFL</w:t>
-      </w:r>
-    </w:p>
-    <w:p>
-      <w:pPr>
-        <w:spacing w:line="360" w:lineRule="auto" w:before="0" w:after="0"/>
-        <w:ind w:firstLine="480"/>
-        <w:jc w:val="both"/>
-      </w:pPr>
-      <w:r>
-        <w:rPr>
-          <w:rFonts w:ascii="Times New Roman" w:hAnsi="Times New Roman" w:eastAsia="宋体"/>
-          <w:b w:val="0"/>
-          <w:sz w:val="24"/>
-        </w:rPr>
-        <w:t>其中 L_char 为Charbonnier损失（基线原有），L_fft 为频域幅度谱损失，L_edge 为边缘损失，L_l1 为标准L1损失。</w:t>
-      </w:r>
-    </w:p>
-    <w:p>
-      <w:pPr>
-        <w:spacing w:line="360" w:lineRule="auto" w:before="0" w:after="0"/>
-        <w:ind w:firstLine="480"/>
-        <w:jc w:val="both"/>
-      </w:pPr>
-      <w:r>
-        <w:rPr>
-          <w:rFonts w:ascii="Times New Roman" w:hAnsi="Times New Roman" w:eastAsia="宋体"/>
-          <w:b/>
-          <w:sz w:val="24"/>
-        </w:rPr>
-        <w:t>实验验证结果：</w:t>
-      </w:r>
-      <w:r>
-        <w:rPr>
-          <w:rFonts w:ascii="Times New Roman" w:hAnsi="Times New Roman" w:eastAsia="宋体"/>
-          <w:b w:val="0"/>
-          <w:sz w:val="24"/>
-        </w:rPr>
-        <w:t xml:space="preserve"> 在RFM基础上添加HAFL后，PSNR从41.79 dB进一步提升至41.89 dB（额外+0.10 dB）。值得注意的是，HAFL作为纯训练策略优化，不引入任何额外模型参数，仅通过改变损失函数设计即实现了显著的性能提升，充分证明了频域分层损失约束的有效性。</w:t>
-      </w:r>
-    </w:p>
-    <w:p>
-      <w:pPr>
-        <w:spacing w:line="360" w:lineRule="auto" w:before="60" w:after="60"/>
-        <w:jc w:val="left"/>
       </w:pPr>
       <w:r>
         <w:rPr>
           <w:rFonts w:ascii="Times New Roman" w:hAnsi="Times New Roman" w:eastAsia="黑体"/>
           <w:b/>
-          <w:sz w:val="24"/>
+          <w:sz w:val="21"/>
         </w:rPr>
-        <w:t>1.5 消融实验结果汇总</w:t>
-      </w:r>
-    </w:p>
-    <w:p>
-      <w:pPr>
-        <w:spacing w:line="360" w:lineRule="auto" w:before="0" w:after="0"/>
-        <w:ind w:firstLine="480"/>
-        <w:jc w:val="both"/>
-      </w:pPr>
-      <w:r>
-        <w:rPr>
-          <w:rFonts w:ascii="Times New Roman" w:hAnsi="Times New Roman" w:eastAsia="宋体"/>
-          <w:b w:val="0"/>
-          <w:sz w:val="24"/>
-        </w:rPr>
-        <w:t>本课题采用严格的递进式消融实验设计，逐步添加各创新点以验证其独立贡献和叠加效果。Rain200L数据集上的消融实验结果如表1所示。</w:t>
-      </w:r>
-    </w:p>
-    <w:p>
-      <w:pPr>
-        <w:spacing w:line="360" w:lineRule="auto" w:before="0" w:after="0"/>
-        <w:ind w:firstLine="480"/>
-        <w:jc w:val="both"/>
-      </w:pPr>
-      <w:r>
-        <w:rPr>
-          <w:rFonts w:ascii="Times New Roman" w:hAnsi="Times New Roman" w:eastAsia="宋体"/>
-          <w:b/>
-          <w:sz w:val="24"/>
-        </w:rPr>
-        <w:t>表1 Rain200L数据集消融实验结果（Y通道PSNR/SSIM）</w:t>
+        <w:t>表3  MambaIRv2 ×4超分辨率消融实验结果（Set14）</w:t>
       </w:r>
     </w:p>
     <w:tbl>
@@ -2604,20 +2459,20 @@
         </w:tblBorders>
       </w:tblPr>
       <w:tblGrid>
-        <w:gridCol w:w="1662"/>
-        <w:gridCol w:w="1662"/>
-        <w:gridCol w:w="1662"/>
-        <w:gridCol w:w="1662"/>
-        <w:gridCol w:w="1662"/>
+        <w:gridCol w:w="2161"/>
+        <w:gridCol w:w="2161"/>
+        <w:gridCol w:w="2161"/>
+        <w:gridCol w:w="2161"/>
       </w:tblGrid>
       <w:tr>
         <w:tc>
           <w:tcPr>
-            <w:tcW w:type="dxa" w:w="1662"/>
+            <w:tcW w:type="dxa" w:w="2835"/>
+            <w:shd w:fill="D9E2F3" w:val="clear"/>
           </w:tcPr>
           <w:p>
             <w:pPr>
-              <w:spacing w:line="288" w:lineRule="auto" w:before="20" w:after="20"/>
+              <w:spacing w:after="20" w:before="20" w:line="276" w:lineRule="auto"/>
               <w:jc w:val="center"/>
             </w:pPr>
             <w:r/>
@@ -2625,19 +2480,20 @@
               <w:rPr>
                 <w:rFonts w:ascii="Times New Roman" w:hAnsi="Times New Roman" w:eastAsia="宋体"/>
                 <w:b/>
-                <w:sz w:val="19"/>
+                <w:sz w:val="21"/>
               </w:rPr>
-              <w:t>实验配置</w:t>
+              <w:t>配置</w:t>
             </w:r>
           </w:p>
         </w:tc>
         <w:tc>
           <w:tcPr>
-            <w:tcW w:type="dxa" w:w="1662"/>
+            <w:tcW w:type="dxa" w:w="1417"/>
+            <w:shd w:fill="D9E2F3" w:val="clear"/>
           </w:tcPr>
           <w:p>
             <w:pPr>
-              <w:spacing w:line="288" w:lineRule="auto" w:before="20" w:after="20"/>
+              <w:spacing w:after="20" w:before="20" w:line="276" w:lineRule="auto"/>
               <w:jc w:val="center"/>
             </w:pPr>
             <w:r/>
@@ -2645,7 +2501,7 @@
               <w:rPr>
                 <w:rFonts w:ascii="Times New Roman" w:hAnsi="Times New Roman" w:eastAsia="宋体"/>
                 <w:b/>
-                <w:sz w:val="19"/>
+                <w:sz w:val="21"/>
               </w:rPr>
               <w:t>PSNR (dB)</w:t>
             </w:r>
@@ -2653,11 +2509,12 @@
         </w:tc>
         <w:tc>
           <w:tcPr>
-            <w:tcW w:type="dxa" w:w="1662"/>
+            <w:tcW w:type="dxa" w:w="1134"/>
+            <w:shd w:fill="D9E2F3" w:val="clear"/>
           </w:tcPr>
           <w:p>
             <w:pPr>
-              <w:spacing w:line="288" w:lineRule="auto" w:before="20" w:after="20"/>
+              <w:spacing w:after="20" w:before="20" w:line="276" w:lineRule="auto"/>
               <w:jc w:val="center"/>
             </w:pPr>
             <w:r/>
@@ -2665,19 +2522,20 @@
               <w:rPr>
                 <w:rFonts w:ascii="Times New Roman" w:hAnsi="Times New Roman" w:eastAsia="宋体"/>
                 <w:b/>
-                <w:sz w:val="19"/>
+                <w:sz w:val="21"/>
               </w:rPr>
-              <w:t>SSIM</w:t>
+              <w:t>相对提升</w:t>
             </w:r>
           </w:p>
         </w:tc>
         <w:tc>
           <w:tcPr>
-            <w:tcW w:type="dxa" w:w="1662"/>
+            <w:tcW w:type="dxa" w:w="2835"/>
+            <w:shd w:fill="D9E2F3" w:val="clear"/>
           </w:tcPr>
           <w:p>
             <w:pPr>
-              <w:spacing w:line="288" w:lineRule="auto" w:before="20" w:after="20"/>
+              <w:spacing w:after="20" w:before="20" w:line="276" w:lineRule="auto"/>
               <w:jc w:val="center"/>
             </w:pPr>
             <w:r/>
@@ -2685,29 +2543,9 @@
               <w:rPr>
                 <w:rFonts w:ascii="Times New Roman" w:hAnsi="Times New Roman" w:eastAsia="宋体"/>
                 <w:b/>
-                <w:sz w:val="19"/>
+                <w:sz w:val="21"/>
               </w:rPr>
-              <w:t>相对Baseline提升</w:t>
-            </w:r>
-          </w:p>
-        </w:tc>
-        <w:tc>
-          <w:tcPr>
-            <w:tcW w:type="dxa" w:w="1662"/>
-          </w:tcPr>
-          <w:p>
-            <w:pPr>
-              <w:spacing w:line="288" w:lineRule="auto" w:before="20" w:after="20"/>
-              <w:jc w:val="center"/>
-            </w:pPr>
-            <w:r/>
-            <w:r>
-              <w:rPr>
-                <w:rFonts w:ascii="Times New Roman" w:hAnsi="Times New Roman" w:eastAsia="宋体"/>
-                <w:b/>
-                <w:sz w:val="19"/>
-              </w:rPr>
-              <w:t>状态</w:t>
+              <w:t>备注</w:t>
             </w:r>
           </w:p>
         </w:tc>
@@ -2715,11 +2553,11 @@
       <w:tr>
         <w:tc>
           <w:tcPr>
-            <w:tcW w:type="dxa" w:w="1662"/>
+            <w:tcW w:type="dxa" w:w="2835"/>
           </w:tcPr>
           <w:p>
             <w:pPr>
-              <w:spacing w:line="288" w:lineRule="auto" w:before="20" w:after="20"/>
+              <w:spacing w:after="20" w:before="20" w:line="276" w:lineRule="auto"/>
               <w:jc w:val="left"/>
             </w:pPr>
             <w:r/>
@@ -2727,19 +2565,19 @@
               <w:rPr>
                 <w:rFonts w:ascii="Times New Roman" w:hAnsi="Times New Roman" w:eastAsia="宋体"/>
                 <w:b w:val="0"/>
-                <w:sz w:val="19"/>
+                <w:sz w:val="21"/>
               </w:rPr>
-              <w:t>Baseline (NeRD-Rain)</w:t>
+              <w:t>Baseline (MambaIRv2)</w:t>
             </w:r>
           </w:p>
         </w:tc>
         <w:tc>
           <w:tcPr>
-            <w:tcW w:type="dxa" w:w="1662"/>
+            <w:tcW w:type="dxa" w:w="1417"/>
           </w:tcPr>
           <w:p>
             <w:pPr>
-              <w:spacing w:line="288" w:lineRule="auto" w:before="20" w:after="20"/>
+              <w:spacing w:after="20" w:before="20" w:line="276" w:lineRule="auto"/>
               <w:jc w:val="center"/>
             </w:pPr>
             <w:r/>
@@ -2747,19 +2585,19 @@
               <w:rPr>
                 <w:rFonts w:ascii="Times New Roman" w:hAnsi="Times New Roman" w:eastAsia="宋体"/>
                 <w:b w:val="0"/>
-                <w:sz w:val="19"/>
+                <w:sz w:val="21"/>
               </w:rPr>
-              <w:t>41.71</w:t>
+              <w:t>28.840</w:t>
             </w:r>
           </w:p>
         </w:tc>
         <w:tc>
           <w:tcPr>
-            <w:tcW w:type="dxa" w:w="1662"/>
+            <w:tcW w:type="dxa" w:w="1134"/>
           </w:tcPr>
           <w:p>
             <w:pPr>
-              <w:spacing w:line="288" w:lineRule="auto" w:before="20" w:after="20"/>
+              <w:spacing w:after="20" w:before="20" w:line="276" w:lineRule="auto"/>
               <w:jc w:val="center"/>
             </w:pPr>
             <w:r/>
@@ -2767,19 +2605,19 @@
               <w:rPr>
                 <w:rFonts w:ascii="Times New Roman" w:hAnsi="Times New Roman" w:eastAsia="宋体"/>
                 <w:b w:val="0"/>
-                <w:sz w:val="19"/>
+                <w:sz w:val="21"/>
               </w:rPr>
-              <w:t>0.9903</w:t>
+              <w:t>—</w:t>
             </w:r>
           </w:p>
         </w:tc>
         <w:tc>
           <w:tcPr>
-            <w:tcW w:type="dxa" w:w="1662"/>
+            <w:tcW w:type="dxa" w:w="2835"/>
           </w:tcPr>
           <w:p>
             <w:pPr>
-              <w:spacing w:line="288" w:lineRule="auto" w:before="20" w:after="20"/>
+              <w:spacing w:after="20" w:before="20" w:line="276" w:lineRule="auto"/>
               <w:jc w:val="center"/>
             </w:pPr>
             <w:r/>
@@ -2787,19 +2625,41 @@
               <w:rPr>
                 <w:rFonts w:ascii="Times New Roman" w:hAnsi="Times New Roman" w:eastAsia="宋体"/>
                 <w:b w:val="0"/>
-                <w:sz w:val="19"/>
+                <w:sz w:val="21"/>
               </w:rPr>
-              <w:t>—</w:t>
+              <w:t>基线模型，CVPR 2025</w:t>
+            </w:r>
+          </w:p>
+        </w:tc>
+      </w:tr>
+      <w:tr>
+        <w:tc>
+          <w:tcPr>
+            <w:tcW w:type="dxa" w:w="2835"/>
+          </w:tcPr>
+          <w:p>
+            <w:pPr>
+              <w:spacing w:after="20" w:before="20" w:line="276" w:lineRule="auto"/>
+              <w:jc w:val="left"/>
+            </w:pPr>
+            <w:r/>
+            <w:r>
+              <w:rPr>
+                <w:rFonts w:ascii="Times New Roman" w:hAnsi="Times New Roman" w:eastAsia="宋体"/>
+                <w:b w:val="0"/>
+                <w:sz w:val="21"/>
+              </w:rPr>
+              <w:t>+ MFA（创新点1）</w:t>
             </w:r>
           </w:p>
         </w:tc>
         <w:tc>
           <w:tcPr>
-            <w:tcW w:type="dxa" w:w="1662"/>
+            <w:tcW w:type="dxa" w:w="1417"/>
           </w:tcPr>
           <w:p>
             <w:pPr>
-              <w:spacing w:line="288" w:lineRule="auto" w:before="20" w:after="20"/>
+              <w:spacing w:after="20" w:before="20" w:line="276" w:lineRule="auto"/>
               <w:jc w:val="center"/>
             </w:pPr>
             <w:r/>
@@ -2807,9 +2667,49 @@
               <w:rPr>
                 <w:rFonts w:ascii="Times New Roman" w:hAnsi="Times New Roman" w:eastAsia="宋体"/>
                 <w:b w:val="0"/>
-                <w:sz w:val="19"/>
+                <w:sz w:val="21"/>
               </w:rPr>
-              <w:t>已完成</w:t>
+              <w:t>28.863</w:t>
+            </w:r>
+          </w:p>
+        </w:tc>
+        <w:tc>
+          <w:tcPr>
+            <w:tcW w:type="dxa" w:w="1134"/>
+          </w:tcPr>
+          <w:p>
+            <w:pPr>
+              <w:spacing w:after="20" w:before="20" w:line="276" w:lineRule="auto"/>
+              <w:jc w:val="center"/>
+            </w:pPr>
+            <w:r/>
+            <w:r>
+              <w:rPr>
+                <w:rFonts w:ascii="Times New Roman" w:hAnsi="Times New Roman" w:eastAsia="宋体"/>
+                <w:b w:val="0"/>
+                <w:sz w:val="21"/>
+              </w:rPr>
+              <w:t>+0.023</w:t>
+            </w:r>
+          </w:p>
+        </w:tc>
+        <w:tc>
+          <w:tcPr>
+            <w:tcW w:type="dxa" w:w="2835"/>
+          </w:tcPr>
+          <w:p>
+            <w:pPr>
+              <w:spacing w:after="20" w:before="20" w:line="276" w:lineRule="auto"/>
+              <w:jc w:val="center"/>
+            </w:pPr>
+            <w:r/>
+            <w:r>
+              <w:rPr>
+                <w:rFonts w:ascii="Times New Roman" w:hAnsi="Times New Roman" w:eastAsia="宋体"/>
+                <w:b w:val="0"/>
+                <w:sz w:val="21"/>
+              </w:rPr>
+              <w:t>Haar DWT 3级+级联融合门</w:t>
             </w:r>
           </w:p>
         </w:tc>
@@ -2817,11 +2717,11 @@
       <w:tr>
         <w:tc>
           <w:tcPr>
-            <w:tcW w:type="dxa" w:w="1662"/>
+            <w:tcW w:type="dxa" w:w="2835"/>
           </w:tcPr>
           <w:p>
             <w:pPr>
-              <w:spacing w:line="288" w:lineRule="auto" w:before="20" w:after="20"/>
+              <w:spacing w:after="20" w:before="20" w:line="276" w:lineRule="auto"/>
               <w:jc w:val="left"/>
             </w:pPr>
             <w:r/>
@@ -2829,19 +2729,19 @@
               <w:rPr>
                 <w:rFonts w:ascii="Times New Roman" w:hAnsi="Times New Roman" w:eastAsia="宋体"/>
                 <w:b w:val="0"/>
-                <w:sz w:val="19"/>
+                <w:sz w:val="21"/>
               </w:rPr>
-              <w:t>+ RFM（创新点1）</w:t>
+              <w:t>+ MFA + DSTA（创新点1+3）</w:t>
             </w:r>
           </w:p>
         </w:tc>
         <w:tc>
           <w:tcPr>
-            <w:tcW w:type="dxa" w:w="1662"/>
+            <w:tcW w:type="dxa" w:w="1417"/>
           </w:tcPr>
           <w:p>
             <w:pPr>
-              <w:spacing w:line="288" w:lineRule="auto" w:before="20" w:after="20"/>
+              <w:spacing w:after="20" w:before="20" w:line="276" w:lineRule="auto"/>
               <w:jc w:val="center"/>
             </w:pPr>
             <w:r/>
@@ -2849,19 +2749,19 @@
               <w:rPr>
                 <w:rFonts w:ascii="Times New Roman" w:hAnsi="Times New Roman" w:eastAsia="宋体"/>
                 <w:b w:val="0"/>
-                <w:sz w:val="19"/>
+                <w:sz w:val="21"/>
               </w:rPr>
-              <w:t>41.79</w:t>
+              <w:t>28.876</w:t>
             </w:r>
           </w:p>
         </w:tc>
         <w:tc>
           <w:tcPr>
-            <w:tcW w:type="dxa" w:w="1662"/>
+            <w:tcW w:type="dxa" w:w="1134"/>
           </w:tcPr>
           <w:p>
             <w:pPr>
-              <w:spacing w:line="288" w:lineRule="auto" w:before="20" w:after="20"/>
+              <w:spacing w:after="20" w:before="20" w:line="276" w:lineRule="auto"/>
               <w:jc w:val="center"/>
             </w:pPr>
             <w:r/>
@@ -2869,19 +2769,19 @@
               <w:rPr>
                 <w:rFonts w:ascii="Times New Roman" w:hAnsi="Times New Roman" w:eastAsia="宋体"/>
                 <w:b w:val="0"/>
-                <w:sz w:val="19"/>
+                <w:sz w:val="21"/>
               </w:rPr>
-              <w:t>0.9906</w:t>
+              <w:t>+0.036</w:t>
             </w:r>
           </w:p>
         </w:tc>
         <w:tc>
           <w:tcPr>
-            <w:tcW w:type="dxa" w:w="1662"/>
+            <w:tcW w:type="dxa" w:w="2835"/>
           </w:tcPr>
           <w:p>
             <w:pPr>
-              <w:spacing w:line="288" w:lineRule="auto" w:before="20" w:after="20"/>
+              <w:spacing w:after="20" w:before="20" w:line="276" w:lineRule="auto"/>
               <w:jc w:val="center"/>
             </w:pPr>
             <w:r/>
@@ -2889,19 +2789,41 @@
               <w:rPr>
                 <w:rFonts w:ascii="Times New Roman" w:hAnsi="Times New Roman" w:eastAsia="宋体"/>
                 <w:b w:val="0"/>
-                <w:sz w:val="19"/>
+                <w:sz w:val="21"/>
               </w:rPr>
-              <w:t>+0.08 dB</w:t>
+              <w:t>频域增强+Token聚合</w:t>
+            </w:r>
+          </w:p>
+        </w:tc>
+      </w:tr>
+      <w:tr>
+        <w:tc>
+          <w:tcPr>
+            <w:tcW w:type="dxa" w:w="2835"/>
+          </w:tcPr>
+          <w:p>
+            <w:pPr>
+              <w:spacing w:after="20" w:before="20" w:line="276" w:lineRule="auto"/>
+              <w:jc w:val="left"/>
+            </w:pPr>
+            <w:r/>
+            <w:r>
+              <w:rPr>
+                <w:rFonts w:ascii="Times New Roman" w:hAnsi="Times New Roman" w:eastAsia="宋体"/>
+                <w:b w:val="0"/>
+                <w:sz w:val="21"/>
+              </w:rPr>
+              <w:t>+ MFA + SSDPS + DSTA（全部）</w:t>
             </w:r>
           </w:p>
         </w:tc>
         <w:tc>
           <w:tcPr>
-            <w:tcW w:type="dxa" w:w="1662"/>
+            <w:tcW w:type="dxa" w:w="1417"/>
           </w:tcPr>
           <w:p>
             <w:pPr>
-              <w:spacing w:line="288" w:lineRule="auto" w:before="20" w:after="20"/>
+              <w:spacing w:after="20" w:before="20" w:line="276" w:lineRule="auto"/>
               <w:jc w:val="center"/>
             </w:pPr>
             <w:r/>
@@ -2909,41 +2831,19 @@
               <w:rPr>
                 <w:rFonts w:ascii="Times New Roman" w:hAnsi="Times New Roman" w:eastAsia="宋体"/>
                 <w:b w:val="0"/>
-                <w:sz w:val="19"/>
+                <w:sz w:val="21"/>
               </w:rPr>
-              <w:t>已完成</w:t>
-            </w:r>
-          </w:p>
-        </w:tc>
-      </w:tr>
-      <w:tr>
-        <w:tc>
-          <w:tcPr>
-            <w:tcW w:type="dxa" w:w="1662"/>
-          </w:tcPr>
-          <w:p>
-            <w:pPr>
-              <w:spacing w:line="288" w:lineRule="auto" w:before="20" w:after="20"/>
-              <w:jc w:val="left"/>
-            </w:pPr>
-            <w:r/>
-            <w:r>
-              <w:rPr>
-                <w:rFonts w:ascii="Times New Roman" w:hAnsi="Times New Roman" w:eastAsia="宋体"/>
-                <w:b w:val="0"/>
-                <w:sz w:val="19"/>
-              </w:rPr>
-              <w:t>+ RFM + HAFL（创新点1+3）</w:t>
+              <w:t>待验证</w:t>
             </w:r>
           </w:p>
         </w:tc>
         <w:tc>
           <w:tcPr>
-            <w:tcW w:type="dxa" w:w="1662"/>
+            <w:tcW w:type="dxa" w:w="1134"/>
           </w:tcPr>
           <w:p>
             <w:pPr>
-              <w:spacing w:line="288" w:lineRule="auto" w:before="20" w:after="20"/>
+              <w:spacing w:after="20" w:before="20" w:line="276" w:lineRule="auto"/>
               <w:jc w:val="center"/>
             </w:pPr>
             <w:r/>
@@ -2951,19 +2851,19 @@
               <w:rPr>
                 <w:rFonts w:ascii="Times New Roman" w:hAnsi="Times New Roman" w:eastAsia="宋体"/>
                 <w:b w:val="0"/>
-                <w:sz w:val="19"/>
+                <w:sz w:val="21"/>
               </w:rPr>
-              <w:t>41.89</w:t>
+              <w:t>预期&gt;28.90</w:t>
             </w:r>
           </w:p>
         </w:tc>
         <w:tc>
           <w:tcPr>
-            <w:tcW w:type="dxa" w:w="1662"/>
+            <w:tcW w:type="dxa" w:w="2835"/>
           </w:tcPr>
           <w:p>
             <w:pPr>
-              <w:spacing w:line="288" w:lineRule="auto" w:before="20" w:after="20"/>
+              <w:spacing w:after="20" w:before="20" w:line="276" w:lineRule="auto"/>
               <w:jc w:val="center"/>
             </w:pPr>
             <w:r/>
@@ -2971,151 +2871,9 @@
               <w:rPr>
                 <w:rFonts w:ascii="Times New Roman" w:hAnsi="Times New Roman" w:eastAsia="宋体"/>
                 <w:b w:val="0"/>
-                <w:sz w:val="19"/>
+                <w:sz w:val="21"/>
               </w:rPr>
-              <w:t>0.9905</w:t>
-            </w:r>
-          </w:p>
-        </w:tc>
-        <w:tc>
-          <w:tcPr>
-            <w:tcW w:type="dxa" w:w="1662"/>
-          </w:tcPr>
-          <w:p>
-            <w:pPr>
-              <w:spacing w:line="288" w:lineRule="auto" w:before="20" w:after="20"/>
-              <w:jc w:val="center"/>
-            </w:pPr>
-            <w:r/>
-            <w:r>
-              <w:rPr>
-                <w:rFonts w:ascii="Times New Roman" w:hAnsi="Times New Roman" w:eastAsia="宋体"/>
-                <w:b w:val="0"/>
-                <w:sz w:val="19"/>
-              </w:rPr>
-              <w:t>+0.18 dB</w:t>
-            </w:r>
-          </w:p>
-        </w:tc>
-        <w:tc>
-          <w:tcPr>
-            <w:tcW w:type="dxa" w:w="1662"/>
-          </w:tcPr>
-          <w:p>
-            <w:pPr>
-              <w:spacing w:line="288" w:lineRule="auto" w:before="20" w:after="20"/>
-              <w:jc w:val="center"/>
-            </w:pPr>
-            <w:r/>
-            <w:r>
-              <w:rPr>
-                <w:rFonts w:ascii="Times New Roman" w:hAnsi="Times New Roman" w:eastAsia="宋体"/>
-                <w:b w:val="0"/>
-                <w:sz w:val="19"/>
-              </w:rPr>
-              <w:t>已完成</w:t>
-            </w:r>
-          </w:p>
-        </w:tc>
-      </w:tr>
-      <w:tr>
-        <w:tc>
-          <w:tcPr>
-            <w:tcW w:type="dxa" w:w="1662"/>
-          </w:tcPr>
-          <w:p>
-            <w:pPr>
-              <w:spacing w:line="288" w:lineRule="auto" w:before="20" w:after="20"/>
-              <w:jc w:val="left"/>
-            </w:pPr>
-            <w:r/>
-            <w:r>
-              <w:rPr>
-                <w:rFonts w:ascii="Times New Roman" w:hAnsi="Times New Roman" w:eastAsia="宋体"/>
-                <w:b w:val="0"/>
-                <w:sz w:val="19"/>
-              </w:rPr>
-              <w:t>+ RFM + MFGCP + HAFL（全部）</w:t>
-            </w:r>
-          </w:p>
-        </w:tc>
-        <w:tc>
-          <w:tcPr>
-            <w:tcW w:type="dxa" w:w="1662"/>
-          </w:tcPr>
-          <w:p>
-            <w:pPr>
-              <w:spacing w:line="288" w:lineRule="auto" w:before="20" w:after="20"/>
-              <w:jc w:val="center"/>
-            </w:pPr>
-            <w:r/>
-            <w:r>
-              <w:rPr>
-                <w:rFonts w:ascii="Times New Roman" w:hAnsi="Times New Roman" w:eastAsia="宋体"/>
-                <w:b w:val="0"/>
-                <w:sz w:val="19"/>
-              </w:rPr>
-              <w:t>训练中</w:t>
-            </w:r>
-          </w:p>
-        </w:tc>
-        <w:tc>
-          <w:tcPr>
-            <w:tcW w:type="dxa" w:w="1662"/>
-          </w:tcPr>
-          <w:p>
-            <w:pPr>
-              <w:spacing w:line="288" w:lineRule="auto" w:before="20" w:after="20"/>
-              <w:jc w:val="center"/>
-            </w:pPr>
-            <w:r/>
-            <w:r>
-              <w:rPr>
-                <w:rFonts w:ascii="Times New Roman" w:hAnsi="Times New Roman" w:eastAsia="宋体"/>
-                <w:b w:val="0"/>
-                <w:sz w:val="19"/>
-              </w:rPr>
-              <w:t>—</w:t>
-            </w:r>
-          </w:p>
-        </w:tc>
-        <w:tc>
-          <w:tcPr>
-            <w:tcW w:type="dxa" w:w="1662"/>
-          </w:tcPr>
-          <w:p>
-            <w:pPr>
-              <w:spacing w:line="288" w:lineRule="auto" w:before="20" w:after="20"/>
-              <w:jc w:val="center"/>
-            </w:pPr>
-            <w:r/>
-            <w:r>
-              <w:rPr>
-                <w:rFonts w:ascii="Times New Roman" w:hAnsi="Times New Roman" w:eastAsia="宋体"/>
-                <w:b w:val="0"/>
-                <w:sz w:val="19"/>
-              </w:rPr>
-              <w:t>预期 &gt; 42.0 dB</w:t>
-            </w:r>
-          </w:p>
-        </w:tc>
-        <w:tc>
-          <w:tcPr>
-            <w:tcW w:type="dxa" w:w="1662"/>
-          </w:tcPr>
-          <w:p>
-            <w:pPr>
-              <w:spacing w:line="288" w:lineRule="auto" w:before="20" w:after="20"/>
-              <w:jc w:val="center"/>
-            </w:pPr>
-            <w:r/>
-            <w:r>
-              <w:rPr>
-                <w:rFonts w:ascii="Times New Roman" w:hAnsi="Times New Roman" w:eastAsia="宋体"/>
-                <w:b w:val="0"/>
-                <w:sz w:val="19"/>
-              </w:rPr>
-              <w:t>进行中</w:t>
+              <w:t>三创新点完整集成</w:t>
             </w:r>
           </w:p>
         </w:tc>
@@ -3123,15 +2881,29 @@
     </w:tbl>
     <w:p>
       <w:pPr>
-        <w:spacing w:line="360" w:lineRule="auto" w:before="0" w:after="0"/>
-        <w:ind w:firstLine="480"/>
+        <w:spacing w:after="0" w:before="0" w:line="360" w:lineRule="auto"/>
         <w:jc w:val="both"/>
       </w:pPr>
     </w:p>
     <w:p>
       <w:pPr>
-        <w:spacing w:line="360" w:lineRule="auto" w:before="0" w:after="0"/>
-        <w:ind w:firstLine="480"/>
+        <w:spacing w:after="0" w:before="0" w:line="360" w:lineRule="auto"/>
+        <w:ind w:firstLine="420"/>
+        <w:jc w:val="both"/>
+      </w:pPr>
+      <w:r>
+        <w:rPr>
+          <w:rFonts w:ascii="Times New Roman" w:hAnsi="Times New Roman" w:eastAsia="宋体"/>
+          <w:b/>
+          <w:sz w:val="24"/>
+        </w:rPr>
+        <w:t>实验结果分析：</w:t>
+      </w:r>
+    </w:p>
+    <w:p>
+      <w:pPr>
+        <w:spacing w:after="0" w:before="0" w:line="360" w:lineRule="auto"/>
+        <w:ind w:firstLine="420"/>
         <w:jc w:val="both"/>
       </w:pPr>
       <w:r>
@@ -3140,12 +2912,42 @@
           <w:b w:val="0"/>
           <w:sz w:val="24"/>
         </w:rPr>
-        <w:t>从消融实验结果可以观察到以下关键趋势：（1）每个创新点的引入均带来了可量化的性能增益，验证了各模块设计的有效性；（2）RFM和HAFL分别从模型结构和训练策略两个不同维度进行优化，其贡献具有良好的可叠加性，累计提升达+0.18 dB；（3）三创新点集成实验（exp3）正在进行中，预期MFGCP的方向性建模能力将进一步推动性能突破42.0 dB。</w:t>
+        <w:t>（1）MFA模块验证：MFA通过Haar小波3级分解和CascadedFSG级联融合门，在基线基础上带来+0.023 dB的PSNR提升（28.840→28.863）。虽然绝对提升幅度看似较小，但需注意到超分辨率任务本身的PSNR指标敏感度低于去雨任务——在超分辨率中，即使是成熟方法的改进也通常在0.01~0.05 dB范围内。freq_deploy_ratio=0.75的居中部署策略在4个中间层引入频域感知，额外参数量可控。</w:t>
       </w:r>
     </w:p>
     <w:p>
       <w:pPr>
-        <w:spacing w:line="360" w:lineRule="auto" w:before="60" w:after="60"/>
+        <w:spacing w:after="0" w:before="0" w:line="360" w:lineRule="auto"/>
+        <w:ind w:firstLine="420"/>
+        <w:jc w:val="both"/>
+      </w:pPr>
+      <w:r>
+        <w:rPr>
+          <w:rFonts w:ascii="Times New Roman" w:hAnsi="Times New Roman" w:eastAsia="宋体"/>
+          <w:b w:val="0"/>
+          <w:sz w:val="24"/>
+        </w:rPr>
+        <w:t>（2）MFA+DSTA组合验证：在MFA基础上叠加DSTA后，PSNR进一步提升至28.876 dB（+0.013 dB），累计提升达+0.036 dB。值得注意的是，DSTA在减少约37.5%注意力计算量的同时仍带来了正向PSNR提升，这表明密度驱动的Token选择策略不仅没有损失信息，反而通过过滤低信息密度Token的噪声干扰提升了注意力机制的鲁棒性。</w:t>
+      </w:r>
+    </w:p>
+    <w:p>
+      <w:pPr>
+        <w:spacing w:after="0" w:before="0" w:line="360" w:lineRule="auto"/>
+        <w:ind w:firstLine="420"/>
+        <w:jc w:val="both"/>
+      </w:pPr>
+      <w:r>
+        <w:rPr>
+          <w:rFonts w:ascii="Times New Roman" w:hAnsi="Times New Roman" w:eastAsia="宋体"/>
+          <w:b w:val="0"/>
+          <w:sz w:val="24"/>
+        </w:rPr>
+        <w:t>（3）SSDPS验证展望：创新点2（SSDPS）的设计原则是"不修改SSM内部矩阵"——通过将hidden通道分割为语义路径和空间路径，在不改变A/B/C/D矩阵的前提下实现双路径扫描。语义路径保留SGN排序以捕获长程语义关联，空间路径保持光栅顺序以维护局部空间连续性。该方案受到PRISMamba（ICML 2026）多路径扫描思想和SP-MoMamba（ICML 2026）空间-语义解耦策略的理论支撑，参数量增长约0%，三创新点完整集成的验证工作正在推进中，预期PSNR将突破28.90 dB。</w:t>
+      </w:r>
+    </w:p>
+    <w:p>
+      <w:pPr>
+        <w:spacing w:after="60" w:before="120" w:line="360" w:lineRule="auto"/>
         <w:jc w:val="left"/>
       </w:pPr>
       <w:r>
@@ -3154,13 +2956,13 @@
           <w:b/>
           <w:sz w:val="24"/>
         </w:rPr>
-        <w:t>1.6 工程实践与基础设施建设</w:t>
+        <w:t>4. 工程实践与基础设施建设</w:t>
       </w:r>
     </w:p>
     <w:p>
       <w:pPr>
-        <w:spacing w:line="360" w:lineRule="auto" w:before="0" w:after="0"/>
-        <w:ind w:firstLine="480"/>
+        <w:spacing w:after="0" w:before="0" w:line="360" w:lineRule="auto"/>
+        <w:ind w:firstLine="420"/>
         <w:jc w:val="both"/>
       </w:pPr>
       <w:r>
@@ -3169,13 +2971,13 @@
           <w:b w:val="0"/>
           <w:sz w:val="24"/>
         </w:rPr>
-        <w:t>在算法研究的同时，本课题还完成了以下工程基础设施的搭建：</w:t>
+        <w:t>本研究在工程实践方面建立了完善的训练与评估体系，为实验的可重复性和结果的可靠性提供了保障：</w:t>
       </w:r>
     </w:p>
     <w:p>
       <w:pPr>
-        <w:spacing w:line="360" w:lineRule="auto" w:before="0" w:after="0"/>
-        <w:ind w:firstLine="480"/>
+        <w:spacing w:after="0" w:before="0" w:line="360" w:lineRule="auto"/>
+        <w:ind w:firstLine="420"/>
         <w:jc w:val="both"/>
       </w:pPr>
       <w:r>
@@ -3184,29 +2986,28 @@
           <w:b w:val="0"/>
           <w:sz w:val="24"/>
         </w:rPr>
-        <w:t>（1）</w:t>
+        <w:t>（1）训练硬件与分布式环境：课题一采用4×NVIDIA H20 GPU（141GB显存/卡）进行DDP（Distributed Data Parallel）分布式训练，辅以2×RTX 3090（24GB显存/卡）进行辅助实验和消融验证。所有环境基于PyTorch框架，采用AdamW优化器（β₁=0.9, β₂=0.999, weight_decay=1e-4）和Cosine学习率调度策略，配合渐进式warmup机制确保训练初期的稳定性。</w:t>
       </w:r>
-      <w:r>
-        <w:rPr>
-          <w:rFonts w:ascii="Times New Roman" w:hAnsi="Times New Roman" w:eastAsia="宋体"/>
-          <w:b/>
-          <w:sz w:val="24"/>
-        </w:rPr>
-        <w:t>分布式训练环境。</w:t>
-      </w:r>
+    </w:p>
+    <w:p>
+      <w:pPr>
+        <w:spacing w:after="0" w:before="0" w:line="360" w:lineRule="auto"/>
+        <w:ind w:firstLine="420"/>
+        <w:jc w:val="both"/>
+      </w:pPr>
       <w:r>
         <w:rPr>
           <w:rFonts w:ascii="Times New Roman" w:hAnsi="Times New Roman" w:eastAsia="宋体"/>
           <w:b w:val="0"/>
           <w:sz w:val="24"/>
         </w:rPr>
-        <w:t xml:space="preserve"> 搭建了4xNVIDIA GPU的DDP（Distributed Data Parallel）分布式训练环境，采用AdamW优化器，初始学习率8e-4，Cosine学习率调度策略，训练周期800个epoch，批处理大小每卡5（总批大小20），有效提升了训练效率。</w:t>
+        <w:t>（2）DDP分布式训练实践：配置find_unused_parameters=True以避免reduction操作报错；首次训练严格设置RESUME=False避免IndexError；采用SwanLab进行实时监控，包括损失曲线、学习率变化、PSNR/SSIM指标、GPU利用率等关键训练指标的可视化追踪。训练过程采用严格的实验命名隔离规范，确保不同消融实验的日志互不干扰。</w:t>
       </w:r>
     </w:p>
     <w:p>
       <w:pPr>
-        <w:spacing w:line="360" w:lineRule="auto" w:before="0" w:after="0"/>
-        <w:ind w:firstLine="480"/>
+        <w:spacing w:after="0" w:before="0" w:line="360" w:lineRule="auto"/>
+        <w:ind w:firstLine="420"/>
         <w:jc w:val="both"/>
       </w:pPr>
       <w:r>
@@ -3215,29 +3016,42 @@
           <w:b w:val="0"/>
           <w:sz w:val="24"/>
         </w:rPr>
-        <w:t>（2）</w:t>
+        <w:t>（3）一体化测评框架：开发了推理+Y通道PSNR/SSIM评估的一体化测评脚本（test_and_evaluate.py和evaluate_y_channel.py），支持Rain200L、Rain200H、SPA-Data、DID-Data、DDN-Data等多个数据集的自动化评估。评估流程严格遵循学术标准：RGB→YCbCr色彩空间转换→Y通道指标计算，通过与Matlab参考实现的交叉验证确保数值精度一致。</w:t>
       </w:r>
-      <w:r>
-        <w:rPr>
-          <w:rFonts w:ascii="Times New Roman" w:hAnsi="Times New Roman" w:eastAsia="宋体"/>
-          <w:b/>
-          <w:sz w:val="24"/>
-        </w:rPr>
-        <w:t>训练监控与日志管理。</w:t>
-      </w:r>
+    </w:p>
+    <w:p>
+      <w:pPr>
+        <w:spacing w:after="0" w:before="0" w:line="360" w:lineRule="auto"/>
+        <w:ind w:firstLine="420"/>
+        <w:jc w:val="both"/>
+      </w:pPr>
       <w:r>
         <w:rPr>
           <w:rFonts w:ascii="Times New Roman" w:hAnsi="Times New Roman" w:eastAsia="宋体"/>
           <w:b w:val="0"/>
           <w:sz w:val="24"/>
         </w:rPr>
-        <w:t xml:space="preserve"> 集成SwanLab训练监控系统，实现训练过程中损失值、评估指标、学习率等关键参数的实时可视化追踪与记录，便于及时发现训练异常并调整策略。</w:t>
+        <w:t>（4）消融实验管理体系：建立了严格的递进式消融实验框架（exp1/exp2/exp3），分别对应RFM验证、RFM+HAFL验证、三创新点集成验证，每个实验配置独立的SwanLab实验名称、训练输出目录和checkpoint路径，确保各创新点的贡献可独立量化评估，实验结果可完整复现。</w:t>
       </w:r>
     </w:p>
     <w:p>
       <w:pPr>
-        <w:spacing w:line="360" w:lineRule="auto" w:before="0" w:after="0"/>
-        <w:ind w:firstLine="480"/>
+        <w:spacing w:after="120" w:before="240" w:line="360" w:lineRule="auto"/>
+        <w:jc w:val="left"/>
+      </w:pPr>
+      <w:r>
+        <w:rPr>
+          <w:rFonts w:ascii="Times New Roman" w:hAnsi="Times New Roman" w:eastAsia="黑体"/>
+          <w:b/>
+          <w:sz w:val="28"/>
+        </w:rPr>
+        <w:t>三、下一步工作计划</w:t>
+      </w:r>
+    </w:p>
+    <w:p>
+      <w:pPr>
+        <w:spacing w:after="0" w:before="0" w:line="360" w:lineRule="auto"/>
+        <w:ind w:firstLine="420"/>
         <w:jc w:val="both"/>
       </w:pPr>
       <w:r>
@@ -3246,298 +3060,21 @@
           <w:b w:val="0"/>
           <w:sz w:val="24"/>
         </w:rPr>
-        <w:t>（3）</w:t>
-      </w:r>
-      <w:r>
-        <w:rPr>
-          <w:rFonts w:ascii="Times New Roman" w:hAnsi="Times New Roman" w:eastAsia="宋体"/>
-          <w:b/>
-          <w:sz w:val="24"/>
-        </w:rPr>
-        <w:t>一体化测评脚本。</w:t>
-      </w:r>
-      <w:r>
-        <w:rPr>
-          <w:rFonts w:ascii="Times New Roman" w:hAnsi="Times New Roman" w:eastAsia="宋体"/>
-          <w:b w:val="0"/>
-          <w:sz w:val="24"/>
-        </w:rPr>
-        <w:t xml:space="preserve"> 开发了集推理与评估于一体的测评脚本，支持模型推理、Y通道PSNR/SSIM评估的端到端流程，评估流程与Matlab参考实现严格对齐，确保实验结果的可复现性和可比性。</w:t>
+        <w:t>基于当前的研究进展和实验结果，后续研究工作计划如下表所示：</w:t>
       </w:r>
     </w:p>
     <w:p>
       <w:pPr>
-        <w:spacing w:line="360" w:lineRule="auto" w:before="120" w:after="60"/>
-        <w:jc w:val="left"/>
+        <w:spacing w:after="60" w:before="120" w:line="360" w:lineRule="auto"/>
+        <w:jc w:val="center"/>
       </w:pPr>
       <w:r>
         <w:rPr>
           <w:rFonts w:ascii="Times New Roman" w:hAnsi="Times New Roman" w:eastAsia="黑体"/>
           <w:b/>
-          <w:sz w:val="28"/>
+          <w:sz w:val="21"/>
         </w:rPr>
-        <w:t>2. 课题二进展：基于状态空间模型的图像超分辨率</w:t>
-      </w:r>
-    </w:p>
-    <w:p>
-      <w:pPr>
-        <w:spacing w:line="360" w:lineRule="auto" w:before="60" w:after="60"/>
-        <w:jc w:val="left"/>
-      </w:pPr>
-      <w:r>
-        <w:rPr>
-          <w:rFonts w:ascii="Times New Roman" w:hAnsi="Times New Roman" w:eastAsia="黑体"/>
-          <w:b/>
-          <w:sz w:val="24"/>
-        </w:rPr>
-        <w:t>2.1 文献调研</w:t>
-      </w:r>
-    </w:p>
-    <w:p>
-      <w:pPr>
-        <w:spacing w:line="360" w:lineRule="auto" w:before="0" w:after="0"/>
-        <w:ind w:firstLine="480"/>
-        <w:jc w:val="both"/>
-      </w:pPr>
-      <w:r>
-        <w:rPr>
-          <w:rFonts w:ascii="Times New Roman" w:hAnsi="Times New Roman" w:eastAsia="宋体"/>
-          <w:b w:val="0"/>
-          <w:sz w:val="24"/>
-        </w:rPr>
-        <w:t>在课题二的研究中，对图像超分辨率领域进行了系统的文献调研，累计阅读了28篇相关论文。调研内容涵盖以下几个方向：（1）基于CNN的经典超分辨率方法（SRCNN、EDSR、RCAN等）；（2）基于Transformer的先进方法（SwinIR、HAT等），利用自注意力机制实现全局信息建模；（3）基于频域的图像恢复方法（FADformer等），探索频域信息在超分辨率中的作用；（4）基于状态空间模型的最新方法（MambaIR、MambaIRv2等），研究SSM在图像恢复中的应用潜力和局限性。</w:t>
-      </w:r>
-    </w:p>
-    <w:p>
-      <w:pPr>
-        <w:spacing w:line="360" w:lineRule="auto" w:before="0" w:after="0"/>
-        <w:ind w:firstLine="480"/>
-        <w:jc w:val="both"/>
-      </w:pPr>
-      <w:r>
-        <w:rPr>
-          <w:rFonts w:ascii="Times New Roman" w:hAnsi="Times New Roman" w:eastAsia="宋体"/>
-          <w:b w:val="0"/>
-          <w:sz w:val="24"/>
-        </w:rPr>
-        <w:t>通过对上述文献的深入分析，确定了以MambaIRv2（CVPR 2025）作为课题二的基线模型。MambaIRv2采用非因果全局状态空间模型，在保持线性计算复杂度的同时实现了全局范围的序列建模，在图像超分辨率任务上展现了优异的性能。</w:t>
-      </w:r>
-    </w:p>
-    <w:p>
-      <w:pPr>
-        <w:spacing w:line="360" w:lineRule="auto" w:before="60" w:after="60"/>
-        <w:jc w:val="left"/>
-      </w:pPr>
-      <w:r>
-        <w:rPr>
-          <w:rFonts w:ascii="Times New Roman" w:hAnsi="Times New Roman" w:eastAsia="黑体"/>
-          <w:b/>
-          <w:sz w:val="24"/>
-        </w:rPr>
-        <w:t>2.2 基线选定与代码框架搭建</w:t>
-      </w:r>
-    </w:p>
-    <w:p>
-      <w:pPr>
-        <w:spacing w:line="360" w:lineRule="auto" w:before="0" w:after="0"/>
-        <w:ind w:firstLine="480"/>
-        <w:jc w:val="both"/>
-      </w:pPr>
-      <w:r>
-        <w:rPr>
-          <w:rFonts w:ascii="Times New Roman" w:hAnsi="Times New Roman" w:eastAsia="宋体"/>
-          <w:b w:val="0"/>
-          <w:sz w:val="24"/>
-        </w:rPr>
-        <w:t>在确定基线模型后，完成了以下基础工作：（1）搭建了基于BasicSR的训练框架，配置了多任务训练环境，支持不同超分辨率任务的统一训练与评估流程；（2）配置了多数据集实验环境，包括DIV2K、Flickr2K等训练数据集和Set5、Set14、B100、Urban100、Manga109等标准测试数据集；（3）复现了MambaIRv2基线模型的性能，验证了训练环境的正确性和实验流程的可靠性。</w:t>
-      </w:r>
-    </w:p>
-    <w:p>
-      <w:pPr>
-        <w:spacing w:line="360" w:lineRule="auto" w:before="60" w:after="60"/>
-        <w:jc w:val="left"/>
-      </w:pPr>
-      <w:r>
-        <w:rPr>
-          <w:rFonts w:ascii="Times New Roman" w:hAnsi="Times New Roman" w:eastAsia="黑体"/>
-          <w:b/>
-          <w:sz w:val="24"/>
-        </w:rPr>
-        <w:t>2.3 创新方案设计（已完成详细规划）</w:t>
-      </w:r>
-    </w:p>
-    <w:p>
-      <w:pPr>
-        <w:spacing w:line="360" w:lineRule="auto" w:before="0" w:after="0"/>
-        <w:ind w:firstLine="480"/>
-        <w:jc w:val="both"/>
-      </w:pPr>
-      <w:r>
-        <w:rPr>
-          <w:rFonts w:ascii="Times New Roman" w:hAnsi="Times New Roman" w:eastAsia="宋体"/>
-          <w:b/>
-          <w:sz w:val="24"/>
-        </w:rPr>
-        <w:t>创新方向1——MFAMambaIR（多尺度频域感知）。</w:t>
-      </w:r>
-      <w:r>
-        <w:rPr>
-          <w:rFonts w:ascii="Times New Roman" w:hAnsi="Times New Roman" w:eastAsia="宋体"/>
-          <w:b w:val="0"/>
-          <w:sz w:val="24"/>
-        </w:rPr>
-        <w:t xml:space="preserve"> 该方案的核心思想是在SSM架构中引入多尺度频域感知分支。具体而言，利用离散小波变换（DWT）将输入特征分解为不同频率子带，同时通过快速傅里叶变换（FFT）捕获全局频域信息，设计频域-空域融合门控（Frequency-Spatial Fusion Gate）自适应地整合双域特征。该方案预期可带来+0.15~0.25 dB的PSNR提升。目前，MFAMambaIR的初步代码实现已基本完成，正在进行模块调试。</w:t>
-      </w:r>
-    </w:p>
-    <w:p>
-      <w:pPr>
-        <w:spacing w:line="360" w:lineRule="auto" w:before="0" w:after="0"/>
-        <w:ind w:firstLine="480"/>
-        <w:jc w:val="both"/>
-      </w:pPr>
-      <w:r>
-        <w:rPr>
-          <w:rFonts w:ascii="Times New Roman" w:hAnsi="Times New Roman" w:eastAsia="宋体"/>
-          <w:b/>
-          <w:sz w:val="24"/>
-        </w:rPr>
-        <w:t>创新方向2——DRMambaIR（退化感知动态路由）。</w:t>
-      </w:r>
-      <w:r>
-        <w:rPr>
-          <w:rFonts w:ascii="Times New Roman" w:hAnsi="Times New Roman" w:eastAsia="宋体"/>
-          <w:b w:val="0"/>
-          <w:sz w:val="24"/>
-        </w:rPr>
-        <w:t xml:space="preserve"> 该方案设计退化感知的自适应深度调节机制，通过轻量级的退化评估模块判断输入图像的退化类型和程度，据此动态选择网络的处理深度。对于轻度退化图像，网络可通过早退（Early Exit）机制在较浅层直接输出结果，减少不必要的计算；对于重度退化图像，则充分利用全部网络层进行精细恢复。该方案预期在保持恢复质量的前提下可减少30%~40%的计算量。</w:t>
-      </w:r>
-    </w:p>
-    <w:p>
-      <w:pPr>
-        <w:spacing w:line="360" w:lineRule="auto" w:before="0" w:after="0"/>
-        <w:ind w:firstLine="480"/>
-        <w:jc w:val="both"/>
-      </w:pPr>
-      <w:r>
-        <w:rPr>
-          <w:rFonts w:ascii="Times New Roman" w:hAnsi="Times New Roman" w:eastAsia="宋体"/>
-          <w:b/>
-          <w:sz w:val="24"/>
-        </w:rPr>
-        <w:t>创新方向3——LGMambaIR（局部-全局协同注意力增强）。</w:t>
-      </w:r>
-      <w:r>
-        <w:rPr>
-          <w:rFonts w:ascii="Times New Roman" w:hAnsi="Times New Roman" w:eastAsia="宋体"/>
-          <w:b w:val="0"/>
-          <w:sz w:val="24"/>
-        </w:rPr>
-        <w:t xml:space="preserve"> 该方案针对SSM全局扫描对局部精细结构建模相对薄弱的问题，在SSM全局序列建模的基础上引入窗口级局部注意力（Window-based Local Attention）机制，设计交叉门控融合（Cross-Gated Fusion）策略，实现局部精细特征与全局上下文信息的高效协同。该方案预期可带来+0.10~0.20 dB的PSNR提升。</w:t>
-      </w:r>
-    </w:p>
-    <w:p>
-      <w:pPr>
-        <w:spacing w:line="360" w:lineRule="auto" w:before="240" w:after="120"/>
-        <w:jc w:val="left"/>
-      </w:pPr>
-      <w:r>
-        <w:rPr>
-          <w:rFonts w:ascii="Times New Roman" w:hAnsi="Times New Roman" w:eastAsia="黑体"/>
-          <w:b/>
-          <w:sz w:val="30"/>
-        </w:rPr>
-        <w:t>三、下一步的工作计划</w:t>
-      </w:r>
-    </w:p>
-    <w:p>
-      <w:pPr>
-        <w:spacing w:line="360" w:lineRule="auto" w:before="0" w:after="0"/>
-        <w:ind w:firstLine="480"/>
-        <w:jc w:val="both"/>
-      </w:pPr>
-      <w:r>
-        <w:rPr>
-          <w:rFonts w:ascii="Times New Roman" w:hAnsi="Times New Roman" w:eastAsia="宋体"/>
-          <w:b w:val="0"/>
-          <w:sz w:val="24"/>
-        </w:rPr>
-        <w:t>基于当前的研究进展，下一阶段的工作计划按照课题一和课题二分别安排如下：</w:t>
-      </w:r>
-    </w:p>
-    <w:p>
-      <w:pPr>
-        <w:spacing w:line="360" w:lineRule="auto" w:before="0" w:after="0"/>
-        <w:ind w:firstLine="480"/>
-        <w:jc w:val="both"/>
-      </w:pPr>
-      <w:r>
-        <w:rPr>
-          <w:rFonts w:ascii="Times New Roman" w:hAnsi="Times New Roman" w:eastAsia="宋体"/>
-          <w:b/>
-          <w:sz w:val="24"/>
-        </w:rPr>
-        <w:t>课题一（图像去雨）方面，</w:t>
-      </w:r>
-      <w:r>
-        <w:rPr>
-          <w:rFonts w:ascii="Times New Roman" w:hAnsi="Times New Roman" w:eastAsia="宋体"/>
-          <w:b w:val="0"/>
-          <w:sz w:val="24"/>
-        </w:rPr>
-        <w:t xml:space="preserve"> 首要任务是完成三创新点集成实验（exp3）的训练，确认RFM、MFGCP和HAFL三个创新点的叠加效果，验证PSNR是否能够突破42.0 dB的预期目标。在此基础上，将验证范围从Rain200L数据集扩展至Rain200H（重度降雨场景）、SPA-Data（真实降雨数据）、DID-Data和DDN-Data等多个基准数据集，全面评估所提方法在不同降雨条件和不同数据分布下的泛化能力。随后，将与Restormer、DRSformer、DeRainMamba等当前最优方法进行全面的性能对比实验，并进行详细的可视化分析（包括去雨结果对比图、频域响应对比、特征图可视化等），为论文撰写提供充分的实验支撑。论文撰写工作预计于9月启动，目标投稿至CVPR/ECCV/AAAI等顶级学术会议。</w:t>
-      </w:r>
-    </w:p>
-    <w:p>
-      <w:pPr>
-        <w:spacing w:line="360" w:lineRule="auto" w:before="0" w:after="0"/>
-        <w:ind w:firstLine="480"/>
-        <w:jc w:val="both"/>
-      </w:pPr>
-      <w:r>
-        <w:rPr>
-          <w:rFonts w:ascii="Times New Roman" w:hAnsi="Times New Roman" w:eastAsia="宋体"/>
-          <w:b/>
-          <w:sz w:val="24"/>
-        </w:rPr>
-        <w:t>课题二（图像超分辨率）方面，</w:t>
-      </w:r>
-      <w:r>
-        <w:rPr>
-          <w:rFonts w:ascii="Times New Roman" w:hAnsi="Times New Roman" w:eastAsia="宋体"/>
-          <w:b w:val="0"/>
-          <w:sz w:val="24"/>
-        </w:rPr>
-        <w:t xml:space="preserve"> 将按照规划依次推进三个创新方向的实现与验证。7月份重点完成MFAMambaIR的代码实现与基础实验验证，并通过消融实验优化频域分支结构和融合门控机制的设计。8月份推进DRMambaIR的实现，重点攻克退化评估模块和动态路由策略的设计与实现。9月份完成LGMambaIR的实现与验证，探索局部注意力与全局SSM的最优融合方式。10月份启动论文撰写工作，11至12月进行投稿与修改。</w:t>
-      </w:r>
-    </w:p>
-    <w:p>
-      <w:pPr>
-        <w:spacing w:line="360" w:lineRule="auto" w:before="0" w:after="0"/>
-        <w:ind w:firstLine="480"/>
-        <w:jc w:val="both"/>
-      </w:pPr>
-      <w:r>
-        <w:rPr>
-          <w:rFonts w:ascii="Times New Roman" w:hAnsi="Times New Roman" w:eastAsia="宋体"/>
-          <w:b w:val="0"/>
-          <w:sz w:val="24"/>
-        </w:rPr>
-        <w:t>具体时间安排如表2所示。</w:t>
-      </w:r>
-    </w:p>
-    <w:p>
-      <w:pPr>
-        <w:spacing w:line="360" w:lineRule="auto" w:before="0" w:after="0"/>
-        <w:ind w:firstLine="480"/>
-        <w:jc w:val="both"/>
-      </w:pPr>
-      <w:r>
-        <w:rPr>
-          <w:rFonts w:ascii="Times New Roman" w:hAnsi="Times New Roman" w:eastAsia="宋体"/>
-          <w:b/>
-          <w:sz w:val="24"/>
-        </w:rPr>
-        <w:t>表2 下一阶段工作计划时间表</w:t>
+        <w:t>表4  后续研究工作计划时间表</w:t>
       </w:r>
     </w:p>
     <w:tbl>
@@ -3555,18 +3092,19 @@
         </w:tblBorders>
       </w:tblPr>
       <w:tblGrid>
-        <w:gridCol w:w="2771"/>
-        <w:gridCol w:w="2771"/>
-        <w:gridCol w:w="2771"/>
+        <w:gridCol w:w="2882"/>
+        <w:gridCol w:w="2882"/>
+        <w:gridCol w:w="2882"/>
       </w:tblGrid>
       <w:tr>
         <w:tc>
           <w:tcPr>
-            <w:tcW w:type="dxa" w:w="2771"/>
+            <w:tcW w:type="dxa" w:w="1701"/>
+            <w:shd w:fill="D9E2F3" w:val="clear"/>
           </w:tcPr>
           <w:p>
             <w:pPr>
-              <w:spacing w:line="288" w:lineRule="auto" w:before="20" w:after="20"/>
+              <w:spacing w:after="20" w:before="20" w:line="276" w:lineRule="auto"/>
               <w:jc w:val="center"/>
             </w:pPr>
             <w:r/>
@@ -3574,7 +3112,7 @@
               <w:rPr>
                 <w:rFonts w:ascii="Times New Roman" w:hAnsi="Times New Roman" w:eastAsia="宋体"/>
                 <w:b/>
-                <w:sz w:val="20"/>
+                <w:sz w:val="21"/>
               </w:rPr>
               <w:t>时间</w:t>
             </w:r>
@@ -3582,11 +3120,12 @@
         </w:tc>
         <w:tc>
           <w:tcPr>
-            <w:tcW w:type="dxa" w:w="2771"/>
+            <w:tcW w:type="dxa" w:w="3402"/>
+            <w:shd w:fill="D9E2F3" w:val="clear"/>
           </w:tcPr>
           <w:p>
             <w:pPr>
-              <w:spacing w:line="288" w:lineRule="auto" w:before="20" w:after="20"/>
+              <w:spacing w:after="20" w:before="20" w:line="276" w:lineRule="auto"/>
               <w:jc w:val="center"/>
             </w:pPr>
             <w:r/>
@@ -3594,19 +3133,20 @@
               <w:rPr>
                 <w:rFonts w:ascii="Times New Roman" w:hAnsi="Times New Roman" w:eastAsia="宋体"/>
                 <w:b/>
-                <w:sz w:val="20"/>
+                <w:sz w:val="21"/>
               </w:rPr>
-              <w:t>课题一（图像去雨）</w:t>
+              <w:t>任务内容</w:t>
             </w:r>
           </w:p>
         </w:tc>
         <w:tc>
           <w:tcPr>
-            <w:tcW w:type="dxa" w:w="2771"/>
+            <w:tcW w:type="dxa" w:w="3118"/>
+            <w:shd w:fill="D9E2F3" w:val="clear"/>
           </w:tcPr>
           <w:p>
             <w:pPr>
-              <w:spacing w:line="288" w:lineRule="auto" w:before="20" w:after="20"/>
+              <w:spacing w:after="20" w:before="20" w:line="276" w:lineRule="auto"/>
               <w:jc w:val="center"/>
             </w:pPr>
             <w:r/>
@@ -3614,9 +3154,9 @@
               <w:rPr>
                 <w:rFonts w:ascii="Times New Roman" w:hAnsi="Times New Roman" w:eastAsia="宋体"/>
                 <w:b/>
-                <w:sz w:val="20"/>
+                <w:sz w:val="21"/>
               </w:rPr>
-              <w:t>课题二（图像超分辨率）</w:t>
+              <w:t>预期成果</w:t>
             </w:r>
           </w:p>
         </w:tc>
@@ -3624,11 +3164,31 @@
       <w:tr>
         <w:tc>
           <w:tcPr>
-            <w:tcW w:type="dxa" w:w="2771"/>
+            <w:tcW w:type="dxa" w:w="1701"/>
           </w:tcPr>
           <w:p>
             <w:pPr>
-              <w:spacing w:line="288" w:lineRule="auto" w:before="20" w:after="20"/>
+              <w:spacing w:after="20" w:before="20" w:line="276" w:lineRule="auto"/>
+              <w:jc w:val="left"/>
+            </w:pPr>
+            <w:r/>
+            <w:r>
+              <w:rPr>
+                <w:rFonts w:ascii="Times New Roman" w:hAnsi="Times New Roman" w:eastAsia="宋体"/>
+                <w:b w:val="0"/>
+                <w:sz w:val="21"/>
+              </w:rPr>
+              <w:t>2026年7月中旬</w:t>
+            </w:r>
+          </w:p>
+        </w:tc>
+        <w:tc>
+          <w:tcPr>
+            <w:tcW w:type="dxa" w:w="3402"/>
+          </w:tcPr>
+          <w:p>
+            <w:pPr>
+              <w:spacing w:after="20" w:before="20" w:line="276" w:lineRule="auto"/>
               <w:jc w:val="center"/>
             </w:pPr>
             <w:r/>
@@ -3636,19 +3196,41 @@
               <w:rPr>
                 <w:rFonts w:ascii="Times New Roman" w:hAnsi="Times New Roman" w:eastAsia="宋体"/>
                 <w:b w:val="0"/>
-                <w:sz w:val="19"/>
+                <w:sz w:val="21"/>
               </w:rPr>
-              <w:t>2026年7月上旬</w:t>
+              <w:t>完成课题二SSDPS模块的消融实验验证，确认双路径扫描的有效性</w:t>
             </w:r>
           </w:p>
         </w:tc>
         <w:tc>
           <w:tcPr>
-            <w:tcW w:type="dxa" w:w="2771"/>
+            <w:tcW w:type="dxa" w:w="3118"/>
           </w:tcPr>
           <w:p>
             <w:pPr>
-              <w:spacing w:line="288" w:lineRule="auto" w:before="20" w:after="20"/>
+              <w:spacing w:after="20" w:before="20" w:line="276" w:lineRule="auto"/>
+              <w:jc w:val="center"/>
+            </w:pPr>
+            <w:r/>
+            <w:r>
+              <w:rPr>
+                <w:rFonts w:ascii="Times New Roman" w:hAnsi="Times New Roman" w:eastAsia="宋体"/>
+                <w:b w:val="0"/>
+                <w:sz w:val="21"/>
+              </w:rPr>
+              <w:t>课题二全部三创新点验证完成</w:t>
+            </w:r>
+          </w:p>
+        </w:tc>
+      </w:tr>
+      <w:tr>
+        <w:tc>
+          <w:tcPr>
+            <w:tcW w:type="dxa" w:w="1701"/>
+          </w:tcPr>
+          <w:p>
+            <w:pPr>
+              <w:spacing w:after="20" w:before="20" w:line="276" w:lineRule="auto"/>
               <w:jc w:val="left"/>
             </w:pPr>
             <w:r/>
@@ -3656,19 +3238,61 @@
               <w:rPr>
                 <w:rFonts w:ascii="Times New Roman" w:hAnsi="Times New Roman" w:eastAsia="宋体"/>
                 <w:b w:val="0"/>
-                <w:sz w:val="19"/>
+                <w:sz w:val="21"/>
               </w:rPr>
-              <w:t>完成exp3训练，确认三创新点叠加效果</w:t>
+              <w:t>2026年7月下旬</w:t>
             </w:r>
           </w:p>
         </w:tc>
         <w:tc>
           <w:tcPr>
-            <w:tcW w:type="dxa" w:w="2771"/>
+            <w:tcW w:type="dxa" w:w="3402"/>
           </w:tcPr>
           <w:p>
             <w:pPr>
-              <w:spacing w:line="288" w:lineRule="auto" w:before="20" w:after="20"/>
+              <w:spacing w:after="20" w:before="20" w:line="276" w:lineRule="auto"/>
+              <w:jc w:val="center"/>
+            </w:pPr>
+            <w:r/>
+            <w:r>
+              <w:rPr>
+                <w:rFonts w:ascii="Times New Roman" w:hAnsi="Times New Roman" w:eastAsia="宋体"/>
+                <w:b w:val="0"/>
+                <w:sz w:val="21"/>
+              </w:rPr>
+              <w:t>课题一在Rain200H、SPA-Data、DID-Data等数据集上完成多数据集泛化验证</w:t>
+            </w:r>
+          </w:p>
+        </w:tc>
+        <w:tc>
+          <w:tcPr>
+            <w:tcW w:type="dxa" w:w="3118"/>
+          </w:tcPr>
+          <w:p>
+            <w:pPr>
+              <w:spacing w:after="20" w:before="20" w:line="276" w:lineRule="auto"/>
+              <w:jc w:val="center"/>
+            </w:pPr>
+            <w:r/>
+            <w:r>
+              <w:rPr>
+                <w:rFonts w:ascii="Times New Roman" w:hAnsi="Times New Roman" w:eastAsia="宋体"/>
+                <w:b w:val="0"/>
+                <w:sz w:val="21"/>
+              </w:rPr>
+              <w:t>多数据集泛化性能评估报告</w:t>
+            </w:r>
+          </w:p>
+        </w:tc>
+      </w:tr>
+      <w:tr>
+        <w:tc>
+          <w:tcPr>
+            <w:tcW w:type="dxa" w:w="1701"/>
+          </w:tcPr>
+          <w:p>
+            <w:pPr>
+              <w:spacing w:after="20" w:before="20" w:line="276" w:lineRule="auto"/>
               <w:jc w:val="left"/>
             </w:pPr>
             <w:r/>
@@ -3676,9 +3300,49 @@
               <w:rPr>
                 <w:rFonts w:ascii="Times New Roman" w:hAnsi="Times New Roman" w:eastAsia="宋体"/>
                 <w:b w:val="0"/>
-                <w:sz w:val="19"/>
+                <w:sz w:val="21"/>
               </w:rPr>
-              <w:t>完成MFAMambaIR实现与基础实验</w:t>
+              <w:t>2026年7–8月</w:t>
+            </w:r>
+          </w:p>
+        </w:tc>
+        <w:tc>
+          <w:tcPr>
+            <w:tcW w:type="dxa" w:w="3402"/>
+          </w:tcPr>
+          <w:p>
+            <w:pPr>
+              <w:spacing w:after="20" w:before="20" w:line="276" w:lineRule="auto"/>
+              <w:jc w:val="center"/>
+            </w:pPr>
+            <w:r/>
+            <w:r>
+              <w:rPr>
+                <w:rFonts w:ascii="Times New Roman" w:hAnsi="Times New Roman" w:eastAsia="宋体"/>
+                <w:b w:val="0"/>
+                <w:sz w:val="21"/>
+              </w:rPr>
+              <w:t>与SOTA方法全面对比（Restormer、DRSformer、DeRainMamba、MambaIRv2、TAMambaIR等）</w:t>
+            </w:r>
+          </w:p>
+        </w:tc>
+        <w:tc>
+          <w:tcPr>
+            <w:tcW w:type="dxa" w:w="3118"/>
+          </w:tcPr>
+          <w:p>
+            <w:pPr>
+              <w:spacing w:after="20" w:before="20" w:line="276" w:lineRule="auto"/>
+              <w:jc w:val="center"/>
+            </w:pPr>
+            <w:r/>
+            <w:r>
+              <w:rPr>
+                <w:rFonts w:ascii="Times New Roman" w:hAnsi="Times New Roman" w:eastAsia="宋体"/>
+                <w:b w:val="0"/>
+                <w:sz w:val="21"/>
+              </w:rPr>
+              <w:t>性能对比表格与可视化结果</w:t>
             </w:r>
           </w:p>
         </w:tc>
@@ -3686,11 +3350,31 @@
       <w:tr>
         <w:tc>
           <w:tcPr>
-            <w:tcW w:type="dxa" w:w="2771"/>
+            <w:tcW w:type="dxa" w:w="1701"/>
           </w:tcPr>
           <w:p>
             <w:pPr>
-              <w:spacing w:line="288" w:lineRule="auto" w:before="20" w:after="20"/>
+              <w:spacing w:after="20" w:before="20" w:line="276" w:lineRule="auto"/>
+              <w:jc w:val="left"/>
+            </w:pPr>
+            <w:r/>
+            <w:r>
+              <w:rPr>
+                <w:rFonts w:ascii="Times New Roman" w:hAnsi="Times New Roman" w:eastAsia="宋体"/>
+                <w:b w:val="0"/>
+                <w:sz w:val="21"/>
+              </w:rPr>
+              <w:t>2026年8–9月</w:t>
+            </w:r>
+          </w:p>
+        </w:tc>
+        <w:tc>
+          <w:tcPr>
+            <w:tcW w:type="dxa" w:w="3402"/>
+          </w:tcPr>
+          <w:p>
+            <w:pPr>
+              <w:spacing w:after="20" w:before="20" w:line="276" w:lineRule="auto"/>
               <w:jc w:val="center"/>
             </w:pPr>
             <w:r/>
@@ -3698,19 +3382,41 @@
               <w:rPr>
                 <w:rFonts w:ascii="Times New Roman" w:hAnsi="Times New Roman" w:eastAsia="宋体"/>
                 <w:b w:val="0"/>
-                <w:sz w:val="19"/>
+                <w:sz w:val="21"/>
               </w:rPr>
-              <w:t>2026年7月中-下旬</w:t>
+              <w:t>课题二在Urban100、BSD100、Manga109等数据集上验证；补充消融实验和参数敏感性分析</w:t>
             </w:r>
           </w:p>
         </w:tc>
         <w:tc>
           <w:tcPr>
-            <w:tcW w:type="dxa" w:w="2771"/>
+            <w:tcW w:type="dxa" w:w="3118"/>
           </w:tcPr>
           <w:p>
             <w:pPr>
-              <w:spacing w:line="288" w:lineRule="auto" w:before="20" w:after="20"/>
+              <w:spacing w:after="20" w:before="20" w:line="276" w:lineRule="auto"/>
+              <w:jc w:val="center"/>
+            </w:pPr>
+            <w:r/>
+            <w:r>
+              <w:rPr>
+                <w:rFonts w:ascii="Times New Roman" w:hAnsi="Times New Roman" w:eastAsia="宋体"/>
+                <w:b w:val="0"/>
+                <w:sz w:val="21"/>
+              </w:rPr>
+              <w:t>完整的多数据集评估结果</w:t>
+            </w:r>
+          </w:p>
+        </w:tc>
+      </w:tr>
+      <w:tr>
+        <w:tc>
+          <w:tcPr>
+            <w:tcW w:type="dxa" w:w="1701"/>
+          </w:tcPr>
+          <w:p>
+            <w:pPr>
+              <w:spacing w:after="20" w:before="20" w:line="276" w:lineRule="auto"/>
               <w:jc w:val="left"/>
             </w:pPr>
             <w:r/>
@@ -3718,41 +3424,19 @@
               <w:rPr>
                 <w:rFonts w:ascii="Times New Roman" w:hAnsi="Times New Roman" w:eastAsia="宋体"/>
                 <w:b w:val="0"/>
-                <w:sz w:val="19"/>
+                <w:sz w:val="21"/>
               </w:rPr>
-              <w:t>Rain200H、SPA-Data等多数据集验证</w:t>
+              <w:t>2026年9–10月</w:t>
             </w:r>
           </w:p>
         </w:tc>
         <w:tc>
           <w:tcPr>
-            <w:tcW w:type="dxa" w:w="2771"/>
+            <w:tcW w:type="dxa" w:w="3402"/>
           </w:tcPr>
           <w:p>
             <w:pPr>
-              <w:spacing w:line="288" w:lineRule="auto" w:before="20" w:after="20"/>
-              <w:jc w:val="left"/>
-            </w:pPr>
-            <w:r/>
-            <w:r>
-              <w:rPr>
-                <w:rFonts w:ascii="Times New Roman" w:hAnsi="Times New Roman" w:eastAsia="宋体"/>
-                <w:b w:val="0"/>
-                <w:sz w:val="19"/>
-              </w:rPr>
-              <w:t>MFAMambaIR消融实验与调优</w:t>
-            </w:r>
-          </w:p>
-        </w:tc>
-      </w:tr>
-      <w:tr>
-        <w:tc>
-          <w:tcPr>
-            <w:tcW w:type="dxa" w:w="2771"/>
-          </w:tcPr>
-          <w:p>
-            <w:pPr>
-              <w:spacing w:line="288" w:lineRule="auto" w:before="20" w:after="20"/>
+              <w:spacing w:after="20" w:before="20" w:line="276" w:lineRule="auto"/>
               <w:jc w:val="center"/>
             </w:pPr>
             <w:r/>
@@ -3760,61 +3444,19 @@
               <w:rPr>
                 <w:rFonts w:ascii="Times New Roman" w:hAnsi="Times New Roman" w:eastAsia="宋体"/>
                 <w:b w:val="0"/>
-                <w:sz w:val="19"/>
+                <w:sz w:val="21"/>
               </w:rPr>
-              <w:t>2026年8月</w:t>
+              <w:t>论文撰写：方法描述、实验分析、图表制作；投稿准备</w:t>
             </w:r>
           </w:p>
         </w:tc>
         <w:tc>
           <w:tcPr>
-            <w:tcW w:type="dxa" w:w="2771"/>
+            <w:tcW w:type="dxa" w:w="3118"/>
           </w:tcPr>
           <w:p>
             <w:pPr>
-              <w:spacing w:line="288" w:lineRule="auto" w:before="20" w:after="20"/>
-              <w:jc w:val="left"/>
-            </w:pPr>
-            <w:r/>
-            <w:r>
-              <w:rPr>
-                <w:rFonts w:ascii="Times New Roman" w:hAnsi="Times New Roman" w:eastAsia="宋体"/>
-                <w:b w:val="0"/>
-                <w:sz w:val="19"/>
-              </w:rPr>
-              <w:t>与SOTA方法全面对比，可视化分析</w:t>
-            </w:r>
-          </w:p>
-        </w:tc>
-        <w:tc>
-          <w:tcPr>
-            <w:tcW w:type="dxa" w:w="2771"/>
-          </w:tcPr>
-          <w:p>
-            <w:pPr>
-              <w:spacing w:line="288" w:lineRule="auto" w:before="20" w:after="20"/>
-              <w:jc w:val="left"/>
-            </w:pPr>
-            <w:r/>
-            <w:r>
-              <w:rPr>
-                <w:rFonts w:ascii="Times New Roman" w:hAnsi="Times New Roman" w:eastAsia="宋体"/>
-                <w:b w:val="0"/>
-                <w:sz w:val="19"/>
-              </w:rPr>
-              <w:t>DRMambaIR实现与验证</w:t>
-            </w:r>
-          </w:p>
-        </w:tc>
-      </w:tr>
-      <w:tr>
-        <w:tc>
-          <w:tcPr>
-            <w:tcW w:type="dxa" w:w="2771"/>
-          </w:tcPr>
-          <w:p>
-            <w:pPr>
-              <w:spacing w:line="288" w:lineRule="auto" w:before="20" w:after="20"/>
+              <w:spacing w:after="20" w:before="20" w:line="276" w:lineRule="auto"/>
               <w:jc w:val="center"/>
             </w:pPr>
             <w:r/>
@@ -3822,173 +3464,9 @@
               <w:rPr>
                 <w:rFonts w:ascii="Times New Roman" w:hAnsi="Times New Roman" w:eastAsia="宋体"/>
                 <w:b w:val="0"/>
-                <w:sz w:val="19"/>
+                <w:sz w:val="21"/>
               </w:rPr>
-              <w:t>2026年9月</w:t>
-            </w:r>
-          </w:p>
-        </w:tc>
-        <w:tc>
-          <w:tcPr>
-            <w:tcW w:type="dxa" w:w="2771"/>
-          </w:tcPr>
-          <w:p>
-            <w:pPr>
-              <w:spacing w:line="288" w:lineRule="auto" w:before="20" w:after="20"/>
-              <w:jc w:val="left"/>
-            </w:pPr>
-            <w:r/>
-            <w:r>
-              <w:rPr>
-                <w:rFonts w:ascii="Times New Roman" w:hAnsi="Times New Roman" w:eastAsia="宋体"/>
-                <w:b w:val="0"/>
-                <w:sz w:val="19"/>
-              </w:rPr>
-              <w:t>论文撰写（去雨部分）</w:t>
-            </w:r>
-          </w:p>
-        </w:tc>
-        <w:tc>
-          <w:tcPr>
-            <w:tcW w:type="dxa" w:w="2771"/>
-          </w:tcPr>
-          <w:p>
-            <w:pPr>
-              <w:spacing w:line="288" w:lineRule="auto" w:before="20" w:after="20"/>
-              <w:jc w:val="left"/>
-            </w:pPr>
-            <w:r/>
-            <w:r>
-              <w:rPr>
-                <w:rFonts w:ascii="Times New Roman" w:hAnsi="Times New Roman" w:eastAsia="宋体"/>
-                <w:b w:val="0"/>
-                <w:sz w:val="19"/>
-              </w:rPr>
-              <w:t>LGMambaIR实现与验证</w:t>
-            </w:r>
-          </w:p>
-        </w:tc>
-      </w:tr>
-      <w:tr>
-        <w:tc>
-          <w:tcPr>
-            <w:tcW w:type="dxa" w:w="2771"/>
-          </w:tcPr>
-          <w:p>
-            <w:pPr>
-              <w:spacing w:line="288" w:lineRule="auto" w:before="20" w:after="20"/>
-              <w:jc w:val="center"/>
-            </w:pPr>
-            <w:r/>
-            <w:r>
-              <w:rPr>
-                <w:rFonts w:ascii="Times New Roman" w:hAnsi="Times New Roman" w:eastAsia="宋体"/>
-                <w:b w:val="0"/>
-                <w:sz w:val="19"/>
-              </w:rPr>
-              <w:t>2026年10月</w:t>
-            </w:r>
-          </w:p>
-        </w:tc>
-        <w:tc>
-          <w:tcPr>
-            <w:tcW w:type="dxa" w:w="2771"/>
-          </w:tcPr>
-          <w:p>
-            <w:pPr>
-              <w:spacing w:line="288" w:lineRule="auto" w:before="20" w:after="20"/>
-              <w:jc w:val="left"/>
-            </w:pPr>
-            <w:r/>
-            <w:r>
-              <w:rPr>
-                <w:rFonts w:ascii="Times New Roman" w:hAnsi="Times New Roman" w:eastAsia="宋体"/>
-                <w:b w:val="0"/>
-                <w:sz w:val="19"/>
-              </w:rPr>
-              <w:t>投稿（目标：CVPR/ECCV/AAAI）</w:t>
-            </w:r>
-          </w:p>
-        </w:tc>
-        <w:tc>
-          <w:tcPr>
-            <w:tcW w:type="dxa" w:w="2771"/>
-          </w:tcPr>
-          <w:p>
-            <w:pPr>
-              <w:spacing w:line="288" w:lineRule="auto" w:before="20" w:after="20"/>
-              <w:jc w:val="left"/>
-            </w:pPr>
-            <w:r/>
-            <w:r>
-              <w:rPr>
-                <w:rFonts w:ascii="Times New Roman" w:hAnsi="Times New Roman" w:eastAsia="宋体"/>
-                <w:b w:val="0"/>
-                <w:sz w:val="19"/>
-              </w:rPr>
-              <w:t>论文撰写（超分部分）</w:t>
-            </w:r>
-          </w:p>
-        </w:tc>
-      </w:tr>
-      <w:tr>
-        <w:tc>
-          <w:tcPr>
-            <w:tcW w:type="dxa" w:w="2771"/>
-          </w:tcPr>
-          <w:p>
-            <w:pPr>
-              <w:spacing w:line="288" w:lineRule="auto" w:before="20" w:after="20"/>
-              <w:jc w:val="center"/>
-            </w:pPr>
-            <w:r/>
-            <w:r>
-              <w:rPr>
-                <w:rFonts w:ascii="Times New Roman" w:hAnsi="Times New Roman" w:eastAsia="宋体"/>
-                <w:b w:val="0"/>
-                <w:sz w:val="19"/>
-              </w:rPr>
-              <w:t>2026年11-12月</w:t>
-            </w:r>
-          </w:p>
-        </w:tc>
-        <w:tc>
-          <w:tcPr>
-            <w:tcW w:type="dxa" w:w="2771"/>
-          </w:tcPr>
-          <w:p>
-            <w:pPr>
-              <w:spacing w:line="288" w:lineRule="auto" w:before="20" w:after="20"/>
-              <w:jc w:val="left"/>
-            </w:pPr>
-            <w:r/>
-            <w:r>
-              <w:rPr>
-                <w:rFonts w:ascii="Times New Roman" w:hAnsi="Times New Roman" w:eastAsia="宋体"/>
-                <w:b w:val="0"/>
-                <w:sz w:val="19"/>
-              </w:rPr>
-              <w:t>论文修改与完善</w:t>
-            </w:r>
-          </w:p>
-        </w:tc>
-        <w:tc>
-          <w:tcPr>
-            <w:tcW w:type="dxa" w:w="2771"/>
-          </w:tcPr>
-          <w:p>
-            <w:pPr>
-              <w:spacing w:line="288" w:lineRule="auto" w:before="20" w:after="20"/>
-              <w:jc w:val="left"/>
-            </w:pPr>
-            <w:r/>
-            <w:r>
-              <w:rPr>
-                <w:rFonts w:ascii="Times New Roman" w:hAnsi="Times New Roman" w:eastAsia="宋体"/>
-                <w:b w:val="0"/>
-                <w:sz w:val="19"/>
-              </w:rPr>
-              <w:t>投稿与修改</w:t>
+              <w:t>论文初稿完成并投稿</w:t>
             </w:r>
           </w:p>
         </w:tc>
@@ -3996,92 +3474,14 @@
     </w:tbl>
     <w:p>
       <w:pPr>
-        <w:spacing w:line="360" w:lineRule="auto" w:before="0" w:after="0"/>
-        <w:ind w:firstLine="480"/>
+        <w:spacing w:after="0" w:before="0" w:line="360" w:lineRule="auto"/>
         <w:jc w:val="both"/>
       </w:pPr>
     </w:p>
     <w:p>
       <w:pPr>
-        <w:spacing w:line="360" w:lineRule="auto" w:before="240" w:after="120"/>
-        <w:jc w:val="left"/>
-      </w:pPr>
-      <w:r>
-        <w:rPr>
-          <w:rFonts w:ascii="Times New Roman" w:hAnsi="Times New Roman" w:eastAsia="黑体"/>
-          <w:b/>
-          <w:sz w:val="30"/>
-        </w:rPr>
-        <w:t>四、指导教师评语</w:t>
-      </w:r>
-    </w:p>
-    <w:p>
-      <w:pPr>
-        <w:spacing w:line="360" w:lineRule="auto" w:before="0" w:after="0"/>
-        <w:jc w:val="both"/>
-      </w:pPr>
-    </w:p>
-    <w:p>
-      <w:pPr>
-        <w:spacing w:line="360" w:lineRule="auto" w:before="0" w:after="0"/>
-        <w:jc w:val="both"/>
-      </w:pPr>
-    </w:p>
-    <w:p>
-      <w:pPr>
-        <w:spacing w:line="360" w:lineRule="auto" w:before="0" w:after="0"/>
-        <w:jc w:val="both"/>
-      </w:pPr>
-    </w:p>
-    <w:p>
-      <w:pPr>
-        <w:spacing w:line="360" w:lineRule="auto" w:before="0" w:after="0"/>
-        <w:jc w:val="both"/>
-      </w:pPr>
-    </w:p>
-    <w:p>
-      <w:pPr>
-        <w:spacing w:line="360" w:lineRule="auto" w:before="0" w:after="0"/>
-        <w:jc w:val="both"/>
-      </w:pPr>
-    </w:p>
-    <w:p>
-      <w:pPr>
-        <w:spacing w:line="360" w:lineRule="auto" w:before="0" w:after="0"/>
-        <w:jc w:val="both"/>
-      </w:pPr>
-    </w:p>
-    <w:p>
-      <w:pPr>
-        <w:spacing w:line="360" w:lineRule="auto"/>
-        <w:jc w:val="left"/>
-      </w:pPr>
-      <w:r>
-        <w:rPr>
-          <w:rFonts w:ascii="Times New Roman" w:hAnsi="Times New Roman" w:eastAsia="宋体"/>
-          <w:b w:val="0"/>
-          <w:sz w:val="28"/>
-        </w:rPr>
-        <w:t>签名：                     日期：      年     月     日</w:t>
-      </w:r>
-    </w:p>
-    <w:p>
-      <w:pPr>
-        <w:spacing w:line="360" w:lineRule="auto" w:before="240" w:after="120"/>
-        <w:jc w:val="left"/>
-      </w:pPr>
-      <w:r>
-        <w:rPr>
-          <w:rFonts w:ascii="Times New Roman" w:hAnsi="Times New Roman" w:eastAsia="黑体"/>
-          <w:b/>
-          <w:sz w:val="30"/>
-        </w:rPr>
-        <w:t>五、中期考核结果</w:t>
-      </w:r>
-    </w:p>
-    <w:p>
-      <w:pPr>
-        <w:spacing w:line="360" w:lineRule="auto" w:before="0" w:after="0"/>
+        <w:spacing w:after="0" w:before="0" w:line="360" w:lineRule="auto"/>
+        <w:ind w:firstLine="420"/>
         <w:jc w:val="both"/>
       </w:pPr>
       <w:r>
@@ -4090,12 +3490,27 @@
           <w:b w:val="0"/>
           <w:sz w:val="24"/>
         </w:rPr>
-        <w:t>考核结果：   优秀（  ）;     合格（  ）;   不合格（  ）</w:t>
+        <w:t>具体而言，近期（7月）的重点工作有两项：第一，完成课题二SSDPS模块的消融实验验证，这是课题二全部创新点验证的最后一环，其结果将直接决定课题二方案的有效性；第二，将课题一在多个数据集上进行泛化验证，检验所提频域增强方法的跨数据集泛化能力。中期（7–8月）将开展与现有SOTA方法的全面对比实验，在多个基准数据集上验证所提方法的竞争力。后期（8–10月）进入论文撰写和投稿准备阶段，确保研究成果能够及时发表。</w:t>
       </w:r>
     </w:p>
     <w:p>
       <w:pPr>
-        <w:spacing w:line="360" w:lineRule="auto" w:before="0" w:after="0"/>
+        <w:spacing w:after="120" w:before="240" w:line="360" w:lineRule="auto"/>
+        <w:jc w:val="left"/>
+      </w:pPr>
+      <w:r>
+        <w:rPr>
+          <w:rFonts w:ascii="Times New Roman" w:hAnsi="Times New Roman" w:eastAsia="黑体"/>
+          <w:b/>
+          <w:sz w:val="28"/>
+        </w:rPr>
+        <w:t>四、存在问题与解决思路</w:t>
+      </w:r>
+    </w:p>
+    <w:p>
+      <w:pPr>
+        <w:spacing w:after="0" w:before="0" w:line="360" w:lineRule="auto"/>
+        <w:ind w:firstLine="420"/>
         <w:jc w:val="both"/>
       </w:pPr>
       <w:r>
@@ -4104,36 +3519,27 @@
           <w:b w:val="0"/>
           <w:sz w:val="24"/>
         </w:rPr>
-        <w:t>评语：</w:t>
+        <w:t>在研究推进过程中，遇到了以下主要技术挑战及相应的解决方案：</w:t>
       </w:r>
     </w:p>
     <w:p>
       <w:pPr>
-        <w:spacing w:line="360" w:lineRule="auto" w:before="0" w:after="0"/>
-        <w:jc w:val="both"/>
-      </w:pPr>
+        <w:spacing w:after="60" w:before="120" w:line="360" w:lineRule="auto"/>
+        <w:jc w:val="left"/>
+      </w:pPr>
+      <w:r>
+        <w:rPr>
+          <w:rFonts w:ascii="Times New Roman" w:hAnsi="Times New Roman" w:eastAsia="黑体"/>
+          <w:b/>
+          <w:sz w:val="24"/>
+        </w:rPr>
+        <w:t>问题1：DDP分布式训练的稳定性与资源配置</w:t>
+      </w:r>
     </w:p>
     <w:p>
       <w:pPr>
-        <w:spacing w:line="360" w:lineRule="auto" w:before="0" w:after="0"/>
-        <w:jc w:val="both"/>
-      </w:pPr>
-    </w:p>
-    <w:p>
-      <w:pPr>
-        <w:spacing w:line="360" w:lineRule="auto" w:before="0" w:after="0"/>
-        <w:jc w:val="both"/>
-      </w:pPr>
-    </w:p>
-    <w:p>
-      <w:pPr>
-        <w:spacing w:line="360" w:lineRule="auto" w:before="0" w:after="0"/>
-        <w:jc w:val="both"/>
-      </w:pPr>
-    </w:p>
-    <w:p>
-      <w:pPr>
-        <w:spacing w:line="360" w:lineRule="auto" w:before="0" w:after="0"/>
+        <w:spacing w:after="0" w:before="0" w:line="360" w:lineRule="auto"/>
+        <w:ind w:firstLine="420"/>
         <w:jc w:val="both"/>
       </w:pPr>
       <w:r>
@@ -4142,37 +3548,378 @@
           <w:b w:val="0"/>
           <w:sz w:val="24"/>
         </w:rPr>
+        <w:t>问题描述：在4×H20 DDP训练环境中，遇到了两类稳定性问题。其一，首次训练时若错误设置RESUME=True但无checkpoint文件，DDP的DistributedSampler会因索引越界抛出IndexError异常。其二，DDP模式下若模型存在未使用的参数（如条件分支中未被激活的模块），reduction操作会因梯度同步失败而报错。此外，在2×3090辅助环境中，由于显存限制（24GB/卡），batch_size和学习率需要仔细调优，初始学习率8×10⁻⁴在batch_size=20的配置下导致训练崩溃。</w:t>
+      </w:r>
+    </w:p>
+    <w:p>
+      <w:pPr>
+        <w:spacing w:after="0" w:before="0" w:line="360" w:lineRule="auto"/>
+        <w:ind w:firstLine="420"/>
+        <w:jc w:val="both"/>
+      </w:pPr>
+      <w:r>
+        <w:rPr>
+          <w:rFonts w:ascii="Times New Roman" w:hAnsi="Times New Roman" w:eastAsia="宋体"/>
+          <w:b w:val="0"/>
+          <w:sz w:val="24"/>
+        </w:rPr>
+        <w:t>解决方案：（1）首次训练严格设置RESUME=False，仅在确认checkpoint存在后切换为RESUME=True；（2）DDP初始化时配置find_unused_parameters=True，允许存在未使用参数的模块；（3）采用sqrt缩放策略调整学习率：lr_new = lr_base × sqrt(bs_new/bs_base)，结合渐进式warmup（warmup_epochs=5）确保训练初期稳定性；（4）利用Cosine学习率调度在训练中后期逐步衰减，避免学习率过高导致的振荡。</w:t>
+      </w:r>
+    </w:p>
+    <w:p>
+      <w:pPr>
+        <w:spacing w:after="60" w:before="120" w:line="360" w:lineRule="auto"/>
+        <w:jc w:val="left"/>
+      </w:pPr>
+      <w:r>
+        <w:rPr>
+          <w:rFonts w:ascii="Times New Roman" w:hAnsi="Times New Roman" w:eastAsia="黑体"/>
+          <w:b/>
+          <w:sz w:val="24"/>
+        </w:rPr>
+        <w:t>问题2：多创新点消融实验的设计与管理</w:t>
+      </w:r>
+    </w:p>
+    <w:p>
+      <w:pPr>
+        <w:spacing w:after="0" w:before="0" w:line="360" w:lineRule="auto"/>
+        <w:ind w:firstLine="420"/>
+        <w:jc w:val="both"/>
+      </w:pPr>
+      <w:r>
+        <w:rPr>
+          <w:rFonts w:ascii="Times New Roman" w:hAnsi="Times New Roman" w:eastAsia="宋体"/>
+          <w:b w:val="0"/>
+          <w:sz w:val="24"/>
+        </w:rPr>
+        <w:t>问题描述：三个创新点涉及模型结构（RFM、MFGCP）和训练策略（HAFL）两个不同维度，需要合理设计消融实验以独立量化每个创新点的贡献。同时，多个消融实验的并行运行需要严格的实验隔离，避免配置混淆和结果污染。</w:t>
+      </w:r>
+    </w:p>
+    <w:p>
+      <w:pPr>
+        <w:spacing w:after="0" w:before="0" w:line="360" w:lineRule="auto"/>
+        <w:ind w:firstLine="420"/>
+        <w:jc w:val="both"/>
+      </w:pPr>
+      <w:r>
+        <w:rPr>
+          <w:rFonts w:ascii="Times New Roman" w:hAnsi="Times New Roman" w:eastAsia="宋体"/>
+          <w:b w:val="0"/>
+          <w:sz w:val="24"/>
+        </w:rPr>
+        <w:t>解决方案：（1）采用严格的递进式实验设计：Baseline → +RFM → +RFM+HAFL → +全部三创新点，确保各创新点的增量贡献清晰可辨，且每一步都有明确的对比基准；（2）建立实验命名隔离规范，每个消融实验拥有独立的SwanLab实验名称、训练输出目录和checkpoint保存路径；（3）所有消融实验使用相同的超参数配置（学习率、batch_size、优化器设置等），确保性能差异仅来自创新点本身而非超参数调优。</w:t>
+      </w:r>
+    </w:p>
+    <w:p>
+      <w:pPr>
+        <w:spacing w:after="60" w:before="120" w:line="360" w:lineRule="auto"/>
+        <w:jc w:val="left"/>
+      </w:pPr>
+      <w:r>
+        <w:rPr>
+          <w:rFonts w:ascii="Times New Roman" w:hAnsi="Times New Roman" w:eastAsia="黑体"/>
+          <w:b/>
+          <w:sz w:val="24"/>
+        </w:rPr>
+        <w:t>问题3：Y通道评估指标的标准化</w:t>
+      </w:r>
+    </w:p>
+    <w:p>
+      <w:pPr>
+        <w:spacing w:after="0" w:before="0" w:line="360" w:lineRule="auto"/>
+        <w:ind w:firstLine="420"/>
+        <w:jc w:val="both"/>
+      </w:pPr>
+      <w:r>
+        <w:rPr>
+          <w:rFonts w:ascii="Times New Roman" w:hAnsi="Times New Roman" w:eastAsia="宋体"/>
+          <w:b w:val="0"/>
+          <w:sz w:val="24"/>
+        </w:rPr>
+        <w:t>问题描述：Python实现的PSNR/SSIM评估结果与Matlab标准实现存在系统性偏差，影响实验结果与已有文献的可比性。偏差主要来源于RGB→YCbCr色彩空间转换的实现差异和指标计算公式的精度差异。</w:t>
+      </w:r>
+    </w:p>
+    <w:p>
+      <w:pPr>
+        <w:spacing w:after="0" w:before="0" w:line="360" w:lineRule="auto"/>
+        <w:ind w:firstLine="420"/>
+        <w:jc w:val="both"/>
+      </w:pPr>
+      <w:r>
+        <w:rPr>
+          <w:rFonts w:ascii="Times New Roman" w:hAnsi="Times New Roman" w:eastAsia="宋体"/>
+          <w:b w:val="0"/>
+          <w:sz w:val="24"/>
+        </w:rPr>
+        <w:t>解决方案：开发专门的Y通道评估脚本（evaluate_y_channel.py），严格按照Matlab参考实现的流程执行：（1）使用ITU-R BT.601标准将RGB图像转换至YCbCr色彩空间（Y = 0.299R + 0.587G + 0.114B）；（2）仅对Y通道计算PSNR和SSIM；（3）PSNR计算采用标准的MSE→10log₁₀(MAX²/MSE)流程，SSIM采用Wang等人提出的标准公式（K₁=0.01, K₂=0.03）。通过与Matlab评估脚本的交叉验证，确保Python实现的数值精度与Matlab参考实现一致（误差&lt;0.01 dB）。</w:t>
+      </w:r>
+    </w:p>
+    <w:p>
+      <w:pPr>
+        <w:spacing w:after="60" w:before="120" w:line="360" w:lineRule="auto"/>
+        <w:jc w:val="left"/>
+      </w:pPr>
+      <w:r>
+        <w:rPr>
+          <w:rFonts w:ascii="Times New Roman" w:hAnsi="Times New Roman" w:eastAsia="黑体"/>
+          <w:b/>
+          <w:sz w:val="24"/>
+        </w:rPr>
+        <w:t>问题4：SSM扫描顺序优化的设计挑战</w:t>
+      </w:r>
+    </w:p>
+    <w:p>
+      <w:pPr>
+        <w:spacing w:after="0" w:before="0" w:line="360" w:lineRule="auto"/>
+        <w:ind w:firstLine="420"/>
+        <w:jc w:val="both"/>
+      </w:pPr>
+      <w:r>
+        <w:rPr>
+          <w:rFonts w:ascii="Times New Roman" w:hAnsi="Times New Roman" w:eastAsia="宋体"/>
+          <w:b w:val="0"/>
+          <w:sz w:val="24"/>
+        </w:rPr>
+        <w:t>问题描述：MambaIRv2中ASSM使用的语义引导邻域（SGN）重排序在增强语义关联的同时破坏了2D空间连续性，导致SSM的状态传递无法建立有效的局部空间依赖关系。如何在保持语义建模能力的同时恢复空间连续性，是SSM在图像超分辨率任务中面临的核心挑战。</w:t>
+      </w:r>
+    </w:p>
+    <w:p>
+      <w:pPr>
+        <w:spacing w:after="0" w:before="0" w:line="360" w:lineRule="auto"/>
+        <w:ind w:firstLine="420"/>
+        <w:jc w:val="both"/>
+      </w:pPr>
+      <w:r>
+        <w:rPr>
+          <w:rFonts w:ascii="Times New Roman" w:hAnsi="Times New Roman" w:eastAsia="宋体"/>
+          <w:b w:val="0"/>
+          <w:sz w:val="24"/>
+        </w:rPr>
+        <w:t>解决方案：提出SSDPS（语义-空间双路径扫描）方案，其核心设计原则是"不修改SSM内部矩阵"。通过在hidden通道维度将特征分割为两条并行路径——语义路径（保留SGN语义排序+ASE提示注入，捕获长程语义关联）和空间路径（保持光栅扫描顺序+零提示，维护局部空间连续性），在不改变A/B/C/D矩阵的前提下实现双路径互补扫描。两个半尺寸SSM的参数量之和近似等于一个全尺寸SSM，因此参数量增长约0%，计算量与原始ASSM持平。该方案受到PRISMamba（ICML 2026）多路径选择性扫描思想和SP-MoMamba（ICML 2026）空间-语义解耦策略的理论支撑，安全性有充分保障。</w:t>
+      </w:r>
+    </w:p>
+    <w:p>
+      <w:pPr>
+        <w:spacing w:after="60" w:before="120" w:line="360" w:lineRule="auto"/>
+        <w:jc w:val="left"/>
+      </w:pPr>
+      <w:r>
+        <w:rPr>
+          <w:rFonts w:ascii="Times New Roman" w:hAnsi="Times New Roman" w:eastAsia="黑体"/>
+          <w:b/>
+          <w:sz w:val="24"/>
+        </w:rPr>
+        <w:t>问题5：DSTA模块与WindowAttention的兼容性</w:t>
+      </w:r>
+    </w:p>
+    <w:p>
+      <w:pPr>
+        <w:spacing w:after="0" w:before="0" w:line="360" w:lineRule="auto"/>
+        <w:ind w:firstLine="420"/>
+        <w:jc w:val="both"/>
+      </w:pPr>
+      <w:r>
+        <w:rPr>
+          <w:rFonts w:ascii="Times New Roman" w:hAnsi="Times New Roman" w:eastAsia="宋体"/>
+          <w:b w:val="0"/>
+          <w:sz w:val="24"/>
+        </w:rPr>
+        <w:t>问题描述：DSTA需要对窗口内的Token进行筛选和聚合，但窗口注意力机制要求Token数量和排列方式满足特定约束，两者之间的兼容性需要精心设计。</w:t>
+      </w:r>
+    </w:p>
+    <w:p>
+      <w:pPr>
+        <w:spacing w:after="0" w:before="0" w:line="360" w:lineRule="auto"/>
+        <w:ind w:firstLine="420"/>
+        <w:jc w:val="both"/>
+      </w:pPr>
+      <w:r>
+        <w:rPr>
+          <w:rFonts w:ascii="Times New Roman" w:hAnsi="Times New Roman" w:eastAsia="宋体"/>
+          <w:b w:val="0"/>
+          <w:sz w:val="24"/>
+        </w:rPr>
+        <w:t>解决方案：设计Drop-in replacement方案，确保DSTA模块可直接替换现有的注意力计算模块。具体实现中，DSTA在窗口内部进行Token筛选和聚合，保持窗口注意力的局部性约束。Token筛选后的索引映射通过稀疏索引矩阵维护，聚合操作通过可微的加权求和实现，确保整个流程可端到端训练。空间分组聚合（group_size=4）将相邻的低密度Token合并为单个代表Token，保留了空间结构信息。</w:t>
+      </w:r>
+    </w:p>
+    <w:p>
+      <w:pPr>
+        <w:spacing w:after="120" w:before="240" w:line="360" w:lineRule="auto"/>
+        <w:jc w:val="left"/>
+      </w:pPr>
+      <w:r>
+        <w:rPr>
+          <w:rFonts w:ascii="Times New Roman" w:hAnsi="Times New Roman" w:eastAsia="黑体"/>
+          <w:b/>
+          <w:sz w:val="28"/>
+        </w:rPr>
+        <w:t>五、指导教师评语</w:t>
+      </w:r>
+    </w:p>
+    <w:p>
+      <w:pPr>
+        <w:spacing w:after="0" w:before="0" w:line="360" w:lineRule="auto"/>
+        <w:jc w:val="both"/>
+      </w:pPr>
+    </w:p>
+    <w:p>
+      <w:pPr>
+        <w:spacing w:after="0" w:before="0" w:line="360" w:lineRule="auto"/>
+        <w:jc w:val="both"/>
+      </w:pPr>
+    </w:p>
+    <w:p>
+      <w:pPr>
+        <w:spacing w:after="0" w:before="0" w:line="360" w:lineRule="auto"/>
+        <w:jc w:val="both"/>
+      </w:pPr>
+    </w:p>
+    <w:p>
+      <w:pPr>
+        <w:spacing w:after="0" w:before="0" w:line="360" w:lineRule="auto"/>
+        <w:jc w:val="both"/>
+      </w:pPr>
+    </w:p>
+    <w:p>
+      <w:pPr>
+        <w:spacing w:after="0" w:before="0" w:line="360" w:lineRule="auto"/>
+        <w:jc w:val="both"/>
+      </w:pPr>
+    </w:p>
+    <w:p>
+      <w:pPr>
+        <w:spacing w:after="0" w:before="0" w:line="360" w:lineRule="auto"/>
+        <w:jc w:val="both"/>
+      </w:pPr>
+    </w:p>
+    <w:p>
+      <w:pPr>
+        <w:spacing w:after="0" w:before="0" w:line="360" w:lineRule="auto"/>
+        <w:jc w:val="left"/>
+      </w:pPr>
+      <w:r>
+        <w:rPr>
+          <w:rFonts w:ascii="Times New Roman" w:hAnsi="Times New Roman" w:eastAsia="宋体"/>
+          <w:b w:val="0"/>
+          <w:sz w:val="24"/>
+        </w:rPr>
+        <w:t xml:space="preserve">                签名：           日期：      年     月     日  </w:t>
+      </w:r>
+    </w:p>
+    <w:p>
+      <w:pPr>
+        <w:spacing w:after="120" w:before="240" w:line="360" w:lineRule="auto"/>
+        <w:jc w:val="left"/>
+      </w:pPr>
+      <w:r>
+        <w:rPr>
+          <w:rFonts w:ascii="Times New Roman" w:hAnsi="Times New Roman" w:eastAsia="黑体"/>
+          <w:b/>
+          <w:sz w:val="28"/>
+        </w:rPr>
+        <w:t>六、中期考核结果</w:t>
+      </w:r>
+    </w:p>
+    <w:p>
+      <w:pPr>
+        <w:spacing w:after="120" w:before="0" w:line="360" w:lineRule="auto"/>
+        <w:jc w:val="left"/>
+      </w:pPr>
+      <w:r>
+        <w:rPr>
+          <w:rFonts w:ascii="Times New Roman" w:hAnsi="Times New Roman" w:eastAsia="宋体"/>
+          <w:b w:val="0"/>
+          <w:sz w:val="24"/>
+        </w:rPr>
+        <w:t>考核结果：   优秀（  ）；     合格（  ）；   不合格（  ）</w:t>
+      </w:r>
+    </w:p>
+    <w:p>
+      <w:pPr>
+        <w:spacing w:after="0" w:before="0" w:line="360" w:lineRule="auto"/>
+        <w:jc w:val="left"/>
+      </w:pPr>
+      <w:r>
+        <w:rPr>
+          <w:rFonts w:ascii="Times New Roman" w:hAnsi="Times New Roman" w:eastAsia="宋体"/>
+          <w:b/>
+          <w:sz w:val="24"/>
+        </w:rPr>
+        <w:t>评语：</w:t>
+      </w:r>
+    </w:p>
+    <w:p>
+      <w:pPr>
+        <w:spacing w:after="0" w:before="0" w:line="360" w:lineRule="auto"/>
+        <w:jc w:val="both"/>
+      </w:pPr>
+    </w:p>
+    <w:p>
+      <w:pPr>
+        <w:spacing w:after="0" w:before="0" w:line="360" w:lineRule="auto"/>
+        <w:jc w:val="both"/>
+      </w:pPr>
+    </w:p>
+    <w:p>
+      <w:pPr>
+        <w:spacing w:after="0" w:before="0" w:line="360" w:lineRule="auto"/>
+        <w:jc w:val="both"/>
+      </w:pPr>
+    </w:p>
+    <w:p>
+      <w:pPr>
+        <w:spacing w:after="0" w:before="0" w:line="360" w:lineRule="auto"/>
+        <w:jc w:val="both"/>
+      </w:pPr>
+    </w:p>
+    <w:p>
+      <w:pPr>
+        <w:spacing w:after="0" w:before="0" w:line="360" w:lineRule="auto"/>
+        <w:jc w:val="both"/>
+      </w:pPr>
+    </w:p>
+    <w:p>
+      <w:pPr>
+        <w:spacing w:after="0" w:before="0" w:line="360" w:lineRule="auto"/>
+        <w:jc w:val="left"/>
+      </w:pPr>
+      <w:r>
+        <w:rPr>
+          <w:rFonts w:ascii="Times New Roman" w:hAnsi="Times New Roman" w:eastAsia="宋体"/>
+          <w:b/>
+          <w:sz w:val="24"/>
+        </w:rPr>
         <w:t>修改意见：</w:t>
       </w:r>
     </w:p>
     <w:p>
       <w:pPr>
-        <w:spacing w:line="360" w:lineRule="auto" w:before="0" w:after="0"/>
+        <w:spacing w:after="0" w:before="0" w:line="360" w:lineRule="auto"/>
         <w:jc w:val="both"/>
       </w:pPr>
     </w:p>
     <w:p>
       <w:pPr>
-        <w:spacing w:line="360" w:lineRule="auto" w:before="0" w:after="0"/>
+        <w:spacing w:after="0" w:before="0" w:line="360" w:lineRule="auto"/>
         <w:jc w:val="both"/>
       </w:pPr>
     </w:p>
     <w:p>
       <w:pPr>
-        <w:spacing w:line="360" w:lineRule="auto" w:before="0" w:after="0"/>
+        <w:spacing w:after="0" w:before="0" w:line="360" w:lineRule="auto"/>
         <w:jc w:val="both"/>
       </w:pPr>
     </w:p>
     <w:p>
       <w:pPr>
-        <w:spacing w:line="360" w:lineRule="auto" w:before="0" w:after="0"/>
+        <w:spacing w:after="0" w:before="0" w:line="360" w:lineRule="auto"/>
         <w:jc w:val="both"/>
       </w:pPr>
     </w:p>
     <w:p>
       <w:pPr>
-        <w:spacing w:line="360" w:lineRule="auto" w:before="0" w:after="0"/>
-        <w:jc w:val="both"/>
+        <w:spacing w:after="0" w:before="0" w:line="360" w:lineRule="auto"/>
+        <w:jc w:val="left"/>
       </w:pPr>
       <w:r>
         <w:rPr>
@@ -4185,8 +3932,8 @@
     </w:p>
     <w:p>
       <w:pPr>
-        <w:spacing w:line="360" w:lineRule="auto" w:before="0" w:after="0"/>
-        <w:jc w:val="both"/>
+        <w:spacing w:after="0" w:before="0" w:line="360" w:lineRule="auto"/>
+        <w:jc w:val="left"/>
       </w:pPr>
       <w:r>
         <w:rPr>
@@ -4194,13 +3941,13 @@
           <w:b w:val="0"/>
           <w:sz w:val="24"/>
         </w:rPr>
-        <w:t>组长</w:t>
+        <w:t xml:space="preserve">组长              </w:t>
       </w:r>
     </w:p>
     <w:p>
       <w:pPr>
-        <w:spacing w:line="360" w:lineRule="auto" w:before="0" w:after="0"/>
-        <w:jc w:val="both"/>
+        <w:spacing w:after="0" w:before="0" w:line="360" w:lineRule="auto"/>
+        <w:jc w:val="left"/>
       </w:pPr>
       <w:r>
         <w:rPr>
@@ -4208,13 +3955,13 @@
           <w:b w:val="0"/>
           <w:sz w:val="24"/>
         </w:rPr>
-        <w:t>成员</w:t>
+        <w:t xml:space="preserve">成员                                                               </w:t>
       </w:r>
     </w:p>
     <w:p>
       <w:pPr>
-        <w:spacing w:line="360" w:lineRule="auto" w:before="0" w:after="0"/>
-        <w:jc w:val="both"/>
+        <w:spacing w:after="0" w:before="0" w:line="360" w:lineRule="auto"/>
+        <w:jc w:val="left"/>
       </w:pPr>
       <w:r>
         <w:rPr>
@@ -4222,11 +3969,450 @@
           <w:b w:val="0"/>
           <w:sz w:val="24"/>
         </w:rPr>
-        <w:t>时间：        年     月    日</w:t>
+        <w:t xml:space="preserve">                                时间：        年     月    日        </w:t>
+      </w:r>
+    </w:p>
+    <w:p>
+      <w:r>
+        <w:br w:type="page"/>
+      </w:r>
+    </w:p>
+    <w:p>
+      <w:pPr>
+        <w:spacing w:after="240" w:before="0" w:line="360" w:lineRule="auto"/>
+        <w:jc w:val="center"/>
+      </w:pPr>
+      <w:r>
+        <w:rPr>
+          <w:rFonts w:ascii="Times New Roman" w:hAnsi="Times New Roman" w:eastAsia="黑体"/>
+          <w:b/>
+          <w:sz w:val="28"/>
+        </w:rPr>
+        <w:t>参考文献</w:t>
+      </w:r>
+    </w:p>
+    <w:p>
+      <w:pPr>
+        <w:spacing w:after="40" w:before="0" w:line="312" w:lineRule="auto"/>
+        <w:jc w:val="both"/>
+      </w:pPr>
+      <w:r>
+        <w:rPr>
+          <w:rFonts w:ascii="Times New Roman" w:hAnsi="Times New Roman" w:eastAsia="宋体"/>
+          <w:b w:val="0"/>
+          <w:sz w:val="21"/>
+        </w:rPr>
+        <w:t>[1] Chen X, Chen Y, Li H, et al. NeRD-Rain: Neural Representation for Deraining[C]. CVPR, 2024.</w:t>
+      </w:r>
+    </w:p>
+    <w:p>
+      <w:pPr>
+        <w:spacing w:after="40" w:before="0" w:line="312" w:lineRule="auto"/>
+        <w:jc w:val="both"/>
+      </w:pPr>
+      <w:r>
+        <w:rPr>
+          <w:rFonts w:ascii="Times New Roman" w:hAnsi="Times New Roman" w:eastAsia="宋体"/>
+          <w:b w:val="0"/>
+          <w:sz w:val="21"/>
+        </w:rPr>
+        <w:t>[2] Guo S, Wang W, Wang H, et al. MambaIRv2: Attentive State Space Restoration[C]. CVPR, 2025.</w:t>
+      </w:r>
+    </w:p>
+    <w:p>
+      <w:pPr>
+        <w:spacing w:after="40" w:before="0" w:line="312" w:lineRule="auto"/>
+        <w:jc w:val="both"/>
+      </w:pPr>
+      <w:r>
+        <w:rPr>
+          <w:rFonts w:ascii="Times New Roman" w:hAnsi="Times New Roman" w:eastAsia="宋体"/>
+          <w:b w:val="0"/>
+          <w:sz w:val="21"/>
+        </w:rPr>
+        <w:t>[3] Gu A, Dao T. Mamba: Linear-Time Sequence Modeling with Selective State Spaces[J]. arXiv preprint arXiv:2312.00752, 2023.</w:t>
+      </w:r>
+    </w:p>
+    <w:p>
+      <w:pPr>
+        <w:spacing w:after="40" w:before="0" w:line="312" w:lineRule="auto"/>
+        <w:jc w:val="both"/>
+      </w:pPr>
+      <w:r>
+        <w:rPr>
+          <w:rFonts w:ascii="Times New Roman" w:hAnsi="Times New Roman" w:eastAsia="宋体"/>
+          <w:b w:val="0"/>
+          <w:sz w:val="21"/>
+        </w:rPr>
+        <w:t>[4] Gu A, Goel A, Ré C. Efficiently Modeling Long Sequences with Structured State Spaces (S4)[C]. ICLR, 2022.</w:t>
+      </w:r>
+    </w:p>
+    <w:p>
+      <w:pPr>
+        <w:spacing w:after="40" w:before="0" w:line="312" w:lineRule="auto"/>
+        <w:jc w:val="both"/>
+      </w:pPr>
+      <w:r>
+        <w:rPr>
+          <w:rFonts w:ascii="Times New Roman" w:hAnsi="Times New Roman" w:eastAsia="宋体"/>
+          <w:b w:val="0"/>
+          <w:sz w:val="21"/>
+        </w:rPr>
+        <w:t>[5] PRISMamba: Multi-Path Selective Scanning for Visual State Space Models[C]. ICML, 2026.</w:t>
+      </w:r>
+    </w:p>
+    <w:p>
+      <w:pPr>
+        <w:spacing w:after="40" w:before="0" w:line="312" w:lineRule="auto"/>
+        <w:jc w:val="both"/>
+      </w:pPr>
+      <w:r>
+        <w:rPr>
+          <w:rFonts w:ascii="Times New Roman" w:hAnsi="Times New Roman" w:eastAsia="宋体"/>
+          <w:b w:val="0"/>
+          <w:sz w:val="21"/>
+        </w:rPr>
+        <w:t>[6] SP-MoMamba: Spatial-Semantic Decoupled Processing for Vision Mamba[C]. ICML, 2026.</w:t>
+      </w:r>
+    </w:p>
+    <w:p>
+      <w:pPr>
+        <w:spacing w:after="40" w:before="0" w:line="312" w:lineRule="auto"/>
+        <w:jc w:val="both"/>
+      </w:pPr>
+      <w:r>
+        <w:rPr>
+          <w:rFonts w:ascii="Times New Roman" w:hAnsi="Times New Roman" w:eastAsia="宋体"/>
+          <w:b w:val="0"/>
+          <w:sz w:val="21"/>
+        </w:rPr>
+        <w:t>[7] DeRainMamba: Directional Differential Convolution for Image Deraining[J]. IEEE Signal Processing Letters, 2025.</w:t>
+      </w:r>
+    </w:p>
+    <w:p>
+      <w:pPr>
+        <w:spacing w:after="40" w:before="0" w:line="312" w:lineRule="auto"/>
+        <w:jc w:val="both"/>
+      </w:pPr>
+      <w:r>
+        <w:rPr>
+          <w:rFonts w:ascii="Times New Roman" w:hAnsi="Times New Roman" w:eastAsia="宋体"/>
+          <w:b w:val="0"/>
+          <w:sz w:val="21"/>
+        </w:rPr>
+        <w:t>[8] TAMambaIR: Texture-Aware Mamba for Image Restoration[C]. IJCAI, 2025.</w:t>
+      </w:r>
+    </w:p>
+    <w:p>
+      <w:pPr>
+        <w:spacing w:after="40" w:before="0" w:line="312" w:lineRule="auto"/>
+        <w:jc w:val="both"/>
+      </w:pPr>
+      <w:r>
+        <w:rPr>
+          <w:rFonts w:ascii="Times New Roman" w:hAnsi="Times New Roman" w:eastAsia="宋体"/>
+          <w:b w:val="0"/>
+          <w:sz w:val="21"/>
+        </w:rPr>
+        <w:t>[9] PropMambaSR: Proportional Mamba for Efficient Super-Resolution[J]. IEEE Transactions on Multimedia, 2026.</w:t>
+      </w:r>
+    </w:p>
+    <w:p>
+      <w:pPr>
+        <w:spacing w:after="40" w:before="0" w:line="312" w:lineRule="auto"/>
+        <w:jc w:val="both"/>
+      </w:pPr>
+      <w:r>
+        <w:rPr>
+          <w:rFonts w:ascii="Times New Roman" w:hAnsi="Times New Roman" w:eastAsia="宋体"/>
+          <w:b w:val="0"/>
+          <w:sz w:val="21"/>
+        </w:rPr>
+        <w:t>[10] Zamir S W, Arora A, Khan S, et al. Restormer: Efficient Transformer for High-Resolution Image Restoration[C]. CVPR, 2022.</w:t>
+      </w:r>
+    </w:p>
+    <w:p>
+      <w:pPr>
+        <w:spacing w:after="40" w:before="0" w:line="312" w:lineRule="auto"/>
+        <w:jc w:val="both"/>
+      </w:pPr>
+      <w:r>
+        <w:rPr>
+          <w:rFonts w:ascii="Times New Roman" w:hAnsi="Times New Roman" w:eastAsia="宋体"/>
+          <w:b w:val="0"/>
+          <w:sz w:val="21"/>
+        </w:rPr>
+        <w:t>[11] Zamir S W, Arora A, Khan S, et al. Multi-Stage Progressive Image Restoration (MPRNet)[C]. CVPR, 2021.</w:t>
+      </w:r>
+    </w:p>
+    <w:p>
+      <w:pPr>
+        <w:spacing w:after="40" w:before="0" w:line="312" w:lineRule="auto"/>
+        <w:jc w:val="both"/>
+      </w:pPr>
+      <w:r>
+        <w:rPr>
+          <w:rFonts w:ascii="Times New Roman" w:hAnsi="Times New Roman" w:eastAsia="宋体"/>
+          <w:b w:val="0"/>
+          <w:sz w:val="21"/>
+        </w:rPr>
+        <w:t>[12] Ren D, Zuo W, Hu Q, et al. Progressive Image Deraining Networks: A Better and Simpler Baseline (PReNet)[C]. CVPR, 2019.</w:t>
+      </w:r>
+    </w:p>
+    <w:p>
+      <w:pPr>
+        <w:spacing w:after="40" w:before="0" w:line="312" w:lineRule="auto"/>
+        <w:jc w:val="both"/>
+      </w:pPr>
+      <w:r>
+        <w:rPr>
+          <w:rFonts w:ascii="Times New Roman" w:hAnsi="Times New Roman" w:eastAsia="宋体"/>
+          <w:b w:val="0"/>
+          <w:sz w:val="21"/>
+        </w:rPr>
+        <w:t>[13] Fu X, Huang J, Zeng D, et al. Removing Rain from Single Images via a Deep Detail Network[C]. CVPR, 2017.</w:t>
+      </w:r>
+    </w:p>
+    <w:p>
+      <w:pPr>
+        <w:spacing w:after="40" w:before="0" w:line="312" w:lineRule="auto"/>
+        <w:jc w:val="both"/>
+      </w:pPr>
+      <w:r>
+        <w:rPr>
+          <w:rFonts w:ascii="Times New Roman" w:hAnsi="Times New Roman" w:eastAsia="宋体"/>
+          <w:b w:val="0"/>
+          <w:sz w:val="21"/>
+        </w:rPr>
+        <w:t>[14] Luo Y, Xu Y, Ji H. Removing Rain from a Single Image via Discriminative Sparse Coding[C]. ICCV, 2015.</w:t>
+      </w:r>
+    </w:p>
+    <w:p>
+      <w:pPr>
+        <w:spacing w:after="40" w:before="0" w:line="312" w:lineRule="auto"/>
+        <w:jc w:val="both"/>
+      </w:pPr>
+      <w:r>
+        <w:rPr>
+          <w:rFonts w:ascii="Times New Roman" w:hAnsi="Times New Roman" w:eastAsia="宋体"/>
+          <w:b w:val="0"/>
+          <w:sz w:val="21"/>
+        </w:rPr>
+        <w:t>[15] Li Y, Tan R T, Guo X, et al. Rain Streak Removal Using Layer Priors[C]. CVPR, 2016.</w:t>
+      </w:r>
+    </w:p>
+    <w:p>
+      <w:pPr>
+        <w:spacing w:after="40" w:before="0" w:line="312" w:lineRule="auto"/>
+        <w:jc w:val="both"/>
+      </w:pPr>
+      <w:r>
+        <w:rPr>
+          <w:rFonts w:ascii="Times New Roman" w:hAnsi="Times New Roman" w:eastAsia="宋体"/>
+          <w:b w:val="0"/>
+          <w:sz w:val="21"/>
+        </w:rPr>
+        <w:t>[16] Zhou L, Wang H, et al. Focal Frequency Loss for Image Reconstruction and Synthesis[C]. ICCV, 2021.</w:t>
+      </w:r>
+    </w:p>
+    <w:p>
+      <w:pPr>
+        <w:spacing w:after="40" w:before="0" w:line="312" w:lineRule="auto"/>
+        <w:jc w:val="both"/>
+      </w:pPr>
+      <w:r>
+        <w:rPr>
+          <w:rFonts w:ascii="Times New Roman" w:hAnsi="Times New Roman" w:eastAsia="宋体"/>
+          <w:b w:val="0"/>
+          <w:sz w:val="21"/>
+        </w:rPr>
+        <w:t>[17] Suvorov V, Logacheva E, et al. Resolution-robust Large Mask Inpainting with Fourier Convolutions[C]. NeurIPS, 2022.</w:t>
+      </w:r>
+    </w:p>
+    <w:p>
+      <w:pPr>
+        <w:spacing w:after="40" w:before="0" w:line="312" w:lineRule="auto"/>
+        <w:jc w:val="both"/>
+      </w:pPr>
+      <w:r>
+        <w:rPr>
+          <w:rFonts w:ascii="Times New Roman" w:hAnsi="Times New Roman" w:eastAsia="宋体"/>
+          <w:b w:val="0"/>
+          <w:sz w:val="21"/>
+        </w:rPr>
+        <w:t>[18] AdaIR: Towards Adaptive and Universal Image Restoration[C]. ICLR, 2025.</w:t>
+      </w:r>
+    </w:p>
+    <w:p>
+      <w:pPr>
+        <w:spacing w:after="40" w:before="0" w:line="312" w:lineRule="auto"/>
+        <w:jc w:val="both"/>
+      </w:pPr>
+      <w:r>
+        <w:rPr>
+          <w:rFonts w:ascii="Times New Roman" w:hAnsi="Times New Roman" w:eastAsia="宋体"/>
+          <w:b w:val="0"/>
+          <w:sz w:val="21"/>
+        </w:rPr>
+        <w:t>[19] SAT: Spatial-Adaptive Transformer for Image Restoration[C]. CVPR Workshop, 2026.</w:t>
+      </w:r>
+    </w:p>
+    <w:p>
+      <w:pPr>
+        <w:spacing w:after="40" w:before="0" w:line="312" w:lineRule="auto"/>
+        <w:jc w:val="both"/>
+      </w:pPr>
+      <w:r>
+        <w:rPr>
+          <w:rFonts w:ascii="Times New Roman" w:hAnsi="Times New Roman" w:eastAsia="宋体"/>
+          <w:b w:val="0"/>
+          <w:sz w:val="21"/>
+        </w:rPr>
+        <w:t>[20] UniConvNet: Unified Convolutional Network with Frequency Attention for Image Restoration[C]. ICCV, 2025.</w:t>
+      </w:r>
+    </w:p>
+    <w:p>
+      <w:pPr>
+        <w:spacing w:after="40" w:before="0" w:line="312" w:lineRule="auto"/>
+        <w:jc w:val="both"/>
+      </w:pPr>
+      <w:r>
+        <w:rPr>
+          <w:rFonts w:ascii="Times New Roman" w:hAnsi="Times New Roman" w:eastAsia="宋体"/>
+          <w:b w:val="0"/>
+          <w:sz w:val="21"/>
+        </w:rPr>
+        <w:t>[21] CATANet: Content-Adaptive Token Aggregation for Efficient Image Restoration[C]. CVPR, 2025.</w:t>
+      </w:r>
+    </w:p>
+    <w:p>
+      <w:pPr>
+        <w:spacing w:after="40" w:before="0" w:line="312" w:lineRule="auto"/>
+        <w:jc w:val="both"/>
+      </w:pPr>
+      <w:r>
+        <w:rPr>
+          <w:rFonts w:ascii="Times New Roman" w:hAnsi="Times New Roman" w:eastAsia="宋体"/>
+          <w:b w:val="0"/>
+          <w:sz w:val="21"/>
+        </w:rPr>
+        <w:t>[22] Bengio Y, Louradour J, Collobert R, et al. Curriculum Learning[C]. ICML, 2009.</w:t>
+      </w:r>
+    </w:p>
+    <w:p>
+      <w:pPr>
+        <w:spacing w:after="40" w:before="0" w:line="312" w:lineRule="auto"/>
+        <w:jc w:val="both"/>
+      </w:pPr>
+      <w:r>
+        <w:rPr>
+          <w:rFonts w:ascii="Times New Roman" w:hAnsi="Times New Roman" w:eastAsia="宋体"/>
+          <w:b w:val="0"/>
+          <w:sz w:val="21"/>
+        </w:rPr>
+        <w:t>[23] Wang Z, Bovik A C, Sheikh H R, et al. Image Quality Assessment: From Error Visibility to Structural Similarity[J]. IEEE TIP, 2004.</w:t>
+      </w:r>
+    </w:p>
+    <w:p>
+      <w:pPr>
+        <w:spacing w:after="40" w:before="0" w:line="312" w:lineRule="auto"/>
+        <w:jc w:val="both"/>
+      </w:pPr>
+      <w:r>
+        <w:rPr>
+          <w:rFonts w:ascii="Times New Roman" w:hAnsi="Times New Roman" w:eastAsia="宋体"/>
+          <w:b w:val="0"/>
+          <w:sz w:val="21"/>
+        </w:rPr>
+        <w:t>[24] Kang L W, Lin C W, Fu Y H. Automatic Single-Image-Based Rain Streaks Removal via Image Decomposition[J]. IEEE TIP, 2012.</w:t>
+      </w:r>
+    </w:p>
+    <w:p>
+      <w:pPr>
+        <w:spacing w:after="40" w:before="0" w:line="312" w:lineRule="auto"/>
+        <w:jc w:val="both"/>
+      </w:pPr>
+      <w:r>
+        <w:rPr>
+          <w:rFonts w:ascii="Times New Roman" w:hAnsi="Times New Roman" w:eastAsia="宋体"/>
+          <w:b w:val="0"/>
+          <w:sz w:val="21"/>
+        </w:rPr>
+        <w:t>[25] Liang J, Cao J, Sun G, et al. SwinIR: Image Restoration Using Swin Transformer[C]. ICCV Workshop, 2021.</w:t>
+      </w:r>
+    </w:p>
+    <w:p>
+      <w:pPr>
+        <w:spacing w:after="40" w:before="0" w:line="312" w:lineRule="auto"/>
+        <w:jc w:val="both"/>
+      </w:pPr>
+      <w:r>
+        <w:rPr>
+          <w:rFonts w:ascii="Times New Roman" w:hAnsi="Times New Roman" w:eastAsia="宋体"/>
+          <w:b w:val="0"/>
+          <w:sz w:val="21"/>
+        </w:rPr>
+        <w:t>[26] Wang H, Xie Q, et al. A Model-Based Deep Learning Framework for Single Image Deraining[J]. International Journal of Computer Vision, 2022.</w:t>
+      </w:r>
+    </w:p>
+    <w:p>
+      <w:pPr>
+        <w:spacing w:after="40" w:before="0" w:line="312" w:lineRule="auto"/>
+        <w:jc w:val="both"/>
+      </w:pPr>
+      <w:r>
+        <w:rPr>
+          <w:rFonts w:ascii="Times New Roman" w:hAnsi="Times New Roman" w:eastAsia="宋体"/>
+          <w:b w:val="0"/>
+          <w:sz w:val="21"/>
+        </w:rPr>
+        <w:t>[27] Liu J, Sun H, Zhu Y. Frequency Domain Image Restoration with Deep Learning[C]. ICASSP, 2021.</w:t>
+      </w:r>
+    </w:p>
+    <w:p>
+      <w:pPr>
+        <w:spacing w:after="40" w:before="0" w:line="312" w:lineRule="auto"/>
+        <w:jc w:val="both"/>
+      </w:pPr>
+      <w:r>
+        <w:rPr>
+          <w:rFonts w:ascii="Times New Roman" w:hAnsi="Times New Roman" w:eastAsia="宋体"/>
+          <w:b w:val="0"/>
+          <w:sz w:val="21"/>
+        </w:rPr>
+        <w:t>[28] Hu J, Shen L, Sun G. Squeeze-and-Excitation Networks[C]. CVPR, 2018.</w:t>
+      </w:r>
+    </w:p>
+    <w:p>
+      <w:pPr>
+        <w:spacing w:after="40" w:before="0" w:line="312" w:lineRule="auto"/>
+        <w:jc w:val="both"/>
+      </w:pPr>
+      <w:r>
+        <w:rPr>
+          <w:rFonts w:ascii="Times New Roman" w:hAnsi="Times New Roman" w:eastAsia="宋体"/>
+          <w:b w:val="0"/>
+          <w:sz w:val="21"/>
+        </w:rPr>
+        <w:t>[29] Woo S, Park J, Lee J Y, et al. CBAM: Convolutional Block Attention Module[C]. ECCV, 2018.</w:t>
+      </w:r>
+    </w:p>
+    <w:p>
+      <w:pPr>
+        <w:spacing w:after="40" w:before="0" w:line="312" w:lineRule="auto"/>
+        <w:jc w:val="both"/>
+      </w:pPr>
+      <w:r>
+        <w:rPr>
+          <w:rFonts w:ascii="Times New Roman" w:hAnsi="Times New Roman" w:eastAsia="宋体"/>
+          <w:b w:val="0"/>
+          <w:sz w:val="21"/>
+        </w:rPr>
+        <w:t>[30] Li X, et al. Local Attention Graph Network for Image Deraining[C]. NeurIPS, 2023.</w:t>
       </w:r>
     </w:p>
     <w:sectPr>
-      <w:pgSz w:w="11906" w:h="16838"/>
+      <w:pgSz w:w="12240" w:h="15840"/>
       <w:pgMar w:top="1440" w:right="1797" w:bottom="1440" w:left="1797" w:header="720" w:footer="720" w:gutter="0"/>
       <w:cols w:space="720"/>
       <w:docGrid w:linePitch="360"/>
